--- a/THUCTAP/Templates/theodoithietbi.docx
+++ b/THUCTAP/Templates/theodoithietbi.docx
@@ -23,7 +23,6 @@
         </w:rPr>
         <w:t xml:space="preserve"> </w:t>
       </w:r>
-      <w:proofErr w:type="spellStart"/>
       <w:r>
         <w:rPr>
           <w:rFonts w:asciiTheme="minorHAnsi" w:hAnsiTheme="minorHAnsi" w:cstheme="minorHAnsi"/>
@@ -31,57 +30,7 @@
           <w:bCs/>
           <w:sz w:val="24"/>
         </w:rPr>
-        <w:t>Tên</w:t>
-      </w:r>
-      <w:proofErr w:type="spellEnd"/>
-      <w:r>
-        <w:rPr>
-          <w:rFonts w:asciiTheme="minorHAnsi" w:hAnsiTheme="minorHAnsi" w:cstheme="minorHAnsi"/>
-          <w:b/>
-          <w:bCs/>
-          <w:sz w:val="24"/>
-        </w:rPr>
-        <w:t xml:space="preserve"> </w:t>
-      </w:r>
-      <w:proofErr w:type="spellStart"/>
-      <w:r>
-        <w:rPr>
-          <w:rFonts w:asciiTheme="minorHAnsi" w:hAnsiTheme="minorHAnsi" w:cstheme="minorHAnsi"/>
-          <w:b/>
-          <w:bCs/>
-          <w:sz w:val="24"/>
-        </w:rPr>
-        <w:t>thiết</w:t>
-      </w:r>
-      <w:proofErr w:type="spellEnd"/>
-      <w:r>
-        <w:rPr>
-          <w:rFonts w:asciiTheme="minorHAnsi" w:hAnsiTheme="minorHAnsi" w:cstheme="minorHAnsi"/>
-          <w:b/>
-          <w:bCs/>
-          <w:sz w:val="24"/>
-        </w:rPr>
-        <w:t xml:space="preserve"> </w:t>
-      </w:r>
-      <w:proofErr w:type="spellStart"/>
-      <w:r>
-        <w:rPr>
-          <w:rFonts w:asciiTheme="minorHAnsi" w:hAnsiTheme="minorHAnsi" w:cstheme="minorHAnsi"/>
-          <w:b/>
-          <w:bCs/>
-          <w:sz w:val="24"/>
-        </w:rPr>
-        <w:t>bị</w:t>
-      </w:r>
-      <w:proofErr w:type="spellEnd"/>
-      <w:r>
-        <w:rPr>
-          <w:rFonts w:asciiTheme="minorHAnsi" w:hAnsiTheme="minorHAnsi" w:cstheme="minorHAnsi"/>
-          <w:b/>
-          <w:bCs/>
-          <w:sz w:val="24"/>
-        </w:rPr>
-        <w:t>:</w:t>
+        <w:t>Tên thiết bị:</w:t>
       </w:r>
       <w:r>
         <w:t xml:space="preserve"> </w:t>
@@ -93,27 +42,7 @@
           <w:bCs/>
           <w:sz w:val="24"/>
         </w:rPr>
-        <w:t>{{</w:t>
-      </w:r>
-      <w:proofErr w:type="spellStart"/>
-      <w:r>
-        <w:rPr>
-          <w:rFonts w:asciiTheme="minorHAnsi" w:hAnsiTheme="minorHAnsi" w:cstheme="minorHAnsi"/>
-          <w:b/>
-          <w:bCs/>
-          <w:sz w:val="24"/>
-        </w:rPr>
-        <w:t>equipmentName</w:t>
-      </w:r>
-      <w:proofErr w:type="spellEnd"/>
-      <w:r>
-        <w:rPr>
-          <w:rFonts w:asciiTheme="minorHAnsi" w:hAnsiTheme="minorHAnsi" w:cstheme="minorHAnsi"/>
-          <w:b/>
-          <w:bCs/>
-          <w:sz w:val="24"/>
-        </w:rPr>
-        <w:t>}}</w:t>
+        <w:t>{{equipmentName}}</w:t>
       </w:r>
     </w:p>
     <w:p>
@@ -138,7 +67,6 @@
         </w:rPr>
         <w:t xml:space="preserve"> </w:t>
       </w:r>
-      <w:proofErr w:type="spellStart"/>
       <w:r>
         <w:rPr>
           <w:rFonts w:asciiTheme="minorHAnsi" w:hAnsiTheme="minorHAnsi" w:cstheme="minorHAnsi"/>
@@ -146,57 +74,7 @@
           <w:bCs/>
           <w:sz w:val="24"/>
         </w:rPr>
-        <w:t>Ký</w:t>
-      </w:r>
-      <w:proofErr w:type="spellEnd"/>
-      <w:r>
-        <w:rPr>
-          <w:rFonts w:asciiTheme="minorHAnsi" w:hAnsiTheme="minorHAnsi" w:cstheme="minorHAnsi"/>
-          <w:b/>
-          <w:bCs/>
-          <w:sz w:val="24"/>
-        </w:rPr>
-        <w:t xml:space="preserve"> </w:t>
-      </w:r>
-      <w:proofErr w:type="spellStart"/>
-      <w:r>
-        <w:rPr>
-          <w:rFonts w:asciiTheme="minorHAnsi" w:hAnsiTheme="minorHAnsi" w:cstheme="minorHAnsi"/>
-          <w:b/>
-          <w:bCs/>
-          <w:sz w:val="24"/>
-        </w:rPr>
-        <w:t>hiệu</w:t>
-      </w:r>
-      <w:proofErr w:type="spellEnd"/>
-      <w:r>
-        <w:rPr>
-          <w:rFonts w:asciiTheme="minorHAnsi" w:hAnsiTheme="minorHAnsi" w:cstheme="minorHAnsi"/>
-          <w:b/>
-          <w:bCs/>
-          <w:sz w:val="24"/>
-        </w:rPr>
-        <w:t>/</w:t>
-      </w:r>
-      <w:proofErr w:type="spellStart"/>
-      <w:r>
-        <w:rPr>
-          <w:rFonts w:asciiTheme="minorHAnsi" w:hAnsiTheme="minorHAnsi" w:cstheme="minorHAnsi"/>
-          <w:b/>
-          <w:bCs/>
-          <w:sz w:val="24"/>
-        </w:rPr>
-        <w:t>hãng</w:t>
-      </w:r>
-      <w:proofErr w:type="spellEnd"/>
-      <w:r>
-        <w:rPr>
-          <w:rFonts w:asciiTheme="minorHAnsi" w:hAnsiTheme="minorHAnsi" w:cstheme="minorHAnsi"/>
-          <w:b/>
-          <w:bCs/>
-          <w:sz w:val="24"/>
-        </w:rPr>
-        <w:t>:</w:t>
+        <w:t>Ký hiệu/hãng:</w:t>
       </w:r>
       <w:r>
         <w:t xml:space="preserve"> </w:t>
@@ -208,27 +86,7 @@
           <w:bCs/>
           <w:sz w:val="24"/>
         </w:rPr>
-        <w:t>{{</w:t>
-      </w:r>
-      <w:proofErr w:type="spellStart"/>
-      <w:r>
-        <w:rPr>
-          <w:rFonts w:asciiTheme="minorHAnsi" w:hAnsiTheme="minorHAnsi" w:cstheme="minorHAnsi"/>
-          <w:b/>
-          <w:bCs/>
-          <w:sz w:val="24"/>
-        </w:rPr>
-        <w:t>modelManufacturer</w:t>
-      </w:r>
-      <w:proofErr w:type="spellEnd"/>
-      <w:r>
-        <w:rPr>
-          <w:rFonts w:asciiTheme="minorHAnsi" w:hAnsiTheme="minorHAnsi" w:cstheme="minorHAnsi"/>
-          <w:b/>
-          <w:bCs/>
-          <w:sz w:val="24"/>
-        </w:rPr>
-        <w:t>}}</w:t>
+        <w:t>{{modelManufacturer}}</w:t>
       </w:r>
       <w:r>
         <w:rPr>
@@ -266,7 +124,6 @@
         </w:rPr>
         <w:t xml:space="preserve">     </w:t>
       </w:r>
-      <w:proofErr w:type="spellStart"/>
       <w:r>
         <w:rPr>
           <w:rFonts w:asciiTheme="minorHAnsi" w:hAnsiTheme="minorHAnsi" w:cstheme="minorHAnsi"/>
@@ -274,57 +131,7 @@
           <w:bCs/>
           <w:sz w:val="24"/>
         </w:rPr>
-        <w:t>Người</w:t>
-      </w:r>
-      <w:proofErr w:type="spellEnd"/>
-      <w:r>
-        <w:rPr>
-          <w:rFonts w:asciiTheme="minorHAnsi" w:hAnsiTheme="minorHAnsi" w:cstheme="minorHAnsi"/>
-          <w:b/>
-          <w:bCs/>
-          <w:sz w:val="24"/>
-        </w:rPr>
-        <w:t xml:space="preserve"> </w:t>
-      </w:r>
-      <w:proofErr w:type="spellStart"/>
-      <w:r>
-        <w:rPr>
-          <w:rFonts w:asciiTheme="minorHAnsi" w:hAnsiTheme="minorHAnsi" w:cstheme="minorHAnsi"/>
-          <w:b/>
-          <w:bCs/>
-          <w:sz w:val="24"/>
-        </w:rPr>
-        <w:t>phụ</w:t>
-      </w:r>
-      <w:proofErr w:type="spellEnd"/>
-      <w:r>
-        <w:rPr>
-          <w:rFonts w:asciiTheme="minorHAnsi" w:hAnsiTheme="minorHAnsi" w:cstheme="minorHAnsi"/>
-          <w:b/>
-          <w:bCs/>
-          <w:sz w:val="24"/>
-        </w:rPr>
-        <w:t xml:space="preserve"> </w:t>
-      </w:r>
-      <w:proofErr w:type="spellStart"/>
-      <w:r>
-        <w:rPr>
-          <w:rFonts w:asciiTheme="minorHAnsi" w:hAnsiTheme="minorHAnsi" w:cstheme="minorHAnsi"/>
-          <w:b/>
-          <w:bCs/>
-          <w:sz w:val="24"/>
-        </w:rPr>
-        <w:t>trách</w:t>
-      </w:r>
-      <w:proofErr w:type="spellEnd"/>
-      <w:r>
-        <w:rPr>
-          <w:rFonts w:asciiTheme="minorHAnsi" w:hAnsiTheme="minorHAnsi" w:cstheme="minorHAnsi"/>
-          <w:b/>
-          <w:bCs/>
-          <w:sz w:val="24"/>
-        </w:rPr>
-        <w:t>:</w:t>
+        <w:t>Người phụ trách:</w:t>
       </w:r>
       <w:r>
         <w:t xml:space="preserve"> </w:t>
@@ -336,27 +143,7 @@
           <w:bCs/>
           <w:sz w:val="24"/>
         </w:rPr>
-        <w:t>{{</w:t>
-      </w:r>
-      <w:proofErr w:type="spellStart"/>
-      <w:r>
-        <w:rPr>
-          <w:rFonts w:asciiTheme="minorHAnsi" w:hAnsiTheme="minorHAnsi" w:cstheme="minorHAnsi"/>
-          <w:b/>
-          <w:bCs/>
-          <w:sz w:val="24"/>
-        </w:rPr>
-        <w:t>preparerName</w:t>
-      </w:r>
-      <w:proofErr w:type="spellEnd"/>
-      <w:r>
-        <w:rPr>
-          <w:rFonts w:asciiTheme="minorHAnsi" w:hAnsiTheme="minorHAnsi" w:cstheme="minorHAnsi"/>
-          <w:b/>
-          <w:bCs/>
-          <w:sz w:val="24"/>
-        </w:rPr>
-        <w:t>}}</w:t>
+        <w:t>{{preparerName}}</w:t>
       </w:r>
       <w:r>
         <w:rPr>
@@ -390,7 +177,6 @@
         </w:rPr>
         <w:t xml:space="preserve"> </w:t>
       </w:r>
-      <w:proofErr w:type="spellStart"/>
       <w:r>
         <w:rPr>
           <w:rFonts w:asciiTheme="minorHAnsi" w:hAnsiTheme="minorHAnsi" w:cstheme="minorHAnsi"/>
@@ -398,57 +184,7 @@
           <w:bCs/>
           <w:sz w:val="24"/>
         </w:rPr>
-        <w:t>Mã</w:t>
-      </w:r>
-      <w:proofErr w:type="spellEnd"/>
-      <w:r>
-        <w:rPr>
-          <w:rFonts w:asciiTheme="minorHAnsi" w:hAnsiTheme="minorHAnsi" w:cstheme="minorHAnsi"/>
-          <w:b/>
-          <w:bCs/>
-          <w:sz w:val="24"/>
-        </w:rPr>
-        <w:t xml:space="preserve"> </w:t>
-      </w:r>
-      <w:proofErr w:type="spellStart"/>
-      <w:r>
-        <w:rPr>
-          <w:rFonts w:asciiTheme="minorHAnsi" w:hAnsiTheme="minorHAnsi" w:cstheme="minorHAnsi"/>
-          <w:b/>
-          <w:bCs/>
-          <w:sz w:val="24"/>
-        </w:rPr>
-        <w:t>thiết</w:t>
-      </w:r>
-      <w:proofErr w:type="spellEnd"/>
-      <w:r>
-        <w:rPr>
-          <w:rFonts w:asciiTheme="minorHAnsi" w:hAnsiTheme="minorHAnsi" w:cstheme="minorHAnsi"/>
-          <w:b/>
-          <w:bCs/>
-          <w:sz w:val="24"/>
-        </w:rPr>
-        <w:t xml:space="preserve"> </w:t>
-      </w:r>
-      <w:proofErr w:type="spellStart"/>
-      <w:r>
-        <w:rPr>
-          <w:rFonts w:asciiTheme="minorHAnsi" w:hAnsiTheme="minorHAnsi" w:cstheme="minorHAnsi"/>
-          <w:b/>
-          <w:bCs/>
-          <w:sz w:val="24"/>
-        </w:rPr>
-        <w:t>bị</w:t>
-      </w:r>
-      <w:proofErr w:type="spellEnd"/>
-      <w:r>
-        <w:rPr>
-          <w:rFonts w:asciiTheme="minorHAnsi" w:hAnsiTheme="minorHAnsi" w:cstheme="minorHAnsi"/>
-          <w:b/>
-          <w:bCs/>
-          <w:sz w:val="24"/>
-        </w:rPr>
-        <w:t>:</w:t>
+        <w:t>Mã thiết bị:</w:t>
       </w:r>
       <w:r>
         <w:t xml:space="preserve"> </w:t>
@@ -460,27 +196,7 @@
           <w:bCs/>
           <w:sz w:val="24"/>
         </w:rPr>
-        <w:t>{{</w:t>
-      </w:r>
-      <w:proofErr w:type="spellStart"/>
-      <w:r>
-        <w:rPr>
-          <w:rFonts w:asciiTheme="minorHAnsi" w:hAnsiTheme="minorHAnsi" w:cstheme="minorHAnsi"/>
-          <w:b/>
-          <w:bCs/>
-          <w:sz w:val="24"/>
-        </w:rPr>
-        <w:t>equipmentCode</w:t>
-      </w:r>
-      <w:proofErr w:type="spellEnd"/>
-      <w:r>
-        <w:rPr>
-          <w:rFonts w:asciiTheme="minorHAnsi" w:hAnsiTheme="minorHAnsi" w:cstheme="minorHAnsi"/>
-          <w:b/>
-          <w:bCs/>
-          <w:sz w:val="24"/>
-        </w:rPr>
-        <w:t>}}</w:t>
+        <w:t>{{equipmentCode}}</w:t>
       </w:r>
       <w:r>
         <w:rPr>
@@ -510,7 +226,6 @@
         </w:rPr>
         <w:tab/>
       </w:r>
-      <w:proofErr w:type="spellStart"/>
       <w:r>
         <w:rPr>
           <w:rFonts w:asciiTheme="minorHAnsi" w:hAnsiTheme="minorHAnsi" w:cstheme="minorHAnsi"/>
@@ -518,37 +233,7 @@
           <w:bCs/>
           <w:sz w:val="24"/>
         </w:rPr>
-        <w:t>Vị</w:t>
-      </w:r>
-      <w:proofErr w:type="spellEnd"/>
-      <w:r>
-        <w:rPr>
-          <w:rFonts w:asciiTheme="minorHAnsi" w:hAnsiTheme="minorHAnsi" w:cstheme="minorHAnsi"/>
-          <w:b/>
-          <w:bCs/>
-          <w:sz w:val="24"/>
-        </w:rPr>
-        <w:t xml:space="preserve"> </w:t>
-      </w:r>
-      <w:proofErr w:type="spellStart"/>
-      <w:r>
-        <w:rPr>
-          <w:rFonts w:asciiTheme="minorHAnsi" w:hAnsiTheme="minorHAnsi" w:cstheme="minorHAnsi"/>
-          <w:b/>
-          <w:bCs/>
-          <w:sz w:val="24"/>
-        </w:rPr>
-        <w:t>trí</w:t>
-      </w:r>
-      <w:proofErr w:type="spellEnd"/>
-      <w:r>
-        <w:rPr>
-          <w:rFonts w:asciiTheme="minorHAnsi" w:hAnsiTheme="minorHAnsi" w:cstheme="minorHAnsi"/>
-          <w:b/>
-          <w:bCs/>
-          <w:sz w:val="24"/>
-        </w:rPr>
-        <w:t>:</w:t>
+        <w:t>Vị trí:</w:t>
       </w:r>
       <w:r>
         <w:t xml:space="preserve"> </w:t>
@@ -583,7 +268,6 @@
         </w:rPr>
         <w:tab/>
       </w:r>
-      <w:proofErr w:type="spellStart"/>
       <w:r>
         <w:rPr>
           <w:rFonts w:asciiTheme="minorHAnsi" w:hAnsiTheme="minorHAnsi" w:cstheme="minorHAnsi"/>
@@ -591,17 +275,7 @@
           <w:bCs/>
           <w:sz w:val="24"/>
         </w:rPr>
-        <w:t>Tháng</w:t>
-      </w:r>
-      <w:proofErr w:type="spellEnd"/>
-      <w:r>
-        <w:rPr>
-          <w:rFonts w:asciiTheme="minorHAnsi" w:hAnsiTheme="minorHAnsi" w:cstheme="minorHAnsi"/>
-          <w:b/>
-          <w:bCs/>
-          <w:sz w:val="24"/>
-        </w:rPr>
-        <w:t xml:space="preserve">: </w:t>
+        <w:t xml:space="preserve">Tháng: </w:t>
       </w:r>
       <w:r>
         <w:rPr>
@@ -616,31 +290,29 @@
     <w:tbl>
       <w:tblPr>
         <w:tblStyle w:val="TableGrid"/>
-        <w:tblW w:w="15966" w:type="dxa"/>
+        <w:tblW w:w="15188" w:type="dxa"/>
         <w:tblInd w:w="137" w:type="dxa"/>
         <w:tblLook w:val="04A0" w:firstRow="1" w:lastRow="0" w:firstColumn="1" w:lastColumn="0" w:noHBand="0" w:noVBand="1"/>
       </w:tblPr>
       <w:tblGrid>
-        <w:gridCol w:w="1267"/>
-        <w:gridCol w:w="1676"/>
+        <w:gridCol w:w="1163"/>
+        <w:gridCol w:w="1404"/>
         <w:gridCol w:w="1803"/>
-        <w:gridCol w:w="1696"/>
-        <w:gridCol w:w="1696"/>
-        <w:gridCol w:w="1696"/>
-        <w:gridCol w:w="1692"/>
-        <w:gridCol w:w="1692"/>
-        <w:gridCol w:w="1692"/>
-        <w:gridCol w:w="1056"/>
+        <w:gridCol w:w="1803"/>
+        <w:gridCol w:w="1803"/>
+        <w:gridCol w:w="1803"/>
+        <w:gridCol w:w="1803"/>
+        <w:gridCol w:w="1803"/>
+        <w:gridCol w:w="1773"/>
+        <w:gridCol w:w="30"/>
       </w:tblGrid>
       <w:tr>
         <w:trPr>
-          <w:gridAfter w:val="1"/>
-          <w:wAfter w:w="1082" w:type="dxa"/>
           <w:trHeight w:val="612"/>
         </w:trPr>
         <w:tc>
           <w:tcPr>
-            <w:tcW w:w="2977" w:type="dxa"/>
+            <w:tcW w:w="2567" w:type="dxa"/>
             <w:gridSpan w:val="2"/>
             <w:shd w:val="clear" w:color="auto" w:fill="D9D9D9" w:themeFill="background1" w:themeFillShade="D9"/>
             <w:vAlign w:val="center"/>
@@ -655,39 +327,19 @@
                 <w:sz w:val="24"/>
               </w:rPr>
             </w:pPr>
-            <w:proofErr w:type="spellStart"/>
             <w:r>
               <w:rPr>
                 <w:rFonts w:asciiTheme="minorHAnsi" w:hAnsiTheme="minorHAnsi" w:cstheme="minorHAnsi"/>
                 <w:b/>
                 <w:sz w:val="24"/>
               </w:rPr>
-              <w:t>Thời</w:t>
-            </w:r>
-            <w:proofErr w:type="spellEnd"/>
-            <w:r>
-              <w:rPr>
-                <w:rFonts w:asciiTheme="minorHAnsi" w:hAnsiTheme="minorHAnsi" w:cstheme="minorHAnsi"/>
-                <w:b/>
-                <w:sz w:val="24"/>
-              </w:rPr>
-              <w:t xml:space="preserve"> </w:t>
-            </w:r>
-            <w:proofErr w:type="spellStart"/>
-            <w:r>
-              <w:rPr>
-                <w:rFonts w:asciiTheme="minorHAnsi" w:hAnsiTheme="minorHAnsi" w:cstheme="minorHAnsi"/>
-                <w:b/>
-                <w:sz w:val="24"/>
-              </w:rPr>
-              <w:t>gian</w:t>
-            </w:r>
-            <w:proofErr w:type="spellEnd"/>
-          </w:p>
-        </w:tc>
-        <w:tc>
-          <w:tcPr>
-            <w:tcW w:w="1701" w:type="dxa"/>
+              <w:t>Thời gian</w:t>
+            </w:r>
+          </w:p>
+        </w:tc>
+        <w:tc>
+          <w:tcPr>
+            <w:tcW w:w="1803" w:type="dxa"/>
             <w:shd w:val="clear" w:color="auto" w:fill="D9D9D9" w:themeFill="background1" w:themeFillShade="D9"/>
           </w:tcPr>
           <w:p>
@@ -701,23 +353,13 @@
                 <w:sz w:val="24"/>
               </w:rPr>
             </w:pPr>
-            <w:proofErr w:type="spellStart"/>
             <w:r>
               <w:rPr>
                 <w:rFonts w:asciiTheme="minorHAnsi" w:hAnsiTheme="minorHAnsi" w:cstheme="minorHAnsi"/>
                 <w:b/>
                 <w:sz w:val="24"/>
               </w:rPr>
-              <w:t>Thứ</w:t>
-            </w:r>
-            <w:proofErr w:type="spellEnd"/>
-            <w:r>
-              <w:rPr>
-                <w:rFonts w:asciiTheme="minorHAnsi" w:hAnsiTheme="minorHAnsi" w:cstheme="minorHAnsi"/>
-                <w:b/>
-                <w:sz w:val="24"/>
-              </w:rPr>
-              <w:t xml:space="preserve"> 2</w:t>
+              <w:t>Thứ 2</w:t>
             </w:r>
           </w:p>
           <w:p>
@@ -729,22 +371,6 @@
                 <w:sz w:val="24"/>
               </w:rPr>
             </w:pPr>
-            <w:proofErr w:type="spellStart"/>
-            <w:r>
-              <w:rPr>
-                <w:rFonts w:asciiTheme="minorHAnsi" w:hAnsiTheme="minorHAnsi" w:cstheme="minorHAnsi"/>
-                <w:sz w:val="24"/>
-              </w:rPr>
-              <w:t>Ngày</w:t>
-            </w:r>
-            <w:proofErr w:type="spellEnd"/>
-            <w:r>
-              <w:rPr>
-                <w:rFonts w:asciiTheme="minorHAnsi" w:hAnsiTheme="minorHAnsi" w:cstheme="minorHAnsi"/>
-                <w:sz w:val="24"/>
-              </w:rPr>
-              <w:t xml:space="preserve"> </w:t>
-            </w:r>
             <w:r>
               <w:rPr>
                 <w:rFonts w:asciiTheme="minorHAnsi" w:hAnsiTheme="minorHAnsi" w:cstheme="minorHAnsi"/>
@@ -756,7 +382,7 @@
         </w:tc>
         <w:tc>
           <w:tcPr>
-            <w:tcW w:w="1701" w:type="dxa"/>
+            <w:tcW w:w="1803" w:type="dxa"/>
             <w:shd w:val="clear" w:color="auto" w:fill="D9D9D9" w:themeFill="background1" w:themeFillShade="D9"/>
           </w:tcPr>
           <w:p>
@@ -770,23 +396,13 @@
                 <w:sz w:val="24"/>
               </w:rPr>
             </w:pPr>
-            <w:proofErr w:type="spellStart"/>
             <w:r>
               <w:rPr>
                 <w:rFonts w:asciiTheme="minorHAnsi" w:hAnsiTheme="minorHAnsi" w:cstheme="minorHAnsi"/>
                 <w:b/>
                 <w:sz w:val="24"/>
               </w:rPr>
-              <w:t>Thứ</w:t>
-            </w:r>
-            <w:proofErr w:type="spellEnd"/>
-            <w:r>
-              <w:rPr>
-                <w:rFonts w:asciiTheme="minorHAnsi" w:hAnsiTheme="minorHAnsi" w:cstheme="minorHAnsi"/>
-                <w:b/>
-                <w:sz w:val="24"/>
-              </w:rPr>
-              <w:t xml:space="preserve"> 3</w:t>
+              <w:t>Thứ 3</w:t>
             </w:r>
           </w:p>
           <w:p>
@@ -798,22 +414,6 @@
                 <w:sz w:val="24"/>
               </w:rPr>
             </w:pPr>
-            <w:proofErr w:type="spellStart"/>
-            <w:r>
-              <w:rPr>
-                <w:rFonts w:asciiTheme="minorHAnsi" w:hAnsiTheme="minorHAnsi" w:cstheme="minorHAnsi"/>
-                <w:sz w:val="24"/>
-              </w:rPr>
-              <w:t>Ngày</w:t>
-            </w:r>
-            <w:proofErr w:type="spellEnd"/>
-            <w:r>
-              <w:rPr>
-                <w:rFonts w:asciiTheme="minorHAnsi" w:hAnsiTheme="minorHAnsi" w:cstheme="minorHAnsi"/>
-                <w:sz w:val="24"/>
-              </w:rPr>
-              <w:t xml:space="preserve"> </w:t>
-            </w:r>
             <w:r>
               <w:rPr>
                 <w:rFonts w:asciiTheme="minorHAnsi" w:hAnsiTheme="minorHAnsi" w:cstheme="minorHAnsi"/>
@@ -839,7 +439,7 @@
         </w:tc>
         <w:tc>
           <w:tcPr>
-            <w:tcW w:w="1701" w:type="dxa"/>
+            <w:tcW w:w="1803" w:type="dxa"/>
             <w:shd w:val="clear" w:color="auto" w:fill="D9D9D9" w:themeFill="background1" w:themeFillShade="D9"/>
           </w:tcPr>
           <w:p>
@@ -853,23 +453,13 @@
                 <w:sz w:val="24"/>
               </w:rPr>
             </w:pPr>
-            <w:proofErr w:type="spellStart"/>
             <w:r>
               <w:rPr>
                 <w:rFonts w:asciiTheme="minorHAnsi" w:hAnsiTheme="minorHAnsi" w:cstheme="minorHAnsi"/>
                 <w:b/>
                 <w:sz w:val="24"/>
               </w:rPr>
-              <w:t>Thứ</w:t>
-            </w:r>
-            <w:proofErr w:type="spellEnd"/>
-            <w:r>
-              <w:rPr>
-                <w:rFonts w:asciiTheme="minorHAnsi" w:hAnsiTheme="minorHAnsi" w:cstheme="minorHAnsi"/>
-                <w:b/>
-                <w:sz w:val="24"/>
-              </w:rPr>
-              <w:t xml:space="preserve"> 4</w:t>
+              <w:t>Thứ 4</w:t>
             </w:r>
           </w:p>
           <w:p>
@@ -881,22 +471,6 @@
                 <w:sz w:val="24"/>
               </w:rPr>
             </w:pPr>
-            <w:proofErr w:type="spellStart"/>
-            <w:r>
-              <w:rPr>
-                <w:rFonts w:asciiTheme="minorHAnsi" w:hAnsiTheme="minorHAnsi" w:cstheme="minorHAnsi"/>
-                <w:sz w:val="24"/>
-              </w:rPr>
-              <w:t>Ngày</w:t>
-            </w:r>
-            <w:proofErr w:type="spellEnd"/>
-            <w:r>
-              <w:rPr>
-                <w:rFonts w:asciiTheme="minorHAnsi" w:hAnsiTheme="minorHAnsi" w:cstheme="minorHAnsi"/>
-                <w:sz w:val="24"/>
-              </w:rPr>
-              <w:t xml:space="preserve"> </w:t>
-            </w:r>
             <w:r>
               <w:rPr>
                 <w:rFonts w:asciiTheme="minorHAnsi" w:hAnsiTheme="minorHAnsi" w:cstheme="minorHAnsi"/>
@@ -922,7 +496,7 @@
         </w:tc>
         <w:tc>
           <w:tcPr>
-            <w:tcW w:w="1701" w:type="dxa"/>
+            <w:tcW w:w="1803" w:type="dxa"/>
             <w:shd w:val="clear" w:color="auto" w:fill="D9D9D9" w:themeFill="background1" w:themeFillShade="D9"/>
           </w:tcPr>
           <w:p>
@@ -936,23 +510,13 @@
                 <w:sz w:val="24"/>
               </w:rPr>
             </w:pPr>
-            <w:proofErr w:type="spellStart"/>
             <w:r>
               <w:rPr>
                 <w:rFonts w:asciiTheme="minorHAnsi" w:hAnsiTheme="minorHAnsi" w:cstheme="minorHAnsi"/>
                 <w:b/>
                 <w:sz w:val="24"/>
               </w:rPr>
-              <w:t>Thứ</w:t>
-            </w:r>
-            <w:proofErr w:type="spellEnd"/>
-            <w:r>
-              <w:rPr>
-                <w:rFonts w:asciiTheme="minorHAnsi" w:hAnsiTheme="minorHAnsi" w:cstheme="minorHAnsi"/>
-                <w:b/>
-                <w:sz w:val="24"/>
-              </w:rPr>
-              <w:t xml:space="preserve"> 5</w:t>
+              <w:t>Thứ 5</w:t>
             </w:r>
           </w:p>
           <w:p>
@@ -964,22 +528,6 @@
                 <w:sz w:val="24"/>
               </w:rPr>
             </w:pPr>
-            <w:proofErr w:type="spellStart"/>
-            <w:r>
-              <w:rPr>
-                <w:rFonts w:asciiTheme="minorHAnsi" w:hAnsiTheme="minorHAnsi" w:cstheme="minorHAnsi"/>
-                <w:sz w:val="24"/>
-              </w:rPr>
-              <w:t>Ngày</w:t>
-            </w:r>
-            <w:proofErr w:type="spellEnd"/>
-            <w:r>
-              <w:rPr>
-                <w:rFonts w:asciiTheme="minorHAnsi" w:hAnsiTheme="minorHAnsi" w:cstheme="minorHAnsi"/>
-                <w:sz w:val="24"/>
-              </w:rPr>
-              <w:t xml:space="preserve"> </w:t>
-            </w:r>
             <w:r>
               <w:rPr>
                 <w:rFonts w:asciiTheme="minorHAnsi" w:hAnsiTheme="minorHAnsi" w:cstheme="minorHAnsi"/>
@@ -1005,7 +553,7 @@
         </w:tc>
         <w:tc>
           <w:tcPr>
-            <w:tcW w:w="1701" w:type="dxa"/>
+            <w:tcW w:w="1803" w:type="dxa"/>
             <w:shd w:val="clear" w:color="auto" w:fill="D9D9D9" w:themeFill="background1" w:themeFillShade="D9"/>
           </w:tcPr>
           <w:p>
@@ -1019,23 +567,13 @@
                 <w:sz w:val="24"/>
               </w:rPr>
             </w:pPr>
-            <w:proofErr w:type="spellStart"/>
             <w:r>
               <w:rPr>
                 <w:rFonts w:asciiTheme="minorHAnsi" w:hAnsiTheme="minorHAnsi" w:cstheme="minorHAnsi"/>
                 <w:b/>
                 <w:sz w:val="24"/>
               </w:rPr>
-              <w:t>Thứ</w:t>
-            </w:r>
-            <w:proofErr w:type="spellEnd"/>
-            <w:r>
-              <w:rPr>
-                <w:rFonts w:asciiTheme="minorHAnsi" w:hAnsiTheme="minorHAnsi" w:cstheme="minorHAnsi"/>
-                <w:b/>
-                <w:sz w:val="24"/>
-              </w:rPr>
-              <w:t xml:space="preserve"> 6</w:t>
+              <w:t>Thứ 6</w:t>
             </w:r>
           </w:p>
           <w:p>
@@ -1047,22 +585,6 @@
                 <w:sz w:val="24"/>
               </w:rPr>
             </w:pPr>
-            <w:proofErr w:type="spellStart"/>
-            <w:r>
-              <w:rPr>
-                <w:rFonts w:asciiTheme="minorHAnsi" w:hAnsiTheme="minorHAnsi" w:cstheme="minorHAnsi"/>
-                <w:sz w:val="24"/>
-              </w:rPr>
-              <w:t>Ngày</w:t>
-            </w:r>
-            <w:proofErr w:type="spellEnd"/>
-            <w:r>
-              <w:rPr>
-                <w:rFonts w:asciiTheme="minorHAnsi" w:hAnsiTheme="minorHAnsi" w:cstheme="minorHAnsi"/>
-                <w:sz w:val="24"/>
-              </w:rPr>
-              <w:t xml:space="preserve"> </w:t>
-            </w:r>
             <w:r>
               <w:rPr>
                 <w:rFonts w:asciiTheme="minorHAnsi" w:hAnsiTheme="minorHAnsi" w:cstheme="minorHAnsi"/>
@@ -1088,7 +610,7 @@
         </w:tc>
         <w:tc>
           <w:tcPr>
-            <w:tcW w:w="1701" w:type="dxa"/>
+            <w:tcW w:w="1803" w:type="dxa"/>
             <w:shd w:val="clear" w:color="auto" w:fill="D9D9D9" w:themeFill="background1" w:themeFillShade="D9"/>
           </w:tcPr>
           <w:p>
@@ -1103,7 +625,6 @@
                 <w:sz w:val="24"/>
               </w:rPr>
             </w:pPr>
-            <w:proofErr w:type="spellStart"/>
             <w:r>
               <w:rPr>
                 <w:rFonts w:asciiTheme="minorHAnsi" w:hAnsiTheme="minorHAnsi" w:cstheme="minorHAnsi"/>
@@ -1111,17 +632,7 @@
                 <w:color w:val="4D4D4D" w:themeColor="text1"/>
                 <w:sz w:val="24"/>
               </w:rPr>
-              <w:t>Thứ</w:t>
-            </w:r>
-            <w:proofErr w:type="spellEnd"/>
-            <w:r>
-              <w:rPr>
-                <w:rFonts w:asciiTheme="minorHAnsi" w:hAnsiTheme="minorHAnsi" w:cstheme="minorHAnsi"/>
-                <w:b/>
-                <w:color w:val="4D4D4D" w:themeColor="text1"/>
-                <w:sz w:val="24"/>
-              </w:rPr>
-              <w:t xml:space="preserve"> 7</w:t>
+              <w:t>Thứ 7</w:t>
             </w:r>
           </w:p>
           <w:p>
@@ -1133,22 +644,6 @@
                 <w:sz w:val="24"/>
               </w:rPr>
             </w:pPr>
-            <w:proofErr w:type="spellStart"/>
-            <w:r>
-              <w:rPr>
-                <w:rFonts w:asciiTheme="minorHAnsi" w:hAnsiTheme="minorHAnsi" w:cstheme="minorHAnsi"/>
-                <w:sz w:val="24"/>
-              </w:rPr>
-              <w:t>Ngày</w:t>
-            </w:r>
-            <w:proofErr w:type="spellEnd"/>
-            <w:r>
-              <w:rPr>
-                <w:rFonts w:asciiTheme="minorHAnsi" w:hAnsiTheme="minorHAnsi" w:cstheme="minorHAnsi"/>
-                <w:sz w:val="24"/>
-              </w:rPr>
-              <w:t xml:space="preserve"> </w:t>
-            </w:r>
             <w:r>
               <w:rPr>
                 <w:rFonts w:asciiTheme="minorHAnsi" w:hAnsiTheme="minorHAnsi" w:cstheme="minorHAnsi"/>
@@ -1174,7 +669,8 @@
         </w:tc>
         <w:tc>
           <w:tcPr>
-            <w:tcW w:w="1701" w:type="dxa"/>
+            <w:tcW w:w="1803" w:type="dxa"/>
+            <w:gridSpan w:val="2"/>
             <w:shd w:val="clear" w:color="auto" w:fill="D9D9D9" w:themeFill="background1" w:themeFillShade="D9"/>
           </w:tcPr>
           <w:p>
@@ -1188,34 +684,14 @@
                 <w:sz w:val="24"/>
               </w:rPr>
             </w:pPr>
-            <w:proofErr w:type="spellStart"/>
             <w:r>
               <w:rPr>
                 <w:rFonts w:asciiTheme="minorHAnsi" w:hAnsiTheme="minorHAnsi" w:cstheme="minorHAnsi"/>
                 <w:b/>
                 <w:sz w:val="24"/>
               </w:rPr>
-              <w:t>Chủ</w:t>
-            </w:r>
-            <w:proofErr w:type="spellEnd"/>
-            <w:r>
-              <w:rPr>
-                <w:rFonts w:asciiTheme="minorHAnsi" w:hAnsiTheme="minorHAnsi" w:cstheme="minorHAnsi"/>
-                <w:b/>
-                <w:sz w:val="24"/>
-              </w:rPr>
-              <w:t xml:space="preserve"> </w:t>
-            </w:r>
-            <w:proofErr w:type="spellStart"/>
-            <w:r>
-              <w:rPr>
-                <w:rFonts w:asciiTheme="minorHAnsi" w:hAnsiTheme="minorHAnsi" w:cstheme="minorHAnsi"/>
-                <w:b/>
-                <w:sz w:val="24"/>
-              </w:rPr>
-              <w:t>nhật</w:t>
-            </w:r>
-            <w:proofErr w:type="spellEnd"/>
+              <w:t>Chủ nhật</w:t>
+            </w:r>
           </w:p>
           <w:p>
             <w:pPr>
@@ -1226,22 +702,6 @@
                 <w:sz w:val="24"/>
               </w:rPr>
             </w:pPr>
-            <w:proofErr w:type="spellStart"/>
-            <w:r>
-              <w:rPr>
-                <w:rFonts w:asciiTheme="minorHAnsi" w:hAnsiTheme="minorHAnsi" w:cstheme="minorHAnsi"/>
-                <w:sz w:val="24"/>
-              </w:rPr>
-              <w:t>Ngày</w:t>
-            </w:r>
-            <w:proofErr w:type="spellEnd"/>
-            <w:r>
-              <w:rPr>
-                <w:rFonts w:asciiTheme="minorHAnsi" w:hAnsiTheme="minorHAnsi" w:cstheme="minorHAnsi"/>
-                <w:sz w:val="24"/>
-              </w:rPr>
-              <w:t xml:space="preserve"> </w:t>
-            </w:r>
             <w:r>
               <w:rPr>
                 <w:rFonts w:asciiTheme="minorHAnsi" w:hAnsiTheme="minorHAnsi" w:cstheme="minorHAnsi"/>
@@ -1268,13 +728,11 @@
       </w:tr>
       <w:tr>
         <w:trPr>
-          <w:gridAfter w:val="1"/>
-          <w:wAfter w:w="1082" w:type="dxa"/>
           <w:trHeight w:val="20"/>
         </w:trPr>
         <w:tc>
           <w:tcPr>
-            <w:tcW w:w="2977" w:type="dxa"/>
+            <w:tcW w:w="2567" w:type="dxa"/>
             <w:gridSpan w:val="2"/>
             <w:vAlign w:val="center"/>
           </w:tcPr>
@@ -1298,7 +756,7 @@
         </w:tc>
         <w:tc>
           <w:tcPr>
-            <w:tcW w:w="1701" w:type="dxa"/>
+            <w:tcW w:w="1803" w:type="dxa"/>
             <w:vAlign w:val="center"/>
           </w:tcPr>
           <w:p>
@@ -1322,7 +780,7 @@
         </w:tc>
         <w:tc>
           <w:tcPr>
-            <w:tcW w:w="1701" w:type="dxa"/>
+            <w:tcW w:w="1803" w:type="dxa"/>
             <w:vAlign w:val="center"/>
           </w:tcPr>
           <w:p>
@@ -1340,13 +798,27 @@
                 <w:rFonts w:asciiTheme="minorHAnsi" w:hAnsiTheme="minorHAnsi" w:cstheme="minorHAnsi"/>
                 <w:sz w:val="24"/>
               </w:rPr>
-              <w:t>{{d2_s1}}</w:t>
-            </w:r>
-          </w:p>
-        </w:tc>
-        <w:tc>
-          <w:tcPr>
-            <w:tcW w:w="1701" w:type="dxa"/>
+              <w:t>{{d</w:t>
+            </w:r>
+            <w:r>
+              <w:rPr>
+                <w:rFonts w:asciiTheme="minorHAnsi" w:hAnsiTheme="minorHAnsi" w:cstheme="minorHAnsi"/>
+                <w:sz w:val="24"/>
+              </w:rPr>
+              <w:t>3</w:t>
+            </w:r>
+            <w:r>
+              <w:rPr>
+                <w:rFonts w:asciiTheme="minorHAnsi" w:hAnsiTheme="minorHAnsi" w:cstheme="minorHAnsi"/>
+                <w:sz w:val="24"/>
+              </w:rPr>
+              <w:t>_s1}}</w:t>
+            </w:r>
+          </w:p>
+        </w:tc>
+        <w:tc>
+          <w:tcPr>
+            <w:tcW w:w="1803" w:type="dxa"/>
             <w:vAlign w:val="center"/>
           </w:tcPr>
           <w:p>
@@ -1364,13 +836,27 @@
                 <w:rFonts w:asciiTheme="minorHAnsi" w:hAnsiTheme="minorHAnsi" w:cstheme="minorHAnsi"/>
                 <w:sz w:val="24"/>
               </w:rPr>
-              <w:t>{{d2_s1}}</w:t>
-            </w:r>
-          </w:p>
-        </w:tc>
-        <w:tc>
-          <w:tcPr>
-            <w:tcW w:w="1701" w:type="dxa"/>
+              <w:t>{{d</w:t>
+            </w:r>
+            <w:r>
+              <w:rPr>
+                <w:rFonts w:asciiTheme="minorHAnsi" w:hAnsiTheme="minorHAnsi" w:cstheme="minorHAnsi"/>
+                <w:sz w:val="24"/>
+              </w:rPr>
+              <w:t>4</w:t>
+            </w:r>
+            <w:r>
+              <w:rPr>
+                <w:rFonts w:asciiTheme="minorHAnsi" w:hAnsiTheme="minorHAnsi" w:cstheme="minorHAnsi"/>
+                <w:sz w:val="24"/>
+              </w:rPr>
+              <w:t>_s1}}</w:t>
+            </w:r>
+          </w:p>
+        </w:tc>
+        <w:tc>
+          <w:tcPr>
+            <w:tcW w:w="1803" w:type="dxa"/>
             <w:vAlign w:val="center"/>
           </w:tcPr>
           <w:p>
@@ -1388,13 +874,27 @@
                 <w:rFonts w:asciiTheme="minorHAnsi" w:hAnsiTheme="minorHAnsi" w:cstheme="minorHAnsi"/>
                 <w:sz w:val="24"/>
               </w:rPr>
-              <w:t>{{d2_s1}}</w:t>
-            </w:r>
-          </w:p>
-        </w:tc>
-        <w:tc>
-          <w:tcPr>
-            <w:tcW w:w="1701" w:type="dxa"/>
+              <w:t>{{d</w:t>
+            </w:r>
+            <w:r>
+              <w:rPr>
+                <w:rFonts w:asciiTheme="minorHAnsi" w:hAnsiTheme="minorHAnsi" w:cstheme="minorHAnsi"/>
+                <w:sz w:val="24"/>
+              </w:rPr>
+              <w:t>5</w:t>
+            </w:r>
+            <w:r>
+              <w:rPr>
+                <w:rFonts w:asciiTheme="minorHAnsi" w:hAnsiTheme="minorHAnsi" w:cstheme="minorHAnsi"/>
+                <w:sz w:val="24"/>
+              </w:rPr>
+              <w:t>_s1}}</w:t>
+            </w:r>
+          </w:p>
+        </w:tc>
+        <w:tc>
+          <w:tcPr>
+            <w:tcW w:w="1803" w:type="dxa"/>
             <w:vAlign w:val="center"/>
           </w:tcPr>
           <w:p>
@@ -1412,13 +912,27 @@
                 <w:rFonts w:asciiTheme="minorHAnsi" w:hAnsiTheme="minorHAnsi" w:cstheme="minorHAnsi"/>
                 <w:sz w:val="24"/>
               </w:rPr>
-              <w:t>{{d2_s1}}</w:t>
-            </w:r>
-          </w:p>
-        </w:tc>
-        <w:tc>
-          <w:tcPr>
-            <w:tcW w:w="1701" w:type="dxa"/>
+              <w:t>{{d</w:t>
+            </w:r>
+            <w:r>
+              <w:rPr>
+                <w:rFonts w:asciiTheme="minorHAnsi" w:hAnsiTheme="minorHAnsi" w:cstheme="minorHAnsi"/>
+                <w:sz w:val="24"/>
+              </w:rPr>
+              <w:t>6</w:t>
+            </w:r>
+            <w:r>
+              <w:rPr>
+                <w:rFonts w:asciiTheme="minorHAnsi" w:hAnsiTheme="minorHAnsi" w:cstheme="minorHAnsi"/>
+                <w:sz w:val="24"/>
+              </w:rPr>
+              <w:t>_s1}}</w:t>
+            </w:r>
+          </w:p>
+        </w:tc>
+        <w:tc>
+          <w:tcPr>
+            <w:tcW w:w="1803" w:type="dxa"/>
             <w:vAlign w:val="center"/>
           </w:tcPr>
           <w:p>
@@ -1436,13 +950,28 @@
                 <w:rFonts w:asciiTheme="minorHAnsi" w:hAnsiTheme="minorHAnsi" w:cstheme="minorHAnsi"/>
                 <w:sz w:val="24"/>
               </w:rPr>
-              <w:t>{{d2_s1}}</w:t>
-            </w:r>
-          </w:p>
-        </w:tc>
-        <w:tc>
-          <w:tcPr>
-            <w:tcW w:w="1701" w:type="dxa"/>
+              <w:t>{{d</w:t>
+            </w:r>
+            <w:r>
+              <w:rPr>
+                <w:rFonts w:asciiTheme="minorHAnsi" w:hAnsiTheme="minorHAnsi" w:cstheme="minorHAnsi"/>
+                <w:sz w:val="24"/>
+              </w:rPr>
+              <w:t>7</w:t>
+            </w:r>
+            <w:r>
+              <w:rPr>
+                <w:rFonts w:asciiTheme="minorHAnsi" w:hAnsiTheme="minorHAnsi" w:cstheme="minorHAnsi"/>
+                <w:sz w:val="24"/>
+              </w:rPr>
+              <w:t>_s1}}</w:t>
+            </w:r>
+          </w:p>
+        </w:tc>
+        <w:tc>
+          <w:tcPr>
+            <w:tcW w:w="1803" w:type="dxa"/>
+            <w:gridSpan w:val="2"/>
             <w:vAlign w:val="center"/>
           </w:tcPr>
           <w:p>
@@ -1460,20 +989,32 @@
                 <w:rFonts w:asciiTheme="minorHAnsi" w:hAnsiTheme="minorHAnsi" w:cstheme="minorHAnsi"/>
                 <w:sz w:val="24"/>
               </w:rPr>
-              <w:t>{{d2_s1}}</w:t>
+              <w:t>{{d</w:t>
+            </w:r>
+            <w:r>
+              <w:rPr>
+                <w:rFonts w:asciiTheme="minorHAnsi" w:hAnsiTheme="minorHAnsi" w:cstheme="minorHAnsi"/>
+                <w:sz w:val="24"/>
+              </w:rPr>
+              <w:t>8</w:t>
+            </w:r>
+            <w:r>
+              <w:rPr>
+                <w:rFonts w:asciiTheme="minorHAnsi" w:hAnsiTheme="minorHAnsi" w:cstheme="minorHAnsi"/>
+                <w:sz w:val="24"/>
+              </w:rPr>
+              <w:t>_s1}}</w:t>
             </w:r>
           </w:p>
         </w:tc>
       </w:tr>
       <w:tr>
         <w:trPr>
-          <w:gridAfter w:val="1"/>
-          <w:wAfter w:w="1082" w:type="dxa"/>
           <w:trHeight w:val="20"/>
         </w:trPr>
         <w:tc>
           <w:tcPr>
-            <w:tcW w:w="2977" w:type="dxa"/>
+            <w:tcW w:w="2567" w:type="dxa"/>
             <w:gridSpan w:val="2"/>
           </w:tcPr>
           <w:p>
@@ -1496,7 +1037,7 @@
         </w:tc>
         <w:tc>
           <w:tcPr>
-            <w:tcW w:w="1701" w:type="dxa"/>
+            <w:tcW w:w="1803" w:type="dxa"/>
             <w:vAlign w:val="center"/>
           </w:tcPr>
           <w:p>
@@ -1534,7 +1075,7 @@
         </w:tc>
         <w:tc>
           <w:tcPr>
-            <w:tcW w:w="1701" w:type="dxa"/>
+            <w:tcW w:w="1803" w:type="dxa"/>
             <w:vAlign w:val="center"/>
           </w:tcPr>
           <w:p>
@@ -1552,7 +1093,21 @@
                 <w:rFonts w:asciiTheme="minorHAnsi" w:hAnsiTheme="minorHAnsi" w:cstheme="minorHAnsi"/>
                 <w:sz w:val="24"/>
               </w:rPr>
-              <w:t>{{d2_s</w:t>
+              <w:t>{{d</w:t>
+            </w:r>
+            <w:r>
+              <w:rPr>
+                <w:rFonts w:asciiTheme="minorHAnsi" w:hAnsiTheme="minorHAnsi" w:cstheme="minorHAnsi"/>
+                <w:sz w:val="24"/>
+              </w:rPr>
+              <w:t>3</w:t>
+            </w:r>
+            <w:r>
+              <w:rPr>
+                <w:rFonts w:asciiTheme="minorHAnsi" w:hAnsiTheme="minorHAnsi" w:cstheme="minorHAnsi"/>
+                <w:sz w:val="24"/>
+              </w:rPr>
+              <w:t>_s</w:t>
             </w:r>
             <w:r>
               <w:rPr>
@@ -1572,7 +1127,7 @@
         </w:tc>
         <w:tc>
           <w:tcPr>
-            <w:tcW w:w="1701" w:type="dxa"/>
+            <w:tcW w:w="1803" w:type="dxa"/>
             <w:vAlign w:val="center"/>
           </w:tcPr>
           <w:p>
@@ -1590,7 +1145,21 @@
                 <w:rFonts w:asciiTheme="minorHAnsi" w:hAnsiTheme="minorHAnsi" w:cstheme="minorHAnsi"/>
                 <w:sz w:val="24"/>
               </w:rPr>
-              <w:t>{{d2_s</w:t>
+              <w:t>{{d</w:t>
+            </w:r>
+            <w:r>
+              <w:rPr>
+                <w:rFonts w:asciiTheme="minorHAnsi" w:hAnsiTheme="minorHAnsi" w:cstheme="minorHAnsi"/>
+                <w:sz w:val="24"/>
+              </w:rPr>
+              <w:t>4</w:t>
+            </w:r>
+            <w:r>
+              <w:rPr>
+                <w:rFonts w:asciiTheme="minorHAnsi" w:hAnsiTheme="minorHAnsi" w:cstheme="minorHAnsi"/>
+                <w:sz w:val="24"/>
+              </w:rPr>
+              <w:t>_s</w:t>
             </w:r>
             <w:r>
               <w:rPr>
@@ -1610,7 +1179,7 @@
         </w:tc>
         <w:tc>
           <w:tcPr>
-            <w:tcW w:w="1701" w:type="dxa"/>
+            <w:tcW w:w="1803" w:type="dxa"/>
             <w:vAlign w:val="center"/>
           </w:tcPr>
           <w:p>
@@ -1628,7 +1197,21 @@
                 <w:rFonts w:asciiTheme="minorHAnsi" w:hAnsiTheme="minorHAnsi" w:cstheme="minorHAnsi"/>
                 <w:sz w:val="24"/>
               </w:rPr>
-              <w:t>{{d2_s</w:t>
+              <w:t>{{d</w:t>
+            </w:r>
+            <w:r>
+              <w:rPr>
+                <w:rFonts w:asciiTheme="minorHAnsi" w:hAnsiTheme="minorHAnsi" w:cstheme="minorHAnsi"/>
+                <w:sz w:val="24"/>
+              </w:rPr>
+              <w:t>5</w:t>
+            </w:r>
+            <w:r>
+              <w:rPr>
+                <w:rFonts w:asciiTheme="minorHAnsi" w:hAnsiTheme="minorHAnsi" w:cstheme="minorHAnsi"/>
+                <w:sz w:val="24"/>
+              </w:rPr>
+              <w:t>_s</w:t>
             </w:r>
             <w:r>
               <w:rPr>
@@ -1648,7 +1231,7 @@
         </w:tc>
         <w:tc>
           <w:tcPr>
-            <w:tcW w:w="1701" w:type="dxa"/>
+            <w:tcW w:w="1803" w:type="dxa"/>
             <w:vAlign w:val="center"/>
           </w:tcPr>
           <w:p>
@@ -1666,7 +1249,21 @@
                 <w:rFonts w:asciiTheme="minorHAnsi" w:hAnsiTheme="minorHAnsi" w:cstheme="minorHAnsi"/>
                 <w:sz w:val="24"/>
               </w:rPr>
-              <w:t>{{d2_s</w:t>
+              <w:t>{{d</w:t>
+            </w:r>
+            <w:r>
+              <w:rPr>
+                <w:rFonts w:asciiTheme="minorHAnsi" w:hAnsiTheme="minorHAnsi" w:cstheme="minorHAnsi"/>
+                <w:sz w:val="24"/>
+              </w:rPr>
+              <w:t>6</w:t>
+            </w:r>
+            <w:r>
+              <w:rPr>
+                <w:rFonts w:asciiTheme="minorHAnsi" w:hAnsiTheme="minorHAnsi" w:cstheme="minorHAnsi"/>
+                <w:sz w:val="24"/>
+              </w:rPr>
+              <w:t>_s</w:t>
             </w:r>
             <w:r>
               <w:rPr>
@@ -1686,7 +1283,7 @@
         </w:tc>
         <w:tc>
           <w:tcPr>
-            <w:tcW w:w="1701" w:type="dxa"/>
+            <w:tcW w:w="1803" w:type="dxa"/>
             <w:vAlign w:val="center"/>
           </w:tcPr>
           <w:p>
@@ -1704,7 +1301,21 @@
                 <w:rFonts w:asciiTheme="minorHAnsi" w:hAnsiTheme="minorHAnsi" w:cstheme="minorHAnsi"/>
                 <w:sz w:val="24"/>
               </w:rPr>
-              <w:t>{{d2_s</w:t>
+              <w:t>{{d</w:t>
+            </w:r>
+            <w:r>
+              <w:rPr>
+                <w:rFonts w:asciiTheme="minorHAnsi" w:hAnsiTheme="minorHAnsi" w:cstheme="minorHAnsi"/>
+                <w:sz w:val="24"/>
+              </w:rPr>
+              <w:t>7</w:t>
+            </w:r>
+            <w:r>
+              <w:rPr>
+                <w:rFonts w:asciiTheme="minorHAnsi" w:hAnsiTheme="minorHAnsi" w:cstheme="minorHAnsi"/>
+                <w:sz w:val="24"/>
+              </w:rPr>
+              <w:t>_s</w:t>
             </w:r>
             <w:r>
               <w:rPr>
@@ -1724,7 +1335,8 @@
         </w:tc>
         <w:tc>
           <w:tcPr>
-            <w:tcW w:w="1701" w:type="dxa"/>
+            <w:tcW w:w="1803" w:type="dxa"/>
+            <w:gridSpan w:val="2"/>
             <w:vAlign w:val="center"/>
           </w:tcPr>
           <w:p>
@@ -1742,7 +1354,21 @@
                 <w:rFonts w:asciiTheme="minorHAnsi" w:hAnsiTheme="minorHAnsi" w:cstheme="minorHAnsi"/>
                 <w:sz w:val="24"/>
               </w:rPr>
-              <w:t>{{d2_s</w:t>
+              <w:t>{{d</w:t>
+            </w:r>
+            <w:r>
+              <w:rPr>
+                <w:rFonts w:asciiTheme="minorHAnsi" w:hAnsiTheme="minorHAnsi" w:cstheme="minorHAnsi"/>
+                <w:sz w:val="24"/>
+              </w:rPr>
+              <w:t>8</w:t>
+            </w:r>
+            <w:r>
+              <w:rPr>
+                <w:rFonts w:asciiTheme="minorHAnsi" w:hAnsiTheme="minorHAnsi" w:cstheme="minorHAnsi"/>
+                <w:sz w:val="24"/>
+              </w:rPr>
+              <w:t>_s</w:t>
             </w:r>
             <w:r>
               <w:rPr>
@@ -1763,13 +1389,11 @@
       </w:tr>
       <w:tr>
         <w:trPr>
-          <w:gridAfter w:val="1"/>
-          <w:wAfter w:w="1082" w:type="dxa"/>
           <w:trHeight w:val="20"/>
         </w:trPr>
         <w:tc>
           <w:tcPr>
-            <w:tcW w:w="2977" w:type="dxa"/>
+            <w:tcW w:w="2567" w:type="dxa"/>
             <w:gridSpan w:val="2"/>
           </w:tcPr>
           <w:p>
@@ -1792,7 +1416,7 @@
         </w:tc>
         <w:tc>
           <w:tcPr>
-            <w:tcW w:w="1701" w:type="dxa"/>
+            <w:tcW w:w="1803" w:type="dxa"/>
             <w:vAlign w:val="center"/>
           </w:tcPr>
           <w:p>
@@ -1830,7 +1454,7 @@
         </w:tc>
         <w:tc>
           <w:tcPr>
-            <w:tcW w:w="1701" w:type="dxa"/>
+            <w:tcW w:w="1803" w:type="dxa"/>
             <w:vAlign w:val="center"/>
           </w:tcPr>
           <w:p>
@@ -1848,7 +1472,7 @@
                 <w:rFonts w:asciiTheme="minorHAnsi" w:hAnsiTheme="minorHAnsi" w:cstheme="minorHAnsi"/>
                 <w:sz w:val="24"/>
               </w:rPr>
-              <w:t>{{d2_s</w:t>
+              <w:t>{{d</w:t>
             </w:r>
             <w:r>
               <w:rPr>
@@ -1862,13 +1486,27 @@
                 <w:rFonts w:asciiTheme="minorHAnsi" w:hAnsiTheme="minorHAnsi" w:cstheme="minorHAnsi"/>
                 <w:sz w:val="24"/>
               </w:rPr>
+              <w:t>_s</w:t>
+            </w:r>
+            <w:r>
+              <w:rPr>
+                <w:rFonts w:asciiTheme="minorHAnsi" w:hAnsiTheme="minorHAnsi" w:cstheme="minorHAnsi"/>
+                <w:sz w:val="24"/>
+              </w:rPr>
+              <w:t>3</w:t>
+            </w:r>
+            <w:r>
+              <w:rPr>
+                <w:rFonts w:asciiTheme="minorHAnsi" w:hAnsiTheme="minorHAnsi" w:cstheme="minorHAnsi"/>
+                <w:sz w:val="24"/>
+              </w:rPr>
               <w:t>}}</w:t>
             </w:r>
           </w:p>
         </w:tc>
         <w:tc>
           <w:tcPr>
-            <w:tcW w:w="1701" w:type="dxa"/>
+            <w:tcW w:w="1803" w:type="dxa"/>
             <w:vAlign w:val="center"/>
           </w:tcPr>
           <w:p>
@@ -1886,7 +1524,21 @@
                 <w:rFonts w:asciiTheme="minorHAnsi" w:hAnsiTheme="minorHAnsi" w:cstheme="minorHAnsi"/>
                 <w:sz w:val="24"/>
               </w:rPr>
-              <w:t>{{d2_s</w:t>
+              <w:t>{{d</w:t>
+            </w:r>
+            <w:r>
+              <w:rPr>
+                <w:rFonts w:asciiTheme="minorHAnsi" w:hAnsiTheme="minorHAnsi" w:cstheme="minorHAnsi"/>
+                <w:sz w:val="24"/>
+              </w:rPr>
+              <w:t>4</w:t>
+            </w:r>
+            <w:r>
+              <w:rPr>
+                <w:rFonts w:asciiTheme="minorHAnsi" w:hAnsiTheme="minorHAnsi" w:cstheme="minorHAnsi"/>
+                <w:sz w:val="24"/>
+              </w:rPr>
+              <w:t>_s</w:t>
             </w:r>
             <w:r>
               <w:rPr>
@@ -1906,7 +1558,7 @@
         </w:tc>
         <w:tc>
           <w:tcPr>
-            <w:tcW w:w="1701" w:type="dxa"/>
+            <w:tcW w:w="1803" w:type="dxa"/>
             <w:vAlign w:val="center"/>
           </w:tcPr>
           <w:p>
@@ -1924,7 +1576,21 @@
                 <w:rFonts w:asciiTheme="minorHAnsi" w:hAnsiTheme="minorHAnsi" w:cstheme="minorHAnsi"/>
                 <w:sz w:val="24"/>
               </w:rPr>
-              <w:t>{{d2_s</w:t>
+              <w:t>{{d</w:t>
+            </w:r>
+            <w:r>
+              <w:rPr>
+                <w:rFonts w:asciiTheme="minorHAnsi" w:hAnsiTheme="minorHAnsi" w:cstheme="minorHAnsi"/>
+                <w:sz w:val="24"/>
+              </w:rPr>
+              <w:t>5</w:t>
+            </w:r>
+            <w:r>
+              <w:rPr>
+                <w:rFonts w:asciiTheme="minorHAnsi" w:hAnsiTheme="minorHAnsi" w:cstheme="minorHAnsi"/>
+                <w:sz w:val="24"/>
+              </w:rPr>
+              <w:t>_s</w:t>
             </w:r>
             <w:r>
               <w:rPr>
@@ -1944,7 +1610,7 @@
         </w:tc>
         <w:tc>
           <w:tcPr>
-            <w:tcW w:w="1701" w:type="dxa"/>
+            <w:tcW w:w="1803" w:type="dxa"/>
             <w:vAlign w:val="center"/>
           </w:tcPr>
           <w:p>
@@ -1962,7 +1628,21 @@
                 <w:rFonts w:asciiTheme="minorHAnsi" w:hAnsiTheme="minorHAnsi" w:cstheme="minorHAnsi"/>
                 <w:sz w:val="24"/>
               </w:rPr>
-              <w:t>{{d2_s</w:t>
+              <w:t>{{d</w:t>
+            </w:r>
+            <w:r>
+              <w:rPr>
+                <w:rFonts w:asciiTheme="minorHAnsi" w:hAnsiTheme="minorHAnsi" w:cstheme="minorHAnsi"/>
+                <w:sz w:val="24"/>
+              </w:rPr>
+              <w:t>6</w:t>
+            </w:r>
+            <w:r>
+              <w:rPr>
+                <w:rFonts w:asciiTheme="minorHAnsi" w:hAnsiTheme="minorHAnsi" w:cstheme="minorHAnsi"/>
+                <w:sz w:val="24"/>
+              </w:rPr>
+              <w:t>_s</w:t>
             </w:r>
             <w:r>
               <w:rPr>
@@ -1982,7 +1662,7 @@
         </w:tc>
         <w:tc>
           <w:tcPr>
-            <w:tcW w:w="1701" w:type="dxa"/>
+            <w:tcW w:w="1803" w:type="dxa"/>
             <w:vAlign w:val="center"/>
           </w:tcPr>
           <w:p>
@@ -2000,7 +1680,21 @@
                 <w:rFonts w:asciiTheme="minorHAnsi" w:hAnsiTheme="minorHAnsi" w:cstheme="minorHAnsi"/>
                 <w:sz w:val="24"/>
               </w:rPr>
-              <w:t>{{d2_s</w:t>
+              <w:t>{{d</w:t>
+            </w:r>
+            <w:r>
+              <w:rPr>
+                <w:rFonts w:asciiTheme="minorHAnsi" w:hAnsiTheme="minorHAnsi" w:cstheme="minorHAnsi"/>
+                <w:sz w:val="24"/>
+              </w:rPr>
+              <w:t>7</w:t>
+            </w:r>
+            <w:r>
+              <w:rPr>
+                <w:rFonts w:asciiTheme="minorHAnsi" w:hAnsiTheme="minorHAnsi" w:cstheme="minorHAnsi"/>
+                <w:sz w:val="24"/>
+              </w:rPr>
+              <w:t>_s</w:t>
             </w:r>
             <w:r>
               <w:rPr>
@@ -2020,7 +1714,8 @@
         </w:tc>
         <w:tc>
           <w:tcPr>
-            <w:tcW w:w="1701" w:type="dxa"/>
+            <w:tcW w:w="1803" w:type="dxa"/>
+            <w:gridSpan w:val="2"/>
             <w:vAlign w:val="center"/>
           </w:tcPr>
           <w:p>
@@ -2038,7 +1733,21 @@
                 <w:rFonts w:asciiTheme="minorHAnsi" w:hAnsiTheme="minorHAnsi" w:cstheme="minorHAnsi"/>
                 <w:sz w:val="24"/>
               </w:rPr>
-              <w:t>{{d2_s</w:t>
+              <w:t>{{d</w:t>
+            </w:r>
+            <w:r>
+              <w:rPr>
+                <w:rFonts w:asciiTheme="minorHAnsi" w:hAnsiTheme="minorHAnsi" w:cstheme="minorHAnsi"/>
+                <w:sz w:val="24"/>
+              </w:rPr>
+              <w:t>8</w:t>
+            </w:r>
+            <w:r>
+              <w:rPr>
+                <w:rFonts w:asciiTheme="minorHAnsi" w:hAnsiTheme="minorHAnsi" w:cstheme="minorHAnsi"/>
+                <w:sz w:val="24"/>
+              </w:rPr>
+              <w:t>_s</w:t>
             </w:r>
             <w:r>
               <w:rPr>
@@ -2059,13 +1768,11 @@
       </w:tr>
       <w:tr>
         <w:trPr>
-          <w:gridAfter w:val="1"/>
-          <w:wAfter w:w="1082" w:type="dxa"/>
           <w:trHeight w:val="20"/>
         </w:trPr>
         <w:tc>
           <w:tcPr>
-            <w:tcW w:w="2977" w:type="dxa"/>
+            <w:tcW w:w="2567" w:type="dxa"/>
             <w:gridSpan w:val="2"/>
           </w:tcPr>
           <w:p>
@@ -2088,7 +1795,7 @@
         </w:tc>
         <w:tc>
           <w:tcPr>
-            <w:tcW w:w="1701" w:type="dxa"/>
+            <w:tcW w:w="1803" w:type="dxa"/>
             <w:vAlign w:val="center"/>
           </w:tcPr>
           <w:p>
@@ -2126,7 +1833,7 @@
         </w:tc>
         <w:tc>
           <w:tcPr>
-            <w:tcW w:w="1701" w:type="dxa"/>
+            <w:tcW w:w="1803" w:type="dxa"/>
             <w:vAlign w:val="center"/>
           </w:tcPr>
           <w:p>
@@ -2144,7 +1851,21 @@
                 <w:rFonts w:asciiTheme="minorHAnsi" w:hAnsiTheme="minorHAnsi" w:cstheme="minorHAnsi"/>
                 <w:sz w:val="24"/>
               </w:rPr>
-              <w:t>{{d2_s</w:t>
+              <w:t>{{d</w:t>
+            </w:r>
+            <w:r>
+              <w:rPr>
+                <w:rFonts w:asciiTheme="minorHAnsi" w:hAnsiTheme="minorHAnsi" w:cstheme="minorHAnsi"/>
+                <w:sz w:val="24"/>
+              </w:rPr>
+              <w:t>3</w:t>
+            </w:r>
+            <w:r>
+              <w:rPr>
+                <w:rFonts w:asciiTheme="minorHAnsi" w:hAnsiTheme="minorHAnsi" w:cstheme="minorHAnsi"/>
+                <w:sz w:val="24"/>
+              </w:rPr>
+              <w:t>_s</w:t>
             </w:r>
             <w:r>
               <w:rPr>
@@ -2164,7 +1885,7 @@
         </w:tc>
         <w:tc>
           <w:tcPr>
-            <w:tcW w:w="1701" w:type="dxa"/>
+            <w:tcW w:w="1803" w:type="dxa"/>
             <w:vAlign w:val="center"/>
           </w:tcPr>
           <w:p>
@@ -2182,7 +1903,7 @@
                 <w:rFonts w:asciiTheme="minorHAnsi" w:hAnsiTheme="minorHAnsi" w:cstheme="minorHAnsi"/>
                 <w:sz w:val="24"/>
               </w:rPr>
-              <w:t>{{d2_s</w:t>
+              <w:t>{{d</w:t>
             </w:r>
             <w:r>
               <w:rPr>
@@ -2196,13 +1917,27 @@
                 <w:rFonts w:asciiTheme="minorHAnsi" w:hAnsiTheme="minorHAnsi" w:cstheme="minorHAnsi"/>
                 <w:sz w:val="24"/>
               </w:rPr>
+              <w:t>_s</w:t>
+            </w:r>
+            <w:r>
+              <w:rPr>
+                <w:rFonts w:asciiTheme="minorHAnsi" w:hAnsiTheme="minorHAnsi" w:cstheme="minorHAnsi"/>
+                <w:sz w:val="24"/>
+              </w:rPr>
+              <w:t>4</w:t>
+            </w:r>
+            <w:r>
+              <w:rPr>
+                <w:rFonts w:asciiTheme="minorHAnsi" w:hAnsiTheme="minorHAnsi" w:cstheme="minorHAnsi"/>
+                <w:sz w:val="24"/>
+              </w:rPr>
               <w:t>}}</w:t>
             </w:r>
           </w:p>
         </w:tc>
         <w:tc>
           <w:tcPr>
-            <w:tcW w:w="1701" w:type="dxa"/>
+            <w:tcW w:w="1803" w:type="dxa"/>
             <w:vAlign w:val="center"/>
           </w:tcPr>
           <w:p>
@@ -2220,7 +1955,21 @@
                 <w:rFonts w:asciiTheme="minorHAnsi" w:hAnsiTheme="minorHAnsi" w:cstheme="minorHAnsi"/>
                 <w:sz w:val="24"/>
               </w:rPr>
-              <w:t>{{d2_s</w:t>
+              <w:t>{{d</w:t>
+            </w:r>
+            <w:r>
+              <w:rPr>
+                <w:rFonts w:asciiTheme="minorHAnsi" w:hAnsiTheme="minorHAnsi" w:cstheme="minorHAnsi"/>
+                <w:sz w:val="24"/>
+              </w:rPr>
+              <w:t>5</w:t>
+            </w:r>
+            <w:r>
+              <w:rPr>
+                <w:rFonts w:asciiTheme="minorHAnsi" w:hAnsiTheme="minorHAnsi" w:cstheme="minorHAnsi"/>
+                <w:sz w:val="24"/>
+              </w:rPr>
+              <w:t>_s</w:t>
             </w:r>
             <w:r>
               <w:rPr>
@@ -2240,7 +1989,7 @@
         </w:tc>
         <w:tc>
           <w:tcPr>
-            <w:tcW w:w="1701" w:type="dxa"/>
+            <w:tcW w:w="1803" w:type="dxa"/>
             <w:vAlign w:val="center"/>
           </w:tcPr>
           <w:p>
@@ -2258,7 +2007,21 @@
                 <w:rFonts w:asciiTheme="minorHAnsi" w:hAnsiTheme="minorHAnsi" w:cstheme="minorHAnsi"/>
                 <w:sz w:val="24"/>
               </w:rPr>
-              <w:t>{{d2_s</w:t>
+              <w:t>{{d</w:t>
+            </w:r>
+            <w:r>
+              <w:rPr>
+                <w:rFonts w:asciiTheme="minorHAnsi" w:hAnsiTheme="minorHAnsi" w:cstheme="minorHAnsi"/>
+                <w:sz w:val="24"/>
+              </w:rPr>
+              <w:t>6</w:t>
+            </w:r>
+            <w:r>
+              <w:rPr>
+                <w:rFonts w:asciiTheme="minorHAnsi" w:hAnsiTheme="minorHAnsi" w:cstheme="minorHAnsi"/>
+                <w:sz w:val="24"/>
+              </w:rPr>
+              <w:t>_s</w:t>
             </w:r>
             <w:r>
               <w:rPr>
@@ -2278,7 +2041,7 @@
         </w:tc>
         <w:tc>
           <w:tcPr>
-            <w:tcW w:w="1701" w:type="dxa"/>
+            <w:tcW w:w="1803" w:type="dxa"/>
             <w:vAlign w:val="center"/>
           </w:tcPr>
           <w:p>
@@ -2296,7 +2059,21 @@
                 <w:rFonts w:asciiTheme="minorHAnsi" w:hAnsiTheme="minorHAnsi" w:cstheme="minorHAnsi"/>
                 <w:sz w:val="24"/>
               </w:rPr>
-              <w:t>{{d2_s</w:t>
+              <w:t>{{d</w:t>
+            </w:r>
+            <w:r>
+              <w:rPr>
+                <w:rFonts w:asciiTheme="minorHAnsi" w:hAnsiTheme="minorHAnsi" w:cstheme="minorHAnsi"/>
+                <w:sz w:val="24"/>
+              </w:rPr>
+              <w:t>7</w:t>
+            </w:r>
+            <w:r>
+              <w:rPr>
+                <w:rFonts w:asciiTheme="minorHAnsi" w:hAnsiTheme="minorHAnsi" w:cstheme="minorHAnsi"/>
+                <w:sz w:val="24"/>
+              </w:rPr>
+              <w:t>_s</w:t>
             </w:r>
             <w:r>
               <w:rPr>
@@ -2316,7 +2093,8 @@
         </w:tc>
         <w:tc>
           <w:tcPr>
-            <w:tcW w:w="1701" w:type="dxa"/>
+            <w:tcW w:w="1803" w:type="dxa"/>
+            <w:gridSpan w:val="2"/>
             <w:vAlign w:val="center"/>
           </w:tcPr>
           <w:p>
@@ -2334,7 +2112,21 @@
                 <w:rFonts w:asciiTheme="minorHAnsi" w:hAnsiTheme="minorHAnsi" w:cstheme="minorHAnsi"/>
                 <w:sz w:val="24"/>
               </w:rPr>
-              <w:t>{{d2_s</w:t>
+              <w:t>{{d</w:t>
+            </w:r>
+            <w:r>
+              <w:rPr>
+                <w:rFonts w:asciiTheme="minorHAnsi" w:hAnsiTheme="minorHAnsi" w:cstheme="minorHAnsi"/>
+                <w:sz w:val="24"/>
+              </w:rPr>
+              <w:t>8</w:t>
+            </w:r>
+            <w:r>
+              <w:rPr>
+                <w:rFonts w:asciiTheme="minorHAnsi" w:hAnsiTheme="minorHAnsi" w:cstheme="minorHAnsi"/>
+                <w:sz w:val="24"/>
+              </w:rPr>
+              <w:t>_s</w:t>
             </w:r>
             <w:r>
               <w:rPr>
@@ -2355,13 +2147,11 @@
       </w:tr>
       <w:tr>
         <w:trPr>
-          <w:gridAfter w:val="1"/>
-          <w:wAfter w:w="1082" w:type="dxa"/>
           <w:trHeight w:val="20"/>
         </w:trPr>
         <w:tc>
           <w:tcPr>
-            <w:tcW w:w="2977" w:type="dxa"/>
+            <w:tcW w:w="2567" w:type="dxa"/>
             <w:gridSpan w:val="2"/>
           </w:tcPr>
           <w:p>
@@ -2378,29 +2168,13 @@
                 <w:rFonts w:asciiTheme="minorHAnsi" w:hAnsiTheme="minorHAnsi" w:cstheme="minorHAnsi"/>
                 <w:sz w:val="24"/>
               </w:rPr>
-              <w:t xml:space="preserve">19h00 – 07h00 </w:t>
-            </w:r>
-            <w:proofErr w:type="spellStart"/>
-            <w:r>
-              <w:rPr>
-                <w:rFonts w:asciiTheme="minorHAnsi" w:hAnsiTheme="minorHAnsi" w:cstheme="minorHAnsi"/>
-                <w:sz w:val="24"/>
-              </w:rPr>
-              <w:t>hôm</w:t>
-            </w:r>
-            <w:proofErr w:type="spellEnd"/>
-            <w:r>
-              <w:rPr>
-                <w:rFonts w:asciiTheme="minorHAnsi" w:hAnsiTheme="minorHAnsi" w:cstheme="minorHAnsi"/>
-                <w:sz w:val="24"/>
-              </w:rPr>
-              <w:t xml:space="preserve"> sau</w:t>
-            </w:r>
-          </w:p>
-        </w:tc>
-        <w:tc>
-          <w:tcPr>
-            <w:tcW w:w="1701" w:type="dxa"/>
+              <w:t>19h00 – 07h00 hôm sau</w:t>
+            </w:r>
+          </w:p>
+        </w:tc>
+        <w:tc>
+          <w:tcPr>
+            <w:tcW w:w="1803" w:type="dxa"/>
             <w:vAlign w:val="center"/>
           </w:tcPr>
           <w:p>
@@ -2438,7 +2212,7 @@
         </w:tc>
         <w:tc>
           <w:tcPr>
-            <w:tcW w:w="1701" w:type="dxa"/>
+            <w:tcW w:w="1803" w:type="dxa"/>
             <w:vAlign w:val="center"/>
           </w:tcPr>
           <w:p>
@@ -2456,7 +2230,21 @@
                 <w:rFonts w:asciiTheme="minorHAnsi" w:hAnsiTheme="minorHAnsi" w:cstheme="minorHAnsi"/>
                 <w:sz w:val="24"/>
               </w:rPr>
-              <w:t>{{d2_s</w:t>
+              <w:t>{{d</w:t>
+            </w:r>
+            <w:r>
+              <w:rPr>
+                <w:rFonts w:asciiTheme="minorHAnsi" w:hAnsiTheme="minorHAnsi" w:cstheme="minorHAnsi"/>
+                <w:sz w:val="24"/>
+              </w:rPr>
+              <w:t>3</w:t>
+            </w:r>
+            <w:r>
+              <w:rPr>
+                <w:rFonts w:asciiTheme="minorHAnsi" w:hAnsiTheme="minorHAnsi" w:cstheme="minorHAnsi"/>
+                <w:sz w:val="24"/>
+              </w:rPr>
+              <w:t>_s</w:t>
             </w:r>
             <w:r>
               <w:rPr>
@@ -2476,7 +2264,7 @@
         </w:tc>
         <w:tc>
           <w:tcPr>
-            <w:tcW w:w="1701" w:type="dxa"/>
+            <w:tcW w:w="1803" w:type="dxa"/>
             <w:vAlign w:val="center"/>
           </w:tcPr>
           <w:p>
@@ -2494,7 +2282,21 @@
                 <w:rFonts w:asciiTheme="minorHAnsi" w:hAnsiTheme="minorHAnsi" w:cstheme="minorHAnsi"/>
                 <w:sz w:val="24"/>
               </w:rPr>
-              <w:t>{{d2_s</w:t>
+              <w:t>{{d</w:t>
+            </w:r>
+            <w:r>
+              <w:rPr>
+                <w:rFonts w:asciiTheme="minorHAnsi" w:hAnsiTheme="minorHAnsi" w:cstheme="minorHAnsi"/>
+                <w:sz w:val="24"/>
+              </w:rPr>
+              <w:t>4</w:t>
+            </w:r>
+            <w:r>
+              <w:rPr>
+                <w:rFonts w:asciiTheme="minorHAnsi" w:hAnsiTheme="minorHAnsi" w:cstheme="minorHAnsi"/>
+                <w:sz w:val="24"/>
+              </w:rPr>
+              <w:t>_s</w:t>
             </w:r>
             <w:r>
               <w:rPr>
@@ -2514,7 +2316,7 @@
         </w:tc>
         <w:tc>
           <w:tcPr>
-            <w:tcW w:w="1701" w:type="dxa"/>
+            <w:tcW w:w="1803" w:type="dxa"/>
             <w:vAlign w:val="center"/>
           </w:tcPr>
           <w:p>
@@ -2532,7 +2334,7 @@
                 <w:rFonts w:asciiTheme="minorHAnsi" w:hAnsiTheme="minorHAnsi" w:cstheme="minorHAnsi"/>
                 <w:sz w:val="24"/>
               </w:rPr>
-              <w:t>{{d2_s</w:t>
+              <w:t>{{d</w:t>
             </w:r>
             <w:r>
               <w:rPr>
@@ -2546,13 +2348,27 @@
                 <w:rFonts w:asciiTheme="minorHAnsi" w:hAnsiTheme="minorHAnsi" w:cstheme="minorHAnsi"/>
                 <w:sz w:val="24"/>
               </w:rPr>
+              <w:t>_s</w:t>
+            </w:r>
+            <w:r>
+              <w:rPr>
+                <w:rFonts w:asciiTheme="minorHAnsi" w:hAnsiTheme="minorHAnsi" w:cstheme="minorHAnsi"/>
+                <w:sz w:val="24"/>
+              </w:rPr>
+              <w:t>5</w:t>
+            </w:r>
+            <w:r>
+              <w:rPr>
+                <w:rFonts w:asciiTheme="minorHAnsi" w:hAnsiTheme="minorHAnsi" w:cstheme="minorHAnsi"/>
+                <w:sz w:val="24"/>
+              </w:rPr>
               <w:t>}}</w:t>
             </w:r>
           </w:p>
         </w:tc>
         <w:tc>
           <w:tcPr>
-            <w:tcW w:w="1701" w:type="dxa"/>
+            <w:tcW w:w="1803" w:type="dxa"/>
             <w:vAlign w:val="center"/>
           </w:tcPr>
           <w:p>
@@ -2570,7 +2386,21 @@
                 <w:rFonts w:asciiTheme="minorHAnsi" w:hAnsiTheme="minorHAnsi" w:cstheme="minorHAnsi"/>
                 <w:sz w:val="24"/>
               </w:rPr>
-              <w:t>{{d2_s</w:t>
+              <w:t>{{d</w:t>
+            </w:r>
+            <w:r>
+              <w:rPr>
+                <w:rFonts w:asciiTheme="minorHAnsi" w:hAnsiTheme="minorHAnsi" w:cstheme="minorHAnsi"/>
+                <w:sz w:val="24"/>
+              </w:rPr>
+              <w:t>6</w:t>
+            </w:r>
+            <w:r>
+              <w:rPr>
+                <w:rFonts w:asciiTheme="minorHAnsi" w:hAnsiTheme="minorHAnsi" w:cstheme="minorHAnsi"/>
+                <w:sz w:val="24"/>
+              </w:rPr>
+              <w:t>_s</w:t>
             </w:r>
             <w:r>
               <w:rPr>
@@ -2590,7 +2420,7 @@
         </w:tc>
         <w:tc>
           <w:tcPr>
-            <w:tcW w:w="1701" w:type="dxa"/>
+            <w:tcW w:w="1803" w:type="dxa"/>
             <w:vAlign w:val="center"/>
           </w:tcPr>
           <w:p>
@@ -2608,7 +2438,21 @@
                 <w:rFonts w:asciiTheme="minorHAnsi" w:hAnsiTheme="minorHAnsi" w:cstheme="minorHAnsi"/>
                 <w:sz w:val="24"/>
               </w:rPr>
-              <w:t>{{d2_s</w:t>
+              <w:t>{{d</w:t>
+            </w:r>
+            <w:r>
+              <w:rPr>
+                <w:rFonts w:asciiTheme="minorHAnsi" w:hAnsiTheme="minorHAnsi" w:cstheme="minorHAnsi"/>
+                <w:sz w:val="24"/>
+              </w:rPr>
+              <w:t>7</w:t>
+            </w:r>
+            <w:r>
+              <w:rPr>
+                <w:rFonts w:asciiTheme="minorHAnsi" w:hAnsiTheme="minorHAnsi" w:cstheme="minorHAnsi"/>
+                <w:sz w:val="24"/>
+              </w:rPr>
+              <w:t>_s</w:t>
             </w:r>
             <w:r>
               <w:rPr>
@@ -2628,7 +2472,8 @@
         </w:tc>
         <w:tc>
           <w:tcPr>
-            <w:tcW w:w="1701" w:type="dxa"/>
+            <w:tcW w:w="1803" w:type="dxa"/>
+            <w:gridSpan w:val="2"/>
             <w:vAlign w:val="center"/>
           </w:tcPr>
           <w:p>
@@ -2646,7 +2491,21 @@
                 <w:rFonts w:asciiTheme="minorHAnsi" w:hAnsiTheme="minorHAnsi" w:cstheme="minorHAnsi"/>
                 <w:sz w:val="24"/>
               </w:rPr>
-              <w:t>{{d2_s</w:t>
+              <w:t>{{d</w:t>
+            </w:r>
+            <w:r>
+              <w:rPr>
+                <w:rFonts w:asciiTheme="minorHAnsi" w:hAnsiTheme="minorHAnsi" w:cstheme="minorHAnsi"/>
+                <w:sz w:val="24"/>
+              </w:rPr>
+              <w:t>8</w:t>
+            </w:r>
+            <w:r>
+              <w:rPr>
+                <w:rFonts w:asciiTheme="minorHAnsi" w:hAnsiTheme="minorHAnsi" w:cstheme="minorHAnsi"/>
+                <w:sz w:val="24"/>
+              </w:rPr>
+              <w:t>_s</w:t>
             </w:r>
             <w:r>
               <w:rPr>
@@ -2667,13 +2526,11 @@
       </w:tr>
       <w:tr>
         <w:trPr>
-          <w:gridAfter w:val="1"/>
-          <w:wAfter w:w="1082" w:type="dxa"/>
           <w:trHeight w:val="473"/>
         </w:trPr>
         <w:tc>
           <w:tcPr>
-            <w:tcW w:w="2977" w:type="dxa"/>
+            <w:tcW w:w="2567" w:type="dxa"/>
             <w:gridSpan w:val="2"/>
             <w:tcBorders>
               <w:bottom w:val="single" w:sz="4" w:space="0" w:color="auto"/>
@@ -2690,70 +2547,14 @@
                 <w:szCs w:val="18"/>
               </w:rPr>
             </w:pPr>
-            <w:proofErr w:type="spellStart"/>
             <w:r>
               <w:rPr>
                 <w:rFonts w:asciiTheme="minorHAnsi" w:hAnsiTheme="minorHAnsi" w:cstheme="minorHAnsi"/>
                 <w:sz w:val="18"/>
                 <w:szCs w:val="18"/>
               </w:rPr>
-              <w:t>Số</w:t>
-            </w:r>
-            <w:proofErr w:type="spellEnd"/>
-            <w:r>
-              <w:rPr>
-                <w:rFonts w:asciiTheme="minorHAnsi" w:hAnsiTheme="minorHAnsi" w:cstheme="minorHAnsi"/>
-                <w:sz w:val="18"/>
-                <w:szCs w:val="18"/>
-              </w:rPr>
-              <w:t xml:space="preserve"> </w:t>
-            </w:r>
-            <w:proofErr w:type="spellStart"/>
-            <w:r>
-              <w:rPr>
-                <w:rFonts w:asciiTheme="minorHAnsi" w:hAnsiTheme="minorHAnsi" w:cstheme="minorHAnsi"/>
-                <w:sz w:val="18"/>
-                <w:szCs w:val="18"/>
-              </w:rPr>
-              <w:t>lượt</w:t>
-            </w:r>
-            <w:proofErr w:type="spellEnd"/>
-            <w:r>
-              <w:rPr>
-                <w:rFonts w:asciiTheme="minorHAnsi" w:hAnsiTheme="minorHAnsi" w:cstheme="minorHAnsi"/>
-                <w:sz w:val="18"/>
-                <w:szCs w:val="18"/>
-              </w:rPr>
-              <w:t xml:space="preserve"> </w:t>
-            </w:r>
-            <w:proofErr w:type="spellStart"/>
-            <w:r>
-              <w:rPr>
-                <w:rFonts w:asciiTheme="minorHAnsi" w:hAnsiTheme="minorHAnsi" w:cstheme="minorHAnsi"/>
-                <w:sz w:val="18"/>
-                <w:szCs w:val="18"/>
-              </w:rPr>
-              <w:t>sử</w:t>
-            </w:r>
-            <w:proofErr w:type="spellEnd"/>
-            <w:r>
-              <w:rPr>
-                <w:rFonts w:asciiTheme="minorHAnsi" w:hAnsiTheme="minorHAnsi" w:cstheme="minorHAnsi"/>
-                <w:sz w:val="18"/>
-                <w:szCs w:val="18"/>
-              </w:rPr>
-              <w:t xml:space="preserve"> </w:t>
-            </w:r>
-            <w:proofErr w:type="spellStart"/>
-            <w:r>
-              <w:rPr>
-                <w:rFonts w:asciiTheme="minorHAnsi" w:hAnsiTheme="minorHAnsi" w:cstheme="minorHAnsi"/>
-                <w:sz w:val="18"/>
-                <w:szCs w:val="18"/>
-              </w:rPr>
-              <w:t>dụng</w:t>
-            </w:r>
-            <w:proofErr w:type="spellEnd"/>
+              <w:t>Số lượt sử dụng</w:t>
+            </w:r>
           </w:p>
           <w:p>
             <w:pPr>
@@ -2790,47 +2591,7 @@
                 <w:sz w:val="18"/>
                 <w:szCs w:val="18"/>
               </w:rPr>
-              <w:t xml:space="preserve"> </w:t>
-            </w:r>
-            <w:proofErr w:type="spellStart"/>
-            <w:r>
-              <w:rPr>
-                <w:rFonts w:asciiTheme="minorHAnsi" w:hAnsiTheme="minorHAnsi" w:cstheme="minorHAnsi"/>
-                <w:i/>
-                <w:sz w:val="18"/>
-                <w:szCs w:val="18"/>
-              </w:rPr>
-              <w:t>giờ</w:t>
-            </w:r>
-            <w:proofErr w:type="spellEnd"/>
-            <w:r>
-              <w:rPr>
-                <w:rFonts w:asciiTheme="minorHAnsi" w:hAnsiTheme="minorHAnsi" w:cstheme="minorHAnsi"/>
-                <w:i/>
-                <w:sz w:val="18"/>
-                <w:szCs w:val="18"/>
-              </w:rPr>
-              <w:t xml:space="preserve"> </w:t>
-            </w:r>
-            <w:proofErr w:type="spellStart"/>
-            <w:r>
-              <w:rPr>
-                <w:rFonts w:asciiTheme="minorHAnsi" w:hAnsiTheme="minorHAnsi" w:cstheme="minorHAnsi"/>
-                <w:i/>
-                <w:sz w:val="18"/>
-                <w:szCs w:val="18"/>
-              </w:rPr>
-              <w:t>hôm</w:t>
-            </w:r>
-            <w:proofErr w:type="spellEnd"/>
-            <w:r>
-              <w:rPr>
-                <w:rFonts w:asciiTheme="minorHAnsi" w:hAnsiTheme="minorHAnsi" w:cstheme="minorHAnsi"/>
-                <w:i/>
-                <w:sz w:val="18"/>
-                <w:szCs w:val="18"/>
-              </w:rPr>
-              <w:t xml:space="preserve"> qua</w:t>
+              <w:t xml:space="preserve"> giờ hôm qua</w:t>
             </w:r>
             <w:r>
               <w:rPr>
@@ -2849,33 +2610,13 @@
                 <w:sz w:val="18"/>
                 <w:szCs w:val="18"/>
               </w:rPr>
-              <w:t xml:space="preserve"> </w:t>
-            </w:r>
-            <w:proofErr w:type="spellStart"/>
-            <w:r>
-              <w:rPr>
-                <w:rFonts w:asciiTheme="minorHAnsi" w:hAnsiTheme="minorHAnsi" w:cstheme="minorHAnsi"/>
-                <w:i/>
-                <w:sz w:val="18"/>
-                <w:szCs w:val="18"/>
-              </w:rPr>
-              <w:t>giờ</w:t>
-            </w:r>
-            <w:proofErr w:type="spellEnd"/>
-            <w:r>
-              <w:rPr>
-                <w:rFonts w:asciiTheme="minorHAnsi" w:hAnsiTheme="minorHAnsi" w:cstheme="minorHAnsi"/>
-                <w:i/>
-                <w:sz w:val="18"/>
-                <w:szCs w:val="18"/>
-              </w:rPr>
-              <w:t xml:space="preserve"> hôm nay)</w:t>
-            </w:r>
-          </w:p>
-        </w:tc>
-        <w:tc>
-          <w:tcPr>
-            <w:tcW w:w="1701" w:type="dxa"/>
+              <w:t xml:space="preserve"> giờ hôm nay)</w:t>
+            </w:r>
+          </w:p>
+        </w:tc>
+        <w:tc>
+          <w:tcPr>
+            <w:tcW w:w="1803" w:type="dxa"/>
             <w:tcBorders>
               <w:bottom w:val="single" w:sz="4" w:space="0" w:color="auto"/>
             </w:tcBorders>
@@ -2902,7 +2643,7 @@
         </w:tc>
         <w:tc>
           <w:tcPr>
-            <w:tcW w:w="1701" w:type="dxa"/>
+            <w:tcW w:w="1803" w:type="dxa"/>
             <w:tcBorders>
               <w:bottom w:val="single" w:sz="4" w:space="0" w:color="auto"/>
             </w:tcBorders>
@@ -2923,13 +2664,27 @@
                 <w:rFonts w:asciiTheme="minorHAnsi" w:hAnsiTheme="minorHAnsi" w:cstheme="minorHAnsi"/>
                 <w:sz w:val="24"/>
               </w:rPr>
-              <w:t>{{d2_usage}}</w:t>
-            </w:r>
-          </w:p>
-        </w:tc>
-        <w:tc>
-          <w:tcPr>
-            <w:tcW w:w="1701" w:type="dxa"/>
+              <w:t>{{d</w:t>
+            </w:r>
+            <w:r>
+              <w:rPr>
+                <w:rFonts w:asciiTheme="minorHAnsi" w:hAnsiTheme="minorHAnsi" w:cstheme="minorHAnsi"/>
+                <w:sz w:val="24"/>
+              </w:rPr>
+              <w:t>3</w:t>
+            </w:r>
+            <w:r>
+              <w:rPr>
+                <w:rFonts w:asciiTheme="minorHAnsi" w:hAnsiTheme="minorHAnsi" w:cstheme="minorHAnsi"/>
+                <w:sz w:val="24"/>
+              </w:rPr>
+              <w:t>_usage}}</w:t>
+            </w:r>
+          </w:p>
+        </w:tc>
+        <w:tc>
+          <w:tcPr>
+            <w:tcW w:w="1803" w:type="dxa"/>
             <w:tcBorders>
               <w:bottom w:val="single" w:sz="4" w:space="0" w:color="auto"/>
             </w:tcBorders>
@@ -2950,13 +2705,27 @@
                 <w:rFonts w:asciiTheme="minorHAnsi" w:hAnsiTheme="minorHAnsi" w:cstheme="minorHAnsi"/>
                 <w:sz w:val="24"/>
               </w:rPr>
-              <w:t>{{d2_usage}}</w:t>
-            </w:r>
-          </w:p>
-        </w:tc>
-        <w:tc>
-          <w:tcPr>
-            <w:tcW w:w="1701" w:type="dxa"/>
+              <w:t>{{d</w:t>
+            </w:r>
+            <w:r>
+              <w:rPr>
+                <w:rFonts w:asciiTheme="minorHAnsi" w:hAnsiTheme="minorHAnsi" w:cstheme="minorHAnsi"/>
+                <w:sz w:val="24"/>
+              </w:rPr>
+              <w:t>4</w:t>
+            </w:r>
+            <w:r>
+              <w:rPr>
+                <w:rFonts w:asciiTheme="minorHAnsi" w:hAnsiTheme="minorHAnsi" w:cstheme="minorHAnsi"/>
+                <w:sz w:val="24"/>
+              </w:rPr>
+              <w:t>_usage}}</w:t>
+            </w:r>
+          </w:p>
+        </w:tc>
+        <w:tc>
+          <w:tcPr>
+            <w:tcW w:w="1803" w:type="dxa"/>
             <w:tcBorders>
               <w:bottom w:val="single" w:sz="4" w:space="0" w:color="auto"/>
             </w:tcBorders>
@@ -2977,13 +2746,41 @@
                 <w:rFonts w:asciiTheme="minorHAnsi" w:hAnsiTheme="minorHAnsi" w:cstheme="minorHAnsi"/>
                 <w:sz w:val="24"/>
               </w:rPr>
-              <w:t>{{d2_usage}}</w:t>
-            </w:r>
-          </w:p>
-        </w:tc>
-        <w:tc>
-          <w:tcPr>
-            <w:tcW w:w="1701" w:type="dxa"/>
+              <w:t>{{d</w:t>
+            </w:r>
+            <w:r>
+              <w:rPr>
+                <w:rFonts w:asciiTheme="minorHAnsi" w:hAnsiTheme="minorHAnsi" w:cstheme="minorHAnsi"/>
+                <w:sz w:val="24"/>
+              </w:rPr>
+              <w:t>5</w:t>
+            </w:r>
+            <w:r>
+              <w:rPr>
+                <w:rFonts w:asciiTheme="minorHAnsi" w:hAnsiTheme="minorHAnsi" w:cstheme="minorHAnsi"/>
+                <w:sz w:val="24"/>
+              </w:rPr>
+              <w:t>_</w:t>
+            </w:r>
+            <w:r>
+              <w:rPr>
+                <w:rFonts w:asciiTheme="minorHAnsi" w:hAnsiTheme="minorHAnsi" w:cstheme="minorHAnsi"/>
+                <w:sz w:val="24"/>
+              </w:rPr>
+              <w:t>u</w:t>
+            </w:r>
+            <w:r>
+              <w:rPr>
+                <w:rFonts w:asciiTheme="minorHAnsi" w:hAnsiTheme="minorHAnsi" w:cstheme="minorHAnsi"/>
+                <w:sz w:val="24"/>
+              </w:rPr>
+              <w:t>sage}}</w:t>
+            </w:r>
+          </w:p>
+        </w:tc>
+        <w:tc>
+          <w:tcPr>
+            <w:tcW w:w="1803" w:type="dxa"/>
             <w:tcBorders>
               <w:bottom w:val="single" w:sz="4" w:space="0" w:color="auto"/>
             </w:tcBorders>
@@ -2999,11 +2796,32 @@
                 <w:sz w:val="24"/>
               </w:rPr>
             </w:pPr>
-          </w:p>
-        </w:tc>
-        <w:tc>
-          <w:tcPr>
-            <w:tcW w:w="1701" w:type="dxa"/>
+            <w:r>
+              <w:rPr>
+                <w:rFonts w:asciiTheme="minorHAnsi" w:hAnsiTheme="minorHAnsi" w:cstheme="minorHAnsi"/>
+                <w:sz w:val="24"/>
+              </w:rPr>
+              <w:t>{{d</w:t>
+            </w:r>
+            <w:r>
+              <w:rPr>
+                <w:rFonts w:asciiTheme="minorHAnsi" w:hAnsiTheme="minorHAnsi" w:cstheme="minorHAnsi"/>
+                <w:sz w:val="24"/>
+              </w:rPr>
+              <w:t>6</w:t>
+            </w:r>
+            <w:r>
+              <w:rPr>
+                <w:rFonts w:asciiTheme="minorHAnsi" w:hAnsiTheme="minorHAnsi" w:cstheme="minorHAnsi"/>
+                <w:sz w:val="24"/>
+              </w:rPr>
+              <w:t>_usage}}</w:t>
+            </w:r>
+          </w:p>
+        </w:tc>
+        <w:tc>
+          <w:tcPr>
+            <w:tcW w:w="1803" w:type="dxa"/>
             <w:tcBorders>
               <w:bottom w:val="single" w:sz="4" w:space="0" w:color="auto"/>
             </w:tcBorders>
@@ -3019,38 +2837,32 @@
                 <w:sz w:val="24"/>
               </w:rPr>
             </w:pPr>
-          </w:p>
-        </w:tc>
-        <w:tc>
-          <w:tcPr>
-            <w:tcW w:w="1701" w:type="dxa"/>
-            <w:tcBorders>
-              <w:bottom w:val="single" w:sz="4" w:space="0" w:color="auto"/>
-            </w:tcBorders>
-            <w:vAlign w:val="center"/>
-          </w:tcPr>
-          <w:p>
-            <w:pPr>
-              <w:spacing w:before="0" w:after="0" w:line="276" w:lineRule="auto"/>
-              <w:ind w:right="-110"/>
-              <w:jc w:val="center"/>
-              <w:rPr>
-                <w:rFonts w:asciiTheme="minorHAnsi" w:hAnsiTheme="minorHAnsi" w:cstheme="minorHAnsi"/>
-                <w:sz w:val="24"/>
-              </w:rPr>
-            </w:pPr>
-          </w:p>
-        </w:tc>
-      </w:tr>
-      <w:tr>
-        <w:trPr>
-          <w:gridAfter w:val="1"/>
-          <w:wAfter w:w="1082" w:type="dxa"/>
-          <w:trHeight w:val="20"/>
-        </w:trPr>
-        <w:tc>
-          <w:tcPr>
-            <w:tcW w:w="2977" w:type="dxa"/>
+            <w:r>
+              <w:rPr>
+                <w:rFonts w:asciiTheme="minorHAnsi" w:hAnsiTheme="minorHAnsi" w:cstheme="minorHAnsi"/>
+                <w:sz w:val="24"/>
+              </w:rPr>
+              <w:t>{{d</w:t>
+            </w:r>
+            <w:r>
+              <w:rPr>
+                <w:rFonts w:asciiTheme="minorHAnsi" w:hAnsiTheme="minorHAnsi" w:cstheme="minorHAnsi"/>
+                <w:sz w:val="24"/>
+              </w:rPr>
+              <w:t>7</w:t>
+            </w:r>
+            <w:r>
+              <w:rPr>
+                <w:rFonts w:asciiTheme="minorHAnsi" w:hAnsiTheme="minorHAnsi" w:cstheme="minorHAnsi"/>
+                <w:sz w:val="24"/>
+              </w:rPr>
+              <w:t>_usage}}</w:t>
+            </w:r>
+          </w:p>
+        </w:tc>
+        <w:tc>
+          <w:tcPr>
+            <w:tcW w:w="1803" w:type="dxa"/>
             <w:gridSpan w:val="2"/>
             <w:tcBorders>
               <w:bottom w:val="single" w:sz="4" w:space="0" w:color="auto"/>
@@ -3060,90 +2872,45 @@
           <w:p>
             <w:pPr>
               <w:spacing w:before="0" w:after="0" w:line="276" w:lineRule="auto"/>
+              <w:ind w:right="-110"/>
               <w:jc w:val="center"/>
               <w:rPr>
                 <w:rFonts w:asciiTheme="minorHAnsi" w:hAnsiTheme="minorHAnsi" w:cstheme="minorHAnsi"/>
                 <w:sz w:val="24"/>
               </w:rPr>
             </w:pPr>
-            <w:proofErr w:type="spellStart"/>
-            <w:r>
-              <w:rPr>
-                <w:rFonts w:asciiTheme="minorHAnsi" w:hAnsiTheme="minorHAnsi" w:cstheme="minorHAnsi"/>
-                <w:sz w:val="24"/>
-              </w:rPr>
-              <w:t>Thời</w:t>
-            </w:r>
-            <w:proofErr w:type="spellEnd"/>
-            <w:r>
-              <w:rPr>
-                <w:rFonts w:asciiTheme="minorHAnsi" w:hAnsiTheme="minorHAnsi" w:cstheme="minorHAnsi"/>
-                <w:sz w:val="24"/>
-              </w:rPr>
-              <w:t xml:space="preserve"> </w:t>
-            </w:r>
-            <w:proofErr w:type="spellStart"/>
-            <w:r>
-              <w:rPr>
-                <w:rFonts w:asciiTheme="minorHAnsi" w:hAnsiTheme="minorHAnsi" w:cstheme="minorHAnsi"/>
-                <w:sz w:val="24"/>
-              </w:rPr>
-              <w:t>gian</w:t>
-            </w:r>
-            <w:proofErr w:type="spellEnd"/>
-            <w:r>
-              <w:rPr>
-                <w:rFonts w:asciiTheme="minorHAnsi" w:hAnsiTheme="minorHAnsi" w:cstheme="minorHAnsi"/>
-                <w:sz w:val="24"/>
-              </w:rPr>
-              <w:t xml:space="preserve"> </w:t>
-            </w:r>
-            <w:proofErr w:type="spellStart"/>
-            <w:r>
-              <w:rPr>
-                <w:rFonts w:asciiTheme="minorHAnsi" w:hAnsiTheme="minorHAnsi" w:cstheme="minorHAnsi"/>
-                <w:sz w:val="24"/>
-              </w:rPr>
-              <w:t>báo</w:t>
-            </w:r>
-            <w:proofErr w:type="spellEnd"/>
-            <w:r>
-              <w:rPr>
-                <w:rFonts w:asciiTheme="minorHAnsi" w:hAnsiTheme="minorHAnsi" w:cstheme="minorHAnsi"/>
-                <w:sz w:val="24"/>
-              </w:rPr>
-              <w:t xml:space="preserve"> </w:t>
-            </w:r>
-            <w:proofErr w:type="spellStart"/>
-            <w:r>
-              <w:rPr>
-                <w:rFonts w:asciiTheme="minorHAnsi" w:hAnsiTheme="minorHAnsi" w:cstheme="minorHAnsi"/>
-                <w:sz w:val="24"/>
-              </w:rPr>
-              <w:t>kỹ</w:t>
-            </w:r>
-            <w:proofErr w:type="spellEnd"/>
-            <w:r>
-              <w:rPr>
-                <w:rFonts w:asciiTheme="minorHAnsi" w:hAnsiTheme="minorHAnsi" w:cstheme="minorHAnsi"/>
-                <w:sz w:val="24"/>
-              </w:rPr>
-              <w:t xml:space="preserve"> </w:t>
-            </w:r>
-            <w:proofErr w:type="spellStart"/>
-            <w:r>
-              <w:rPr>
-                <w:rFonts w:asciiTheme="minorHAnsi" w:hAnsiTheme="minorHAnsi" w:cstheme="minorHAnsi"/>
-                <w:sz w:val="24"/>
-              </w:rPr>
-              <w:t>sư</w:t>
-            </w:r>
-            <w:proofErr w:type="spellEnd"/>
-          </w:p>
-        </w:tc>
-        <w:tc>
-          <w:tcPr>
-            <w:tcW w:w="1701" w:type="dxa"/>
+            <w:r>
+              <w:rPr>
+                <w:rFonts w:asciiTheme="minorHAnsi" w:hAnsiTheme="minorHAnsi" w:cstheme="minorHAnsi"/>
+                <w:sz w:val="24"/>
+              </w:rPr>
+              <w:t>{{d</w:t>
+            </w:r>
+            <w:r>
+              <w:rPr>
+                <w:rFonts w:asciiTheme="minorHAnsi" w:hAnsiTheme="minorHAnsi" w:cstheme="minorHAnsi"/>
+                <w:sz w:val="24"/>
+              </w:rPr>
+              <w:t>8</w:t>
+            </w:r>
+            <w:r>
+              <w:rPr>
+                <w:rFonts w:asciiTheme="minorHAnsi" w:hAnsiTheme="minorHAnsi" w:cstheme="minorHAnsi"/>
+                <w:sz w:val="24"/>
+              </w:rPr>
+              <w:t>_usage}}</w:t>
+            </w:r>
+          </w:p>
+        </w:tc>
+      </w:tr>
+      <w:tr>
+        <w:trPr>
+          <w:trHeight w:val="20"/>
+        </w:trPr>
+        <w:tc>
+          <w:tcPr>
+            <w:tcW w:w="2567" w:type="dxa"/>
+            <w:gridSpan w:val="2"/>
             <w:tcBorders>
               <w:bottom w:val="single" w:sz="4" w:space="0" w:color="auto"/>
             </w:tcBorders>
@@ -3151,8 +2918,7 @@
           </w:tcPr>
           <w:p>
             <w:pPr>
-              <w:spacing w:before="0" w:line="276" w:lineRule="auto"/>
-              <w:ind w:right="-110"/>
+              <w:spacing w:before="0" w:after="0" w:line="276" w:lineRule="auto"/>
               <w:jc w:val="center"/>
               <w:rPr>
                 <w:rFonts w:asciiTheme="minorHAnsi" w:hAnsiTheme="minorHAnsi" w:cstheme="minorHAnsi"/>
@@ -3164,13 +2930,13 @@
                 <w:rFonts w:asciiTheme="minorHAnsi" w:hAnsiTheme="minorHAnsi" w:cstheme="minorHAnsi"/>
                 <w:sz w:val="24"/>
               </w:rPr>
-              <w:t>{{d2_call}}</w:t>
-            </w:r>
-          </w:p>
-        </w:tc>
-        <w:tc>
-          <w:tcPr>
-            <w:tcW w:w="1701" w:type="dxa"/>
+              <w:t>Thời gian báo kỹ sư</w:t>
+            </w:r>
+          </w:p>
+        </w:tc>
+        <w:tc>
+          <w:tcPr>
+            <w:tcW w:w="1803" w:type="dxa"/>
             <w:tcBorders>
               <w:bottom w:val="single" w:sz="4" w:space="0" w:color="auto"/>
             </w:tcBorders>
@@ -3186,11 +2952,18 @@
                 <w:sz w:val="24"/>
               </w:rPr>
             </w:pPr>
-          </w:p>
-        </w:tc>
-        <w:tc>
-          <w:tcPr>
-            <w:tcW w:w="1701" w:type="dxa"/>
+            <w:r>
+              <w:rPr>
+                <w:rFonts w:asciiTheme="minorHAnsi" w:hAnsiTheme="minorHAnsi" w:cstheme="minorHAnsi"/>
+                <w:sz w:val="24"/>
+              </w:rPr>
+              <w:t>{{d2_call}}</w:t>
+            </w:r>
+          </w:p>
+        </w:tc>
+        <w:tc>
+          <w:tcPr>
+            <w:tcW w:w="1803" w:type="dxa"/>
             <w:tcBorders>
               <w:bottom w:val="single" w:sz="4" w:space="0" w:color="auto"/>
             </w:tcBorders>
@@ -3206,11 +2979,32 @@
                 <w:sz w:val="24"/>
               </w:rPr>
             </w:pPr>
-          </w:p>
-        </w:tc>
-        <w:tc>
-          <w:tcPr>
-            <w:tcW w:w="1701" w:type="dxa"/>
+            <w:r>
+              <w:rPr>
+                <w:rFonts w:asciiTheme="minorHAnsi" w:hAnsiTheme="minorHAnsi" w:cstheme="minorHAnsi"/>
+                <w:sz w:val="24"/>
+              </w:rPr>
+              <w:t>{{d</w:t>
+            </w:r>
+            <w:r>
+              <w:rPr>
+                <w:rFonts w:asciiTheme="minorHAnsi" w:hAnsiTheme="minorHAnsi" w:cstheme="minorHAnsi"/>
+                <w:sz w:val="24"/>
+              </w:rPr>
+              <w:t>3</w:t>
+            </w:r>
+            <w:r>
+              <w:rPr>
+                <w:rFonts w:asciiTheme="minorHAnsi" w:hAnsiTheme="minorHAnsi" w:cstheme="minorHAnsi"/>
+                <w:sz w:val="24"/>
+              </w:rPr>
+              <w:t>_call}}</w:t>
+            </w:r>
+          </w:p>
+        </w:tc>
+        <w:tc>
+          <w:tcPr>
+            <w:tcW w:w="1803" w:type="dxa"/>
             <w:tcBorders>
               <w:bottom w:val="single" w:sz="4" w:space="0" w:color="auto"/>
             </w:tcBorders>
@@ -3226,11 +3020,32 @@
                 <w:sz w:val="24"/>
               </w:rPr>
             </w:pPr>
-          </w:p>
-        </w:tc>
-        <w:tc>
-          <w:tcPr>
-            <w:tcW w:w="1701" w:type="dxa"/>
+            <w:r>
+              <w:rPr>
+                <w:rFonts w:asciiTheme="minorHAnsi" w:hAnsiTheme="minorHAnsi" w:cstheme="minorHAnsi"/>
+                <w:sz w:val="24"/>
+              </w:rPr>
+              <w:t>{{d</w:t>
+            </w:r>
+            <w:r>
+              <w:rPr>
+                <w:rFonts w:asciiTheme="minorHAnsi" w:hAnsiTheme="minorHAnsi" w:cstheme="minorHAnsi"/>
+                <w:sz w:val="24"/>
+              </w:rPr>
+              <w:t>4</w:t>
+            </w:r>
+            <w:r>
+              <w:rPr>
+                <w:rFonts w:asciiTheme="minorHAnsi" w:hAnsiTheme="minorHAnsi" w:cstheme="minorHAnsi"/>
+                <w:sz w:val="24"/>
+              </w:rPr>
+              <w:t>_call}}</w:t>
+            </w:r>
+          </w:p>
+        </w:tc>
+        <w:tc>
+          <w:tcPr>
+            <w:tcW w:w="1803" w:type="dxa"/>
             <w:tcBorders>
               <w:bottom w:val="single" w:sz="4" w:space="0" w:color="auto"/>
             </w:tcBorders>
@@ -3246,11 +3061,32 @@
                 <w:sz w:val="24"/>
               </w:rPr>
             </w:pPr>
-          </w:p>
-        </w:tc>
-        <w:tc>
-          <w:tcPr>
-            <w:tcW w:w="1701" w:type="dxa"/>
+            <w:r>
+              <w:rPr>
+                <w:rFonts w:asciiTheme="minorHAnsi" w:hAnsiTheme="minorHAnsi" w:cstheme="minorHAnsi"/>
+                <w:sz w:val="24"/>
+              </w:rPr>
+              <w:t>{{d</w:t>
+            </w:r>
+            <w:r>
+              <w:rPr>
+                <w:rFonts w:asciiTheme="minorHAnsi" w:hAnsiTheme="minorHAnsi" w:cstheme="minorHAnsi"/>
+                <w:sz w:val="24"/>
+              </w:rPr>
+              <w:t>5</w:t>
+            </w:r>
+            <w:r>
+              <w:rPr>
+                <w:rFonts w:asciiTheme="minorHAnsi" w:hAnsiTheme="minorHAnsi" w:cstheme="minorHAnsi"/>
+                <w:sz w:val="24"/>
+              </w:rPr>
+              <w:t>_call}}</w:t>
+            </w:r>
+          </w:p>
+        </w:tc>
+        <w:tc>
+          <w:tcPr>
+            <w:tcW w:w="1803" w:type="dxa"/>
             <w:tcBorders>
               <w:bottom w:val="single" w:sz="4" w:space="0" w:color="auto"/>
             </w:tcBorders>
@@ -3266,11 +3102,32 @@
                 <w:sz w:val="24"/>
               </w:rPr>
             </w:pPr>
-          </w:p>
-        </w:tc>
-        <w:tc>
-          <w:tcPr>
-            <w:tcW w:w="1701" w:type="dxa"/>
+            <w:r>
+              <w:rPr>
+                <w:rFonts w:asciiTheme="minorHAnsi" w:hAnsiTheme="minorHAnsi" w:cstheme="minorHAnsi"/>
+                <w:sz w:val="24"/>
+              </w:rPr>
+              <w:t>{{d</w:t>
+            </w:r>
+            <w:r>
+              <w:rPr>
+                <w:rFonts w:asciiTheme="minorHAnsi" w:hAnsiTheme="minorHAnsi" w:cstheme="minorHAnsi"/>
+                <w:sz w:val="24"/>
+              </w:rPr>
+              <w:t>6</w:t>
+            </w:r>
+            <w:r>
+              <w:rPr>
+                <w:rFonts w:asciiTheme="minorHAnsi" w:hAnsiTheme="minorHAnsi" w:cstheme="minorHAnsi"/>
+                <w:sz w:val="24"/>
+              </w:rPr>
+              <w:t>_call}}</w:t>
+            </w:r>
+          </w:p>
+        </w:tc>
+        <w:tc>
+          <w:tcPr>
+            <w:tcW w:w="1803" w:type="dxa"/>
             <w:tcBorders>
               <w:bottom w:val="single" w:sz="4" w:space="0" w:color="auto"/>
             </w:tcBorders>
@@ -3286,128 +3143,33 @@
                 <w:sz w:val="24"/>
               </w:rPr>
             </w:pPr>
-          </w:p>
-        </w:tc>
-      </w:tr>
-      <w:tr>
-        <w:trPr>
-          <w:gridAfter w:val="1"/>
-          <w:wAfter w:w="1082" w:type="dxa"/>
-          <w:trHeight w:val="462"/>
-        </w:trPr>
-        <w:tc>
-          <w:tcPr>
-            <w:tcW w:w="1276" w:type="dxa"/>
-            <w:vMerge w:val="restart"/>
-            <w:vAlign w:val="bottom"/>
-          </w:tcPr>
-          <w:p>
-            <w:pPr>
-              <w:spacing w:before="0"/>
-              <w:jc w:val="center"/>
-              <w:rPr>
-                <w:rFonts w:asciiTheme="minorHAnsi" w:hAnsiTheme="minorHAnsi" w:cstheme="minorHAnsi"/>
-                <w:sz w:val="24"/>
-                <w:vertAlign w:val="superscript"/>
-              </w:rPr>
-            </w:pPr>
-            <w:proofErr w:type="spellStart"/>
-            <w:r>
-              <w:rPr>
-                <w:rFonts w:asciiTheme="minorHAnsi" w:hAnsiTheme="minorHAnsi" w:cstheme="minorHAnsi"/>
-                <w:sz w:val="24"/>
-              </w:rPr>
-              <w:t>Khử</w:t>
-            </w:r>
-            <w:proofErr w:type="spellEnd"/>
-            <w:r>
-              <w:rPr>
-                <w:rFonts w:asciiTheme="minorHAnsi" w:hAnsiTheme="minorHAnsi" w:cstheme="minorHAnsi"/>
-                <w:sz w:val="24"/>
-              </w:rPr>
-              <w:t xml:space="preserve"> </w:t>
-            </w:r>
-            <w:proofErr w:type="spellStart"/>
-            <w:r>
-              <w:rPr>
-                <w:rFonts w:asciiTheme="minorHAnsi" w:hAnsiTheme="minorHAnsi" w:cstheme="minorHAnsi"/>
-                <w:sz w:val="24"/>
-              </w:rPr>
-              <w:t>nhiễm</w:t>
-            </w:r>
-            <w:proofErr w:type="spellEnd"/>
-            <w:r>
-              <w:rPr>
-                <w:rFonts w:asciiTheme="minorHAnsi" w:hAnsiTheme="minorHAnsi" w:cstheme="minorHAnsi"/>
-                <w:sz w:val="24"/>
-              </w:rPr>
-              <w:t xml:space="preserve"> </w:t>
-            </w:r>
-            <w:proofErr w:type="spellStart"/>
-            <w:r>
-              <w:rPr>
-                <w:rFonts w:asciiTheme="minorHAnsi" w:hAnsiTheme="minorHAnsi" w:cstheme="minorHAnsi"/>
-                <w:sz w:val="24"/>
-              </w:rPr>
-              <w:t>cồn</w:t>
-            </w:r>
-            <w:proofErr w:type="spellEnd"/>
-            <w:r>
-              <w:rPr>
-                <w:rFonts w:asciiTheme="minorHAnsi" w:hAnsiTheme="minorHAnsi" w:cstheme="minorHAnsi"/>
-                <w:sz w:val="24"/>
-              </w:rPr>
-              <w:t xml:space="preserve"> 70</w:t>
-            </w:r>
-            <w:r>
-              <w:rPr>
-                <w:rFonts w:asciiTheme="minorHAnsi" w:hAnsiTheme="minorHAnsi" w:cstheme="minorHAnsi"/>
-                <w:sz w:val="24"/>
-                <w:vertAlign w:val="superscript"/>
-              </w:rPr>
-              <w:t>0</w:t>
-            </w:r>
-          </w:p>
-        </w:tc>
-        <w:tc>
-          <w:tcPr>
-            <w:tcW w:w="1701" w:type="dxa"/>
-            <w:vAlign w:val="center"/>
-          </w:tcPr>
-          <w:p>
-            <w:pPr>
-              <w:spacing w:before="0" w:after="0" w:line="276" w:lineRule="auto"/>
-              <w:ind w:left="-80" w:right="-82"/>
-              <w:jc w:val="center"/>
-              <w:rPr>
-                <w:rFonts w:asciiTheme="minorHAnsi" w:hAnsiTheme="minorHAnsi" w:cstheme="minorHAnsi"/>
-                <w:sz w:val="20"/>
-                <w:szCs w:val="20"/>
-              </w:rPr>
-            </w:pPr>
-            <w:proofErr w:type="spellStart"/>
-            <w:r>
-              <w:rPr>
-                <w:rFonts w:asciiTheme="minorHAnsi" w:hAnsiTheme="minorHAnsi" w:cstheme="minorHAnsi"/>
-                <w:sz w:val="20"/>
-                <w:szCs w:val="20"/>
-              </w:rPr>
-              <w:t>Hằng</w:t>
-            </w:r>
-            <w:proofErr w:type="spellEnd"/>
-            <w:r>
-              <w:rPr>
-                <w:rFonts w:asciiTheme="minorHAnsi" w:hAnsiTheme="minorHAnsi" w:cstheme="minorHAnsi"/>
-                <w:sz w:val="20"/>
-                <w:szCs w:val="20"/>
-              </w:rPr>
-              <w:t xml:space="preserve"> ngày</w:t>
-            </w:r>
-          </w:p>
-        </w:tc>
-        <w:tc>
-          <w:tcPr>
-            <w:tcW w:w="1701" w:type="dxa"/>
+            <w:r>
+              <w:rPr>
+                <w:rFonts w:asciiTheme="minorHAnsi" w:hAnsiTheme="minorHAnsi" w:cstheme="minorHAnsi"/>
+                <w:sz w:val="24"/>
+              </w:rPr>
+              <w:t>{{d</w:t>
+            </w:r>
+            <w:r>
+              <w:rPr>
+                <w:rFonts w:asciiTheme="minorHAnsi" w:hAnsiTheme="minorHAnsi" w:cstheme="minorHAnsi"/>
+                <w:sz w:val="24"/>
+              </w:rPr>
+              <w:t>7</w:t>
+            </w:r>
+            <w:r>
+              <w:rPr>
+                <w:rFonts w:asciiTheme="minorHAnsi" w:hAnsiTheme="minorHAnsi" w:cstheme="minorHAnsi"/>
+                <w:sz w:val="24"/>
+              </w:rPr>
+              <w:t>_call}}</w:t>
+            </w:r>
+          </w:p>
+        </w:tc>
+        <w:tc>
+          <w:tcPr>
+            <w:tcW w:w="1803" w:type="dxa"/>
+            <w:gridSpan w:val="2"/>
             <w:tcBorders>
               <w:bottom w:val="single" w:sz="4" w:space="0" w:color="auto"/>
             </w:tcBorders>
@@ -3417,23 +3179,102 @@
             <w:pPr>
               <w:spacing w:before="0" w:line="276" w:lineRule="auto"/>
               <w:ind w:right="-110"/>
-              <w:rPr>
-                <w:rFonts w:asciiTheme="minorHAnsi" w:hAnsiTheme="minorHAnsi" w:cstheme="minorHAnsi"/>
-                <w:sz w:val="24"/>
-              </w:rPr>
-            </w:pPr>
-            <w:r>
-              <w:rPr>
-                <w:rFonts w:asciiTheme="minorHAnsi" w:hAnsiTheme="minorHAnsi" w:cstheme="minorHAnsi"/>
-                <w:sz w:val="24"/>
-              </w:rPr>
-              <w:t>{{d2_deconD}}</w:t>
-            </w:r>
-          </w:p>
-        </w:tc>
-        <w:tc>
-          <w:tcPr>
-            <w:tcW w:w="1701" w:type="dxa"/>
+              <w:jc w:val="center"/>
+              <w:rPr>
+                <w:rFonts w:asciiTheme="minorHAnsi" w:hAnsiTheme="minorHAnsi" w:cstheme="minorHAnsi"/>
+                <w:sz w:val="24"/>
+              </w:rPr>
+            </w:pPr>
+            <w:r>
+              <w:rPr>
+                <w:rFonts w:asciiTheme="minorHAnsi" w:hAnsiTheme="minorHAnsi" w:cstheme="minorHAnsi"/>
+                <w:sz w:val="24"/>
+              </w:rPr>
+              <w:t>{{d</w:t>
+            </w:r>
+            <w:r>
+              <w:rPr>
+                <w:rFonts w:asciiTheme="minorHAnsi" w:hAnsiTheme="minorHAnsi" w:cstheme="minorHAnsi"/>
+                <w:sz w:val="24"/>
+              </w:rPr>
+              <w:t>8</w:t>
+            </w:r>
+            <w:r>
+              <w:rPr>
+                <w:rFonts w:asciiTheme="minorHAnsi" w:hAnsiTheme="minorHAnsi" w:cstheme="minorHAnsi"/>
+                <w:sz w:val="24"/>
+              </w:rPr>
+              <w:t>_call}}</w:t>
+            </w:r>
+          </w:p>
+        </w:tc>
+      </w:tr>
+      <w:tr>
+        <w:trPr>
+          <w:trHeight w:val="462"/>
+        </w:trPr>
+        <w:tc>
+          <w:tcPr>
+            <w:tcW w:w="1163" w:type="dxa"/>
+            <w:vMerge w:val="restart"/>
+            <w:vAlign w:val="bottom"/>
+          </w:tcPr>
+          <w:p>
+            <w:pPr>
+              <w:spacing w:before="0"/>
+              <w:jc w:val="center"/>
+              <w:rPr>
+                <w:rFonts w:asciiTheme="minorHAnsi" w:hAnsiTheme="minorHAnsi" w:cstheme="minorHAnsi"/>
+                <w:sz w:val="24"/>
+                <w:vertAlign w:val="superscript"/>
+              </w:rPr>
+            </w:pPr>
+            <w:r>
+              <w:rPr>
+                <w:rFonts w:asciiTheme="minorHAnsi" w:hAnsiTheme="minorHAnsi" w:cstheme="minorHAnsi"/>
+                <w:sz w:val="24"/>
+              </w:rPr>
+              <w:t>Khử nhiễm cồn 70</w:t>
+            </w:r>
+            <w:r>
+              <w:rPr>
+                <w:rFonts w:asciiTheme="minorHAnsi" w:hAnsiTheme="minorHAnsi" w:cstheme="minorHAnsi"/>
+                <w:sz w:val="24"/>
+                <w:vertAlign w:val="superscript"/>
+              </w:rPr>
+              <w:t>0</w:t>
+            </w:r>
+          </w:p>
+        </w:tc>
+        <w:tc>
+          <w:tcPr>
+            <w:tcW w:w="1404" w:type="dxa"/>
+            <w:vAlign w:val="center"/>
+          </w:tcPr>
+          <w:p>
+            <w:pPr>
+              <w:spacing w:before="0" w:after="0" w:line="276" w:lineRule="auto"/>
+              <w:ind w:left="-80" w:right="-82"/>
+              <w:jc w:val="center"/>
+              <w:rPr>
+                <w:rFonts w:asciiTheme="minorHAnsi" w:hAnsiTheme="minorHAnsi" w:cstheme="minorHAnsi"/>
+                <w:sz w:val="20"/>
+                <w:szCs w:val="20"/>
+              </w:rPr>
+            </w:pPr>
+            <w:r>
+              <w:rPr>
+                <w:rFonts w:asciiTheme="minorHAnsi" w:hAnsiTheme="minorHAnsi" w:cstheme="minorHAnsi"/>
+                <w:sz w:val="20"/>
+                <w:szCs w:val="20"/>
+              </w:rPr>
+              <w:t>Hằng ngày</w:t>
+            </w:r>
+          </w:p>
+        </w:tc>
+        <w:tc>
+          <w:tcPr>
+            <w:tcW w:w="1803" w:type="dxa"/>
             <w:tcBorders>
               <w:bottom w:val="single" w:sz="4" w:space="0" w:color="auto"/>
             </w:tcBorders>
@@ -3443,17 +3284,23 @@
             <w:pPr>
               <w:spacing w:before="0" w:line="276" w:lineRule="auto"/>
               <w:ind w:right="-110"/>
-              <w:jc w:val="center"/>
-              <w:rPr>
-                <w:rFonts w:asciiTheme="minorHAnsi" w:hAnsiTheme="minorHAnsi" w:cstheme="minorHAnsi"/>
-                <w:sz w:val="24"/>
-              </w:rPr>
-            </w:pPr>
-          </w:p>
-        </w:tc>
-        <w:tc>
-          <w:tcPr>
-            <w:tcW w:w="1701" w:type="dxa"/>
+              <w:rPr>
+                <w:rFonts w:asciiTheme="minorHAnsi" w:hAnsiTheme="minorHAnsi" w:cstheme="minorHAnsi"/>
+                <w:sz w:val="24"/>
+              </w:rPr>
+            </w:pPr>
+            <w:r>
+              <w:rPr>
+                <w:rFonts w:asciiTheme="minorHAnsi" w:hAnsiTheme="minorHAnsi" w:cstheme="minorHAnsi"/>
+                <w:sz w:val="24"/>
+              </w:rPr>
+              <w:t>{{d2_deconD}}</w:t>
+            </w:r>
+          </w:p>
+        </w:tc>
+        <w:tc>
+          <w:tcPr>
+            <w:tcW w:w="1803" w:type="dxa"/>
             <w:tcBorders>
               <w:bottom w:val="single" w:sz="4" w:space="0" w:color="auto"/>
             </w:tcBorders>
@@ -3469,11 +3316,32 @@
                 <w:sz w:val="24"/>
               </w:rPr>
             </w:pPr>
-          </w:p>
-        </w:tc>
-        <w:tc>
-          <w:tcPr>
-            <w:tcW w:w="1701" w:type="dxa"/>
+            <w:r>
+              <w:rPr>
+                <w:rFonts w:asciiTheme="minorHAnsi" w:hAnsiTheme="minorHAnsi" w:cstheme="minorHAnsi"/>
+                <w:sz w:val="24"/>
+              </w:rPr>
+              <w:t>{{d</w:t>
+            </w:r>
+            <w:r>
+              <w:rPr>
+                <w:rFonts w:asciiTheme="minorHAnsi" w:hAnsiTheme="minorHAnsi" w:cstheme="minorHAnsi"/>
+                <w:sz w:val="24"/>
+              </w:rPr>
+              <w:t>3</w:t>
+            </w:r>
+            <w:r>
+              <w:rPr>
+                <w:rFonts w:asciiTheme="minorHAnsi" w:hAnsiTheme="minorHAnsi" w:cstheme="minorHAnsi"/>
+                <w:sz w:val="24"/>
+              </w:rPr>
+              <w:t>_deconD}}</w:t>
+            </w:r>
+          </w:p>
+        </w:tc>
+        <w:tc>
+          <w:tcPr>
+            <w:tcW w:w="1803" w:type="dxa"/>
             <w:tcBorders>
               <w:bottom w:val="single" w:sz="4" w:space="0" w:color="auto"/>
             </w:tcBorders>
@@ -3489,11 +3357,32 @@
                 <w:sz w:val="24"/>
               </w:rPr>
             </w:pPr>
-          </w:p>
-        </w:tc>
-        <w:tc>
-          <w:tcPr>
-            <w:tcW w:w="1701" w:type="dxa"/>
+            <w:r>
+              <w:rPr>
+                <w:rFonts w:asciiTheme="minorHAnsi" w:hAnsiTheme="minorHAnsi" w:cstheme="minorHAnsi"/>
+                <w:sz w:val="24"/>
+              </w:rPr>
+              <w:t>{{d</w:t>
+            </w:r>
+            <w:r>
+              <w:rPr>
+                <w:rFonts w:asciiTheme="minorHAnsi" w:hAnsiTheme="minorHAnsi" w:cstheme="minorHAnsi"/>
+                <w:sz w:val="24"/>
+              </w:rPr>
+              <w:t>4</w:t>
+            </w:r>
+            <w:r>
+              <w:rPr>
+                <w:rFonts w:asciiTheme="minorHAnsi" w:hAnsiTheme="minorHAnsi" w:cstheme="minorHAnsi"/>
+                <w:sz w:val="24"/>
+              </w:rPr>
+              <w:t>_deconD}}</w:t>
+            </w:r>
+          </w:p>
+        </w:tc>
+        <w:tc>
+          <w:tcPr>
+            <w:tcW w:w="1803" w:type="dxa"/>
             <w:tcBorders>
               <w:bottom w:val="single" w:sz="4" w:space="0" w:color="auto"/>
             </w:tcBorders>
@@ -3509,11 +3398,32 @@
                 <w:sz w:val="24"/>
               </w:rPr>
             </w:pPr>
-          </w:p>
-        </w:tc>
-        <w:tc>
-          <w:tcPr>
-            <w:tcW w:w="1701" w:type="dxa"/>
+            <w:r>
+              <w:rPr>
+                <w:rFonts w:asciiTheme="minorHAnsi" w:hAnsiTheme="minorHAnsi" w:cstheme="minorHAnsi"/>
+                <w:sz w:val="24"/>
+              </w:rPr>
+              <w:t>{{d</w:t>
+            </w:r>
+            <w:r>
+              <w:rPr>
+                <w:rFonts w:asciiTheme="minorHAnsi" w:hAnsiTheme="minorHAnsi" w:cstheme="minorHAnsi"/>
+                <w:sz w:val="24"/>
+              </w:rPr>
+              <w:t>5</w:t>
+            </w:r>
+            <w:r>
+              <w:rPr>
+                <w:rFonts w:asciiTheme="minorHAnsi" w:hAnsiTheme="minorHAnsi" w:cstheme="minorHAnsi"/>
+                <w:sz w:val="24"/>
+              </w:rPr>
+              <w:t>_deconD}}</w:t>
+            </w:r>
+          </w:p>
+        </w:tc>
+        <w:tc>
+          <w:tcPr>
+            <w:tcW w:w="1803" w:type="dxa"/>
             <w:tcBorders>
               <w:bottom w:val="single" w:sz="4" w:space="0" w:color="auto"/>
             </w:tcBorders>
@@ -3529,11 +3439,32 @@
                 <w:sz w:val="24"/>
               </w:rPr>
             </w:pPr>
-          </w:p>
-        </w:tc>
-        <w:tc>
-          <w:tcPr>
-            <w:tcW w:w="1701" w:type="dxa"/>
+            <w:r>
+              <w:rPr>
+                <w:rFonts w:asciiTheme="minorHAnsi" w:hAnsiTheme="minorHAnsi" w:cstheme="minorHAnsi"/>
+                <w:sz w:val="24"/>
+              </w:rPr>
+              <w:t>{{d</w:t>
+            </w:r>
+            <w:r>
+              <w:rPr>
+                <w:rFonts w:asciiTheme="minorHAnsi" w:hAnsiTheme="minorHAnsi" w:cstheme="minorHAnsi"/>
+                <w:sz w:val="24"/>
+              </w:rPr>
+              <w:t>6</w:t>
+            </w:r>
+            <w:r>
+              <w:rPr>
+                <w:rFonts w:asciiTheme="minorHAnsi" w:hAnsiTheme="minorHAnsi" w:cstheme="minorHAnsi"/>
+                <w:sz w:val="24"/>
+              </w:rPr>
+              <w:t>_deconD}}</w:t>
+            </w:r>
+          </w:p>
+        </w:tc>
+        <w:tc>
+          <w:tcPr>
+            <w:tcW w:w="1803" w:type="dxa"/>
             <w:tcBorders>
               <w:bottom w:val="single" w:sz="4" w:space="0" w:color="auto"/>
             </w:tcBorders>
@@ -3549,18 +3480,79 @@
                 <w:sz w:val="24"/>
               </w:rPr>
             </w:pPr>
+            <w:r>
+              <w:rPr>
+                <w:rFonts w:asciiTheme="minorHAnsi" w:hAnsiTheme="minorHAnsi" w:cstheme="minorHAnsi"/>
+                <w:sz w:val="24"/>
+              </w:rPr>
+              <w:t>{{d</w:t>
+            </w:r>
+            <w:r>
+              <w:rPr>
+                <w:rFonts w:asciiTheme="minorHAnsi" w:hAnsiTheme="minorHAnsi" w:cstheme="minorHAnsi"/>
+                <w:sz w:val="24"/>
+              </w:rPr>
+              <w:t>7</w:t>
+            </w:r>
+            <w:r>
+              <w:rPr>
+                <w:rFonts w:asciiTheme="minorHAnsi" w:hAnsiTheme="minorHAnsi" w:cstheme="minorHAnsi"/>
+                <w:sz w:val="24"/>
+              </w:rPr>
+              <w:t>_deconD}}</w:t>
+            </w:r>
+          </w:p>
+        </w:tc>
+        <w:tc>
+          <w:tcPr>
+            <w:tcW w:w="1803" w:type="dxa"/>
+            <w:gridSpan w:val="2"/>
+            <w:tcBorders>
+              <w:bottom w:val="single" w:sz="4" w:space="0" w:color="auto"/>
+            </w:tcBorders>
+            <w:vAlign w:val="center"/>
+          </w:tcPr>
+          <w:p>
+            <w:pPr>
+              <w:spacing w:before="0" w:line="276" w:lineRule="auto"/>
+              <w:ind w:right="-110"/>
+              <w:jc w:val="center"/>
+              <w:rPr>
+                <w:rFonts w:asciiTheme="minorHAnsi" w:hAnsiTheme="minorHAnsi" w:cstheme="minorHAnsi"/>
+                <w:sz w:val="24"/>
+              </w:rPr>
+            </w:pPr>
+            <w:r>
+              <w:rPr>
+                <w:rFonts w:asciiTheme="minorHAnsi" w:hAnsiTheme="minorHAnsi" w:cstheme="minorHAnsi"/>
+                <w:sz w:val="24"/>
+              </w:rPr>
+              <w:t>{{d</w:t>
+            </w:r>
+            <w:r>
+              <w:rPr>
+                <w:rFonts w:asciiTheme="minorHAnsi" w:hAnsiTheme="minorHAnsi" w:cstheme="minorHAnsi"/>
+                <w:sz w:val="24"/>
+              </w:rPr>
+              <w:t>8</w:t>
+            </w:r>
+            <w:r>
+              <w:rPr>
+                <w:rFonts w:asciiTheme="minorHAnsi" w:hAnsiTheme="minorHAnsi" w:cstheme="minorHAnsi"/>
+                <w:sz w:val="24"/>
+              </w:rPr>
+              <w:t>_deconD}}</w:t>
+            </w:r>
           </w:p>
         </w:tc>
       </w:tr>
       <w:tr>
         <w:trPr>
-          <w:gridAfter w:val="1"/>
-          <w:wAfter w:w="1082" w:type="dxa"/>
           <w:trHeight w:val="564"/>
         </w:trPr>
         <w:tc>
           <w:tcPr>
-            <w:tcW w:w="1276" w:type="dxa"/>
+            <w:tcW w:w="1163" w:type="dxa"/>
             <w:vMerge/>
             <w:tcBorders>
               <w:bottom w:val="single" w:sz="4" w:space="0" w:color="auto"/>
@@ -3580,7 +3572,7 @@
         </w:tc>
         <w:tc>
           <w:tcPr>
-            <w:tcW w:w="1701" w:type="dxa"/>
+            <w:tcW w:w="1404" w:type="dxa"/>
             <w:tcBorders>
               <w:bottom w:val="single" w:sz="4" w:space="0" w:color="auto"/>
             </w:tcBorders>
@@ -3597,59 +3589,13 @@
                 <w:szCs w:val="20"/>
               </w:rPr>
             </w:pPr>
-            <w:proofErr w:type="spellStart"/>
             <w:r>
               <w:rPr>
                 <w:rFonts w:asciiTheme="minorHAnsi" w:hAnsiTheme="minorHAnsi" w:cstheme="minorHAnsi"/>
                 <w:sz w:val="20"/>
                 <w:szCs w:val="20"/>
               </w:rPr>
-              <w:t>Trước</w:t>
-            </w:r>
-            <w:proofErr w:type="spellEnd"/>
-            <w:r>
-              <w:rPr>
-                <w:rFonts w:asciiTheme="minorHAnsi" w:hAnsiTheme="minorHAnsi" w:cstheme="minorHAnsi"/>
-                <w:sz w:val="20"/>
-                <w:szCs w:val="20"/>
-              </w:rPr>
-              <w:t xml:space="preserve"> </w:t>
-            </w:r>
-            <w:proofErr w:type="spellStart"/>
-            <w:r>
-              <w:rPr>
-                <w:rFonts w:asciiTheme="minorHAnsi" w:hAnsiTheme="minorHAnsi" w:cstheme="minorHAnsi"/>
-                <w:sz w:val="20"/>
-                <w:szCs w:val="20"/>
-              </w:rPr>
-              <w:t>sửa</w:t>
-            </w:r>
-            <w:proofErr w:type="spellEnd"/>
-            <w:r>
-              <w:rPr>
-                <w:rFonts w:asciiTheme="minorHAnsi" w:hAnsiTheme="minorHAnsi" w:cstheme="minorHAnsi"/>
-                <w:sz w:val="20"/>
-                <w:szCs w:val="20"/>
-              </w:rPr>
-              <w:t xml:space="preserve"> </w:t>
-            </w:r>
-            <w:proofErr w:type="spellStart"/>
-            <w:r>
-              <w:rPr>
-                <w:rFonts w:asciiTheme="minorHAnsi" w:hAnsiTheme="minorHAnsi" w:cstheme="minorHAnsi"/>
-                <w:sz w:val="20"/>
-                <w:szCs w:val="20"/>
-              </w:rPr>
-              <w:t>chữa</w:t>
-            </w:r>
-            <w:proofErr w:type="spellEnd"/>
-            <w:r>
-              <w:rPr>
-                <w:rFonts w:asciiTheme="minorHAnsi" w:hAnsiTheme="minorHAnsi" w:cstheme="minorHAnsi"/>
-                <w:sz w:val="20"/>
-                <w:szCs w:val="20"/>
-              </w:rPr>
-              <w:t>,</w:t>
+              <w:t>Trước sửa chữa,</w:t>
             </w:r>
           </w:p>
           <w:p>
@@ -3663,57 +3609,19 @@
                 <w:szCs w:val="20"/>
               </w:rPr>
             </w:pPr>
-            <w:proofErr w:type="spellStart"/>
             <w:r>
               <w:rPr>
                 <w:rFonts w:asciiTheme="minorHAnsi" w:hAnsiTheme="minorHAnsi" w:cstheme="minorHAnsi"/>
                 <w:sz w:val="20"/>
                 <w:szCs w:val="20"/>
               </w:rPr>
-              <w:t>bảo</w:t>
-            </w:r>
-            <w:proofErr w:type="spellEnd"/>
-            <w:r>
-              <w:rPr>
-                <w:rFonts w:asciiTheme="minorHAnsi" w:hAnsiTheme="minorHAnsi" w:cstheme="minorHAnsi"/>
-                <w:sz w:val="20"/>
-                <w:szCs w:val="20"/>
-              </w:rPr>
-              <w:t xml:space="preserve"> trì, </w:t>
-            </w:r>
-            <w:proofErr w:type="spellStart"/>
-            <w:r>
-              <w:rPr>
-                <w:rFonts w:asciiTheme="minorHAnsi" w:hAnsiTheme="minorHAnsi" w:cstheme="minorHAnsi"/>
-                <w:sz w:val="20"/>
-                <w:szCs w:val="20"/>
-              </w:rPr>
-              <w:t>hiệu</w:t>
-            </w:r>
-            <w:proofErr w:type="spellEnd"/>
-            <w:r>
-              <w:rPr>
-                <w:rFonts w:asciiTheme="minorHAnsi" w:hAnsiTheme="minorHAnsi" w:cstheme="minorHAnsi"/>
-                <w:sz w:val="20"/>
-                <w:szCs w:val="20"/>
-              </w:rPr>
-              <w:t xml:space="preserve"> </w:t>
-            </w:r>
-            <w:proofErr w:type="spellStart"/>
-            <w:r>
-              <w:rPr>
-                <w:rFonts w:asciiTheme="minorHAnsi" w:hAnsiTheme="minorHAnsi" w:cstheme="minorHAnsi"/>
-                <w:sz w:val="20"/>
-                <w:szCs w:val="20"/>
-              </w:rPr>
-              <w:t>chuẩn</w:t>
-            </w:r>
-            <w:proofErr w:type="spellEnd"/>
-          </w:p>
-        </w:tc>
-        <w:tc>
-          <w:tcPr>
-            <w:tcW w:w="1701" w:type="dxa"/>
+              <w:t>bảo trì, hiệu chuẩn</w:t>
+            </w:r>
+          </w:p>
+        </w:tc>
+        <w:tc>
+          <w:tcPr>
+            <w:tcW w:w="1803" w:type="dxa"/>
             <w:tcBorders>
               <w:bottom w:val="single" w:sz="4" w:space="0" w:color="auto"/>
             </w:tcBorders>
@@ -3739,7 +3647,7 @@
         </w:tc>
         <w:tc>
           <w:tcPr>
-            <w:tcW w:w="1701" w:type="dxa"/>
+            <w:tcW w:w="1803" w:type="dxa"/>
             <w:tcBorders>
               <w:bottom w:val="single" w:sz="4" w:space="0" w:color="auto"/>
             </w:tcBorders>
@@ -3755,11 +3663,32 @@
                 <w:sz w:val="24"/>
               </w:rPr>
             </w:pPr>
-          </w:p>
-        </w:tc>
-        <w:tc>
-          <w:tcPr>
-            <w:tcW w:w="1701" w:type="dxa"/>
+            <w:r>
+              <w:rPr>
+                <w:rFonts w:asciiTheme="minorHAnsi" w:hAnsiTheme="minorHAnsi" w:cstheme="minorHAnsi"/>
+                <w:sz w:val="24"/>
+              </w:rPr>
+              <w:t>{{d</w:t>
+            </w:r>
+            <w:r>
+              <w:rPr>
+                <w:rFonts w:asciiTheme="minorHAnsi" w:hAnsiTheme="minorHAnsi" w:cstheme="minorHAnsi"/>
+                <w:sz w:val="24"/>
+              </w:rPr>
+              <w:t>3</w:t>
+            </w:r>
+            <w:r>
+              <w:rPr>
+                <w:rFonts w:asciiTheme="minorHAnsi" w:hAnsiTheme="minorHAnsi" w:cstheme="minorHAnsi"/>
+                <w:sz w:val="24"/>
+              </w:rPr>
+              <w:t>_deconP}}</w:t>
+            </w:r>
+          </w:p>
+        </w:tc>
+        <w:tc>
+          <w:tcPr>
+            <w:tcW w:w="1803" w:type="dxa"/>
             <w:tcBorders>
               <w:bottom w:val="single" w:sz="4" w:space="0" w:color="auto"/>
             </w:tcBorders>
@@ -3775,11 +3704,32 @@
                 <w:sz w:val="24"/>
               </w:rPr>
             </w:pPr>
-          </w:p>
-        </w:tc>
-        <w:tc>
-          <w:tcPr>
-            <w:tcW w:w="1701" w:type="dxa"/>
+            <w:r>
+              <w:rPr>
+                <w:rFonts w:asciiTheme="minorHAnsi" w:hAnsiTheme="minorHAnsi" w:cstheme="minorHAnsi"/>
+                <w:sz w:val="24"/>
+              </w:rPr>
+              <w:t>{{d</w:t>
+            </w:r>
+            <w:r>
+              <w:rPr>
+                <w:rFonts w:asciiTheme="minorHAnsi" w:hAnsiTheme="minorHAnsi" w:cstheme="minorHAnsi"/>
+                <w:sz w:val="24"/>
+              </w:rPr>
+              <w:t>4</w:t>
+            </w:r>
+            <w:r>
+              <w:rPr>
+                <w:rFonts w:asciiTheme="minorHAnsi" w:hAnsiTheme="minorHAnsi" w:cstheme="minorHAnsi"/>
+                <w:sz w:val="24"/>
+              </w:rPr>
+              <w:t>_deconP}}</w:t>
+            </w:r>
+          </w:p>
+        </w:tc>
+        <w:tc>
+          <w:tcPr>
+            <w:tcW w:w="1803" w:type="dxa"/>
             <w:tcBorders>
               <w:bottom w:val="single" w:sz="4" w:space="0" w:color="auto"/>
             </w:tcBorders>
@@ -3795,11 +3745,32 @@
                 <w:sz w:val="24"/>
               </w:rPr>
             </w:pPr>
-          </w:p>
-        </w:tc>
-        <w:tc>
-          <w:tcPr>
-            <w:tcW w:w="1701" w:type="dxa"/>
+            <w:r>
+              <w:rPr>
+                <w:rFonts w:asciiTheme="minorHAnsi" w:hAnsiTheme="minorHAnsi" w:cstheme="minorHAnsi"/>
+                <w:sz w:val="24"/>
+              </w:rPr>
+              <w:t>{{d</w:t>
+            </w:r>
+            <w:r>
+              <w:rPr>
+                <w:rFonts w:asciiTheme="minorHAnsi" w:hAnsiTheme="minorHAnsi" w:cstheme="minorHAnsi"/>
+                <w:sz w:val="24"/>
+              </w:rPr>
+              <w:t>5</w:t>
+            </w:r>
+            <w:r>
+              <w:rPr>
+                <w:rFonts w:asciiTheme="minorHAnsi" w:hAnsiTheme="minorHAnsi" w:cstheme="minorHAnsi"/>
+                <w:sz w:val="24"/>
+              </w:rPr>
+              <w:t>_deconP}}</w:t>
+            </w:r>
+          </w:p>
+        </w:tc>
+        <w:tc>
+          <w:tcPr>
+            <w:tcW w:w="1803" w:type="dxa"/>
             <w:tcBorders>
               <w:bottom w:val="single" w:sz="4" w:space="0" w:color="auto"/>
             </w:tcBorders>
@@ -3815,11 +3786,32 @@
                 <w:sz w:val="24"/>
               </w:rPr>
             </w:pPr>
-          </w:p>
-        </w:tc>
-        <w:tc>
-          <w:tcPr>
-            <w:tcW w:w="1701" w:type="dxa"/>
+            <w:r>
+              <w:rPr>
+                <w:rFonts w:asciiTheme="minorHAnsi" w:hAnsiTheme="minorHAnsi" w:cstheme="minorHAnsi"/>
+                <w:sz w:val="24"/>
+              </w:rPr>
+              <w:t>{{d</w:t>
+            </w:r>
+            <w:r>
+              <w:rPr>
+                <w:rFonts w:asciiTheme="minorHAnsi" w:hAnsiTheme="minorHAnsi" w:cstheme="minorHAnsi"/>
+                <w:sz w:val="24"/>
+              </w:rPr>
+              <w:t>6</w:t>
+            </w:r>
+            <w:r>
+              <w:rPr>
+                <w:rFonts w:asciiTheme="minorHAnsi" w:hAnsiTheme="minorHAnsi" w:cstheme="minorHAnsi"/>
+                <w:sz w:val="24"/>
+              </w:rPr>
+              <w:t>_deconP}}</w:t>
+            </w:r>
+          </w:p>
+        </w:tc>
+        <w:tc>
+          <w:tcPr>
+            <w:tcW w:w="1803" w:type="dxa"/>
             <w:tcBorders>
               <w:bottom w:val="single" w:sz="4" w:space="0" w:color="auto"/>
             </w:tcBorders>
@@ -3835,38 +3827,32 @@
                 <w:sz w:val="24"/>
               </w:rPr>
             </w:pPr>
-          </w:p>
-        </w:tc>
-        <w:tc>
-          <w:tcPr>
-            <w:tcW w:w="1701" w:type="dxa"/>
-            <w:tcBorders>
-              <w:bottom w:val="single" w:sz="4" w:space="0" w:color="auto"/>
-            </w:tcBorders>
-            <w:vAlign w:val="center"/>
-          </w:tcPr>
-          <w:p>
-            <w:pPr>
-              <w:spacing w:before="0" w:after="0" w:line="276" w:lineRule="auto"/>
-              <w:ind w:right="-110"/>
-              <w:jc w:val="center"/>
-              <w:rPr>
-                <w:rFonts w:asciiTheme="minorHAnsi" w:hAnsiTheme="minorHAnsi" w:cstheme="minorHAnsi"/>
-                <w:sz w:val="24"/>
-              </w:rPr>
-            </w:pPr>
-          </w:p>
-        </w:tc>
-      </w:tr>
-      <w:tr>
-        <w:trPr>
-          <w:gridAfter w:val="1"/>
-          <w:wAfter w:w="1082" w:type="dxa"/>
-          <w:trHeight w:val="20"/>
-        </w:trPr>
-        <w:tc>
-          <w:tcPr>
-            <w:tcW w:w="2977" w:type="dxa"/>
+            <w:r>
+              <w:rPr>
+                <w:rFonts w:asciiTheme="minorHAnsi" w:hAnsiTheme="minorHAnsi" w:cstheme="minorHAnsi"/>
+                <w:sz w:val="24"/>
+              </w:rPr>
+              <w:t>{{d</w:t>
+            </w:r>
+            <w:r>
+              <w:rPr>
+                <w:rFonts w:asciiTheme="minorHAnsi" w:hAnsiTheme="minorHAnsi" w:cstheme="minorHAnsi"/>
+                <w:sz w:val="24"/>
+              </w:rPr>
+              <w:t>7</w:t>
+            </w:r>
+            <w:r>
+              <w:rPr>
+                <w:rFonts w:asciiTheme="minorHAnsi" w:hAnsiTheme="minorHAnsi" w:cstheme="minorHAnsi"/>
+                <w:sz w:val="24"/>
+              </w:rPr>
+              <w:t>_deconP}}</w:t>
+            </w:r>
+          </w:p>
+        </w:tc>
+        <w:tc>
+          <w:tcPr>
+            <w:tcW w:w="1803" w:type="dxa"/>
             <w:gridSpan w:val="2"/>
             <w:tcBorders>
               <w:bottom w:val="single" w:sz="4" w:space="0" w:color="auto"/>
@@ -3875,7 +3861,8 @@
           </w:tcPr>
           <w:p>
             <w:pPr>
-              <w:spacing w:before="0" w:after="0"/>
+              <w:spacing w:before="0" w:after="0" w:line="276" w:lineRule="auto"/>
+              <w:ind w:right="-110"/>
               <w:jc w:val="center"/>
               <w:rPr>
                 <w:rFonts w:asciiTheme="minorHAnsi" w:hAnsiTheme="minorHAnsi" w:cstheme="minorHAnsi"/>
@@ -3887,126 +3874,80 @@
                 <w:rFonts w:asciiTheme="minorHAnsi" w:hAnsiTheme="minorHAnsi" w:cstheme="minorHAnsi"/>
                 <w:sz w:val="24"/>
               </w:rPr>
-              <w:t xml:space="preserve">TB </w:t>
-            </w:r>
-            <w:proofErr w:type="spellStart"/>
-            <w:r>
-              <w:rPr>
-                <w:rFonts w:asciiTheme="minorHAnsi" w:hAnsiTheme="minorHAnsi" w:cstheme="minorHAnsi"/>
-                <w:sz w:val="24"/>
-              </w:rPr>
-              <w:t>hoạt</w:t>
-            </w:r>
-            <w:proofErr w:type="spellEnd"/>
-            <w:r>
-              <w:rPr>
-                <w:rFonts w:asciiTheme="minorHAnsi" w:hAnsiTheme="minorHAnsi" w:cstheme="minorHAnsi"/>
-                <w:sz w:val="24"/>
-              </w:rPr>
-              <w:t xml:space="preserve"> </w:t>
-            </w:r>
-            <w:proofErr w:type="spellStart"/>
-            <w:r>
-              <w:rPr>
-                <w:rFonts w:asciiTheme="minorHAnsi" w:hAnsiTheme="minorHAnsi" w:cstheme="minorHAnsi"/>
-                <w:sz w:val="24"/>
-              </w:rPr>
-              <w:t>động</w:t>
-            </w:r>
-            <w:proofErr w:type="spellEnd"/>
-            <w:r>
-              <w:rPr>
-                <w:rFonts w:asciiTheme="minorHAnsi" w:hAnsiTheme="minorHAnsi" w:cstheme="minorHAnsi"/>
-                <w:sz w:val="24"/>
-              </w:rPr>
-              <w:t xml:space="preserve"> </w:t>
-            </w:r>
-            <w:r>
-              <w:rPr>
-                <w:rFonts w:asciiTheme="minorHAnsi" w:hAnsiTheme="minorHAnsi" w:cstheme="minorHAnsi"/>
-                <w:sz w:val="24"/>
-              </w:rPr>
-              <w:br/>
-            </w:r>
-            <w:proofErr w:type="spellStart"/>
-            <w:r>
-              <w:rPr>
-                <w:rFonts w:asciiTheme="minorHAnsi" w:hAnsiTheme="minorHAnsi" w:cstheme="minorHAnsi"/>
-                <w:sz w:val="24"/>
-              </w:rPr>
-              <w:t>bình</w:t>
-            </w:r>
-            <w:proofErr w:type="spellEnd"/>
-            <w:r>
-              <w:rPr>
-                <w:rFonts w:asciiTheme="minorHAnsi" w:hAnsiTheme="minorHAnsi" w:cstheme="minorHAnsi"/>
-                <w:sz w:val="24"/>
-              </w:rPr>
-              <w:t xml:space="preserve"> </w:t>
-            </w:r>
-            <w:proofErr w:type="spellStart"/>
-            <w:r>
-              <w:rPr>
-                <w:rFonts w:asciiTheme="minorHAnsi" w:hAnsiTheme="minorHAnsi" w:cstheme="minorHAnsi"/>
-                <w:sz w:val="24"/>
-              </w:rPr>
-              <w:t>thường</w:t>
-            </w:r>
-            <w:proofErr w:type="spellEnd"/>
-          </w:p>
-        </w:tc>
-        <w:tc>
-          <w:tcPr>
-            <w:tcW w:w="1701" w:type="dxa"/>
+              <w:t>{{d</w:t>
+            </w:r>
+            <w:r>
+              <w:rPr>
+                <w:rFonts w:asciiTheme="minorHAnsi" w:hAnsiTheme="minorHAnsi" w:cstheme="minorHAnsi"/>
+                <w:sz w:val="24"/>
+              </w:rPr>
+              <w:t>8</w:t>
+            </w:r>
+            <w:r>
+              <w:rPr>
+                <w:rFonts w:asciiTheme="minorHAnsi" w:hAnsiTheme="minorHAnsi" w:cstheme="minorHAnsi"/>
+                <w:sz w:val="24"/>
+              </w:rPr>
+              <w:t>_deconP}}</w:t>
+            </w:r>
+          </w:p>
+        </w:tc>
+      </w:tr>
+      <w:tr>
+        <w:trPr>
+          <w:trHeight w:val="20"/>
+        </w:trPr>
+        <w:tc>
+          <w:tcPr>
+            <w:tcW w:w="2567" w:type="dxa"/>
+            <w:gridSpan w:val="2"/>
             <w:tcBorders>
               <w:bottom w:val="single" w:sz="4" w:space="0" w:color="auto"/>
             </w:tcBorders>
-          </w:tcPr>
-          <w:p>
-            <w:pPr>
-              <w:spacing w:before="0" w:after="20"/>
-              <w:ind w:right="-110"/>
-              <w:rPr>
-                <w:rFonts w:asciiTheme="minorHAnsi" w:hAnsiTheme="minorHAnsi" w:cstheme="minorHAnsi"/>
-                <w:sz w:val="24"/>
-              </w:rPr>
-            </w:pPr>
-            <w:r>
-              <w:rPr>
-                <w:rFonts w:asciiTheme="minorHAnsi" w:hAnsiTheme="minorHAnsi" w:cstheme="minorHAnsi"/>
-                <w:sz w:val="24"/>
-              </w:rPr>
-              <w:t>{{d2_normalY}}</w:t>
-            </w:r>
-          </w:p>
-          <w:p>
-            <w:pPr>
-              <w:spacing w:before="0" w:after="20"/>
-              <w:ind w:right="-110"/>
-              <w:rPr>
-                <w:rFonts w:asciiTheme="minorHAnsi" w:hAnsiTheme="minorHAnsi" w:cstheme="minorHAnsi"/>
-                <w:sz w:val="24"/>
-              </w:rPr>
-            </w:pPr>
-            <w:r>
-              <w:rPr>
-                <w:rFonts w:asciiTheme="minorHAnsi" w:hAnsiTheme="minorHAnsi" w:cstheme="minorHAnsi"/>
-                <w:sz w:val="24"/>
-              </w:rPr>
-              <w:t>{{d2_normalN}}</w:t>
-            </w:r>
-          </w:p>
-        </w:tc>
-        <w:tc>
-          <w:tcPr>
-            <w:tcW w:w="1701" w:type="dxa"/>
+            <w:vAlign w:val="center"/>
+          </w:tcPr>
+          <w:p>
+            <w:pPr>
+              <w:spacing w:before="0" w:after="0"/>
+              <w:jc w:val="center"/>
+              <w:rPr>
+                <w:rFonts w:asciiTheme="minorHAnsi" w:hAnsiTheme="minorHAnsi" w:cstheme="minorHAnsi"/>
+                <w:sz w:val="24"/>
+              </w:rPr>
+            </w:pPr>
+            <w:r>
+              <w:rPr>
+                <w:rFonts w:asciiTheme="minorHAnsi" w:hAnsiTheme="minorHAnsi" w:cstheme="minorHAnsi"/>
+                <w:sz w:val="24"/>
+              </w:rPr>
+              <w:t xml:space="preserve">TB hoạt động </w:t>
+            </w:r>
+            <w:r>
+              <w:rPr>
+                <w:rFonts w:asciiTheme="minorHAnsi" w:hAnsiTheme="minorHAnsi" w:cstheme="minorHAnsi"/>
+                <w:sz w:val="24"/>
+              </w:rPr>
+              <w:br/>
+            </w:r>
+            <w:r>
+              <w:rPr>
+                <w:rFonts w:asciiTheme="minorHAnsi" w:hAnsiTheme="minorHAnsi" w:cstheme="minorHAnsi"/>
+                <w:sz w:val="24"/>
+              </w:rPr>
+              <w:t>bình thường</w:t>
+            </w:r>
+          </w:p>
+        </w:tc>
+        <w:tc>
+          <w:tcPr>
+            <w:tcW w:w="1803" w:type="dxa"/>
             <w:tcBorders>
               <w:bottom w:val="single" w:sz="4" w:space="0" w:color="auto"/>
             </w:tcBorders>
           </w:tcPr>
           <w:p>
             <w:pPr>
-              <w:spacing w:before="0" w:after="0"/>
+              <w:spacing w:before="0" w:after="20"/>
               <w:ind w:right="-110"/>
               <w:rPr>
                 <w:rFonts w:asciiTheme="minorHAnsi" w:hAnsiTheme="minorHAnsi" w:cstheme="minorHAnsi"/>
@@ -4018,12 +3959,12 @@
                 <w:rFonts w:asciiTheme="minorHAnsi" w:hAnsiTheme="minorHAnsi" w:cstheme="minorHAnsi"/>
                 <w:sz w:val="24"/>
               </w:rPr>
-              <w:t>{{d2_qcY}}</w:t>
-            </w:r>
-          </w:p>
-          <w:p>
-            <w:pPr>
-              <w:spacing w:before="0" w:after="0"/>
+              <w:t>{{d2_normalY}}</w:t>
+            </w:r>
+          </w:p>
+          <w:p>
+            <w:pPr>
+              <w:spacing w:before="0" w:after="20"/>
               <w:ind w:right="-110"/>
               <w:rPr>
                 <w:rFonts w:asciiTheme="minorHAnsi" w:hAnsiTheme="minorHAnsi" w:cstheme="minorHAnsi"/>
@@ -4035,19 +3976,50 @@
                 <w:rFonts w:asciiTheme="minorHAnsi" w:hAnsiTheme="minorHAnsi" w:cstheme="minorHAnsi"/>
                 <w:sz w:val="24"/>
               </w:rPr>
-              <w:t>{{d2_qcN}}</w:t>
-            </w:r>
-          </w:p>
-        </w:tc>
-        <w:tc>
-          <w:tcPr>
-            <w:tcW w:w="1701" w:type="dxa"/>
+              <w:t>{{d2_normalN}}</w:t>
+            </w:r>
+          </w:p>
+        </w:tc>
+        <w:tc>
+          <w:tcPr>
+            <w:tcW w:w="1803" w:type="dxa"/>
             <w:tcBorders>
               <w:bottom w:val="single" w:sz="4" w:space="0" w:color="auto"/>
             </w:tcBorders>
           </w:tcPr>
           <w:p>
             <w:pPr>
+              <w:spacing w:before="0" w:after="20"/>
+              <w:ind w:right="-110"/>
+              <w:rPr>
+                <w:rFonts w:asciiTheme="minorHAnsi" w:hAnsiTheme="minorHAnsi" w:cstheme="minorHAnsi"/>
+                <w:sz w:val="24"/>
+              </w:rPr>
+            </w:pPr>
+            <w:r>
+              <w:rPr>
+                <w:rFonts w:asciiTheme="minorHAnsi" w:hAnsiTheme="minorHAnsi" w:cstheme="minorHAnsi"/>
+                <w:sz w:val="24"/>
+              </w:rPr>
+              <w:t>{{d</w:t>
+            </w:r>
+            <w:r>
+              <w:rPr>
+                <w:rFonts w:asciiTheme="minorHAnsi" w:hAnsiTheme="minorHAnsi" w:cstheme="minorHAnsi"/>
+                <w:sz w:val="24"/>
+              </w:rPr>
+              <w:t>3</w:t>
+            </w:r>
+            <w:r>
+              <w:rPr>
+                <w:rFonts w:asciiTheme="minorHAnsi" w:hAnsiTheme="minorHAnsi" w:cstheme="minorHAnsi"/>
+                <w:sz w:val="24"/>
+              </w:rPr>
+              <w:t>_normalY}}</w:t>
+            </w:r>
+          </w:p>
+          <w:p>
+            <w:pPr>
               <w:spacing w:before="0" w:after="0"/>
               <w:ind w:right="-110"/>
               <w:rPr>
@@ -4060,75 +4032,64 @@
                 <w:rFonts w:asciiTheme="minorHAnsi" w:hAnsiTheme="minorHAnsi" w:cstheme="minorHAnsi"/>
                 <w:sz w:val="24"/>
               </w:rPr>
-              <w:sym w:font="Wingdings" w:char="F0A8"/>
-            </w:r>
-            <w:r>
-              <w:rPr>
-                <w:rFonts w:asciiTheme="minorHAnsi" w:hAnsiTheme="minorHAnsi" w:cstheme="minorHAnsi"/>
-                <w:sz w:val="24"/>
-              </w:rPr>
-              <w:t xml:space="preserve"> </w:t>
-            </w:r>
-            <w:proofErr w:type="spellStart"/>
-            <w:r>
-              <w:rPr>
-                <w:rFonts w:asciiTheme="minorHAnsi" w:hAnsiTheme="minorHAnsi" w:cstheme="minorHAnsi"/>
-                <w:sz w:val="24"/>
-              </w:rPr>
-              <w:t>Có</w:t>
-            </w:r>
-            <w:proofErr w:type="spellEnd"/>
-            <w:r>
-              <w:rPr>
-                <w:rFonts w:asciiTheme="minorHAnsi" w:hAnsiTheme="minorHAnsi" w:cstheme="minorHAnsi"/>
-                <w:sz w:val="24"/>
-              </w:rPr>
-              <w:t xml:space="preserve"> </w:t>
-            </w:r>
-          </w:p>
-          <w:p>
-            <w:pPr>
-              <w:spacing w:before="0" w:after="0"/>
-              <w:ind w:right="-110"/>
-              <w:rPr>
-                <w:rFonts w:asciiTheme="minorHAnsi" w:hAnsiTheme="minorHAnsi" w:cstheme="minorHAnsi"/>
-                <w:sz w:val="24"/>
-              </w:rPr>
-            </w:pPr>
-            <w:r>
-              <w:rPr>
-                <w:rFonts w:asciiTheme="minorHAnsi" w:hAnsiTheme="minorHAnsi" w:cstheme="minorHAnsi"/>
-                <w:sz w:val="24"/>
-              </w:rPr>
-              <w:sym w:font="Wingdings" w:char="F0A8"/>
-            </w:r>
-            <w:r>
-              <w:rPr>
-                <w:rFonts w:asciiTheme="minorHAnsi" w:hAnsiTheme="minorHAnsi" w:cstheme="minorHAnsi"/>
-                <w:sz w:val="24"/>
-              </w:rPr>
-              <w:t xml:space="preserve"> </w:t>
-            </w:r>
-            <w:proofErr w:type="spellStart"/>
-            <w:r>
-              <w:rPr>
-                <w:rFonts w:asciiTheme="minorHAnsi" w:hAnsiTheme="minorHAnsi" w:cstheme="minorHAnsi"/>
-                <w:sz w:val="24"/>
-              </w:rPr>
-              <w:t>Không</w:t>
-            </w:r>
-            <w:proofErr w:type="spellEnd"/>
-          </w:p>
-        </w:tc>
-        <w:tc>
-          <w:tcPr>
-            <w:tcW w:w="1701" w:type="dxa"/>
+              <w:t>{{d</w:t>
+            </w:r>
+            <w:r>
+              <w:rPr>
+                <w:rFonts w:asciiTheme="minorHAnsi" w:hAnsiTheme="minorHAnsi" w:cstheme="minorHAnsi"/>
+                <w:sz w:val="24"/>
+              </w:rPr>
+              <w:t>3</w:t>
+            </w:r>
+            <w:r>
+              <w:rPr>
+                <w:rFonts w:asciiTheme="minorHAnsi" w:hAnsiTheme="minorHAnsi" w:cstheme="minorHAnsi"/>
+                <w:sz w:val="24"/>
+              </w:rPr>
+              <w:t>_normalN}}</w:t>
+            </w:r>
+          </w:p>
+        </w:tc>
+        <w:tc>
+          <w:tcPr>
+            <w:tcW w:w="1803" w:type="dxa"/>
             <w:tcBorders>
               <w:bottom w:val="single" w:sz="4" w:space="0" w:color="auto"/>
             </w:tcBorders>
           </w:tcPr>
           <w:p>
             <w:pPr>
+              <w:spacing w:before="0" w:after="20"/>
+              <w:ind w:right="-110"/>
+              <w:rPr>
+                <w:rFonts w:asciiTheme="minorHAnsi" w:hAnsiTheme="minorHAnsi" w:cstheme="minorHAnsi"/>
+                <w:sz w:val="24"/>
+              </w:rPr>
+            </w:pPr>
+            <w:r>
+              <w:rPr>
+                <w:rFonts w:asciiTheme="minorHAnsi" w:hAnsiTheme="minorHAnsi" w:cstheme="minorHAnsi"/>
+                <w:sz w:val="24"/>
+              </w:rPr>
+              <w:t>{{d</w:t>
+            </w:r>
+            <w:r>
+              <w:rPr>
+                <w:rFonts w:asciiTheme="minorHAnsi" w:hAnsiTheme="minorHAnsi" w:cstheme="minorHAnsi"/>
+                <w:sz w:val="24"/>
+              </w:rPr>
+              <w:t>4</w:t>
+            </w:r>
+            <w:r>
+              <w:rPr>
+                <w:rFonts w:asciiTheme="minorHAnsi" w:hAnsiTheme="minorHAnsi" w:cstheme="minorHAnsi"/>
+                <w:sz w:val="24"/>
+              </w:rPr>
+              <w:t>_normalY}}</w:t>
+            </w:r>
+          </w:p>
+          <w:p>
+            <w:pPr>
               <w:spacing w:before="0" w:after="0"/>
               <w:ind w:right="-110"/>
               <w:rPr>
@@ -4141,75 +4102,64 @@
                 <w:rFonts w:asciiTheme="minorHAnsi" w:hAnsiTheme="minorHAnsi" w:cstheme="minorHAnsi"/>
                 <w:sz w:val="24"/>
               </w:rPr>
-              <w:sym w:font="Wingdings" w:char="F0A8"/>
-            </w:r>
-            <w:r>
-              <w:rPr>
-                <w:rFonts w:asciiTheme="minorHAnsi" w:hAnsiTheme="minorHAnsi" w:cstheme="minorHAnsi"/>
-                <w:sz w:val="24"/>
-              </w:rPr>
-              <w:t xml:space="preserve"> </w:t>
-            </w:r>
-            <w:proofErr w:type="spellStart"/>
-            <w:r>
-              <w:rPr>
-                <w:rFonts w:asciiTheme="minorHAnsi" w:hAnsiTheme="minorHAnsi" w:cstheme="minorHAnsi"/>
-                <w:sz w:val="24"/>
-              </w:rPr>
-              <w:t>Có</w:t>
-            </w:r>
-            <w:proofErr w:type="spellEnd"/>
-            <w:r>
-              <w:rPr>
-                <w:rFonts w:asciiTheme="minorHAnsi" w:hAnsiTheme="minorHAnsi" w:cstheme="minorHAnsi"/>
-                <w:sz w:val="24"/>
-              </w:rPr>
-              <w:t xml:space="preserve"> </w:t>
-            </w:r>
-          </w:p>
-          <w:p>
-            <w:pPr>
-              <w:spacing w:before="0" w:after="0"/>
-              <w:ind w:right="-110"/>
-              <w:rPr>
-                <w:rFonts w:asciiTheme="minorHAnsi" w:hAnsiTheme="minorHAnsi" w:cstheme="minorHAnsi"/>
-                <w:sz w:val="24"/>
-              </w:rPr>
-            </w:pPr>
-            <w:r>
-              <w:rPr>
-                <w:rFonts w:asciiTheme="minorHAnsi" w:hAnsiTheme="minorHAnsi" w:cstheme="minorHAnsi"/>
-                <w:sz w:val="24"/>
-              </w:rPr>
-              <w:sym w:font="Wingdings" w:char="F0A8"/>
-            </w:r>
-            <w:r>
-              <w:rPr>
-                <w:rFonts w:asciiTheme="minorHAnsi" w:hAnsiTheme="minorHAnsi" w:cstheme="minorHAnsi"/>
-                <w:sz w:val="24"/>
-              </w:rPr>
-              <w:t xml:space="preserve"> </w:t>
-            </w:r>
-            <w:proofErr w:type="spellStart"/>
-            <w:r>
-              <w:rPr>
-                <w:rFonts w:asciiTheme="minorHAnsi" w:hAnsiTheme="minorHAnsi" w:cstheme="minorHAnsi"/>
-                <w:sz w:val="24"/>
-              </w:rPr>
-              <w:t>Không</w:t>
-            </w:r>
-            <w:proofErr w:type="spellEnd"/>
-          </w:p>
-        </w:tc>
-        <w:tc>
-          <w:tcPr>
-            <w:tcW w:w="1701" w:type="dxa"/>
+              <w:t>{{d</w:t>
+            </w:r>
+            <w:r>
+              <w:rPr>
+                <w:rFonts w:asciiTheme="minorHAnsi" w:hAnsiTheme="minorHAnsi" w:cstheme="minorHAnsi"/>
+                <w:sz w:val="24"/>
+              </w:rPr>
+              <w:t>4</w:t>
+            </w:r>
+            <w:r>
+              <w:rPr>
+                <w:rFonts w:asciiTheme="minorHAnsi" w:hAnsiTheme="minorHAnsi" w:cstheme="minorHAnsi"/>
+                <w:sz w:val="24"/>
+              </w:rPr>
+              <w:t>_normalN}}</w:t>
+            </w:r>
+          </w:p>
+        </w:tc>
+        <w:tc>
+          <w:tcPr>
+            <w:tcW w:w="1803" w:type="dxa"/>
             <w:tcBorders>
               <w:bottom w:val="single" w:sz="4" w:space="0" w:color="auto"/>
             </w:tcBorders>
           </w:tcPr>
           <w:p>
             <w:pPr>
+              <w:spacing w:before="0" w:after="20"/>
+              <w:ind w:right="-110"/>
+              <w:rPr>
+                <w:rFonts w:asciiTheme="minorHAnsi" w:hAnsiTheme="minorHAnsi" w:cstheme="minorHAnsi"/>
+                <w:sz w:val="24"/>
+              </w:rPr>
+            </w:pPr>
+            <w:r>
+              <w:rPr>
+                <w:rFonts w:asciiTheme="minorHAnsi" w:hAnsiTheme="minorHAnsi" w:cstheme="minorHAnsi"/>
+                <w:sz w:val="24"/>
+              </w:rPr>
+              <w:t>{{d</w:t>
+            </w:r>
+            <w:r>
+              <w:rPr>
+                <w:rFonts w:asciiTheme="minorHAnsi" w:hAnsiTheme="minorHAnsi" w:cstheme="minorHAnsi"/>
+                <w:sz w:val="24"/>
+              </w:rPr>
+              <w:t>5</w:t>
+            </w:r>
+            <w:r>
+              <w:rPr>
+                <w:rFonts w:asciiTheme="minorHAnsi" w:hAnsiTheme="minorHAnsi" w:cstheme="minorHAnsi"/>
+                <w:sz w:val="24"/>
+              </w:rPr>
+              <w:t>_normalY}}</w:t>
+            </w:r>
+          </w:p>
+          <w:p>
+            <w:pPr>
               <w:spacing w:before="0" w:after="0"/>
               <w:ind w:right="-110"/>
               <w:rPr>
@@ -4222,75 +4172,64 @@
                 <w:rFonts w:asciiTheme="minorHAnsi" w:hAnsiTheme="minorHAnsi" w:cstheme="minorHAnsi"/>
                 <w:sz w:val="24"/>
               </w:rPr>
-              <w:sym w:font="Wingdings" w:char="F0A8"/>
-            </w:r>
-            <w:r>
-              <w:rPr>
-                <w:rFonts w:asciiTheme="minorHAnsi" w:hAnsiTheme="minorHAnsi" w:cstheme="minorHAnsi"/>
-                <w:sz w:val="24"/>
-              </w:rPr>
-              <w:t xml:space="preserve"> </w:t>
-            </w:r>
-            <w:proofErr w:type="spellStart"/>
-            <w:r>
-              <w:rPr>
-                <w:rFonts w:asciiTheme="minorHAnsi" w:hAnsiTheme="minorHAnsi" w:cstheme="minorHAnsi"/>
-                <w:sz w:val="24"/>
-              </w:rPr>
-              <w:t>Có</w:t>
-            </w:r>
-            <w:proofErr w:type="spellEnd"/>
-            <w:r>
-              <w:rPr>
-                <w:rFonts w:asciiTheme="minorHAnsi" w:hAnsiTheme="minorHAnsi" w:cstheme="minorHAnsi"/>
-                <w:sz w:val="24"/>
-              </w:rPr>
-              <w:t xml:space="preserve"> </w:t>
-            </w:r>
-          </w:p>
-          <w:p>
-            <w:pPr>
-              <w:spacing w:before="0" w:after="0"/>
-              <w:ind w:right="-110"/>
-              <w:rPr>
-                <w:rFonts w:asciiTheme="minorHAnsi" w:hAnsiTheme="minorHAnsi" w:cstheme="minorHAnsi"/>
-                <w:sz w:val="24"/>
-              </w:rPr>
-            </w:pPr>
-            <w:r>
-              <w:rPr>
-                <w:rFonts w:asciiTheme="minorHAnsi" w:hAnsiTheme="minorHAnsi" w:cstheme="minorHAnsi"/>
-                <w:sz w:val="24"/>
-              </w:rPr>
-              <w:sym w:font="Wingdings" w:char="F0A8"/>
-            </w:r>
-            <w:r>
-              <w:rPr>
-                <w:rFonts w:asciiTheme="minorHAnsi" w:hAnsiTheme="minorHAnsi" w:cstheme="minorHAnsi"/>
-                <w:sz w:val="24"/>
-              </w:rPr>
-              <w:t xml:space="preserve"> </w:t>
-            </w:r>
-            <w:proofErr w:type="spellStart"/>
-            <w:r>
-              <w:rPr>
-                <w:rFonts w:asciiTheme="minorHAnsi" w:hAnsiTheme="minorHAnsi" w:cstheme="minorHAnsi"/>
-                <w:sz w:val="24"/>
-              </w:rPr>
-              <w:t>Không</w:t>
-            </w:r>
-            <w:proofErr w:type="spellEnd"/>
-          </w:p>
-        </w:tc>
-        <w:tc>
-          <w:tcPr>
-            <w:tcW w:w="1701" w:type="dxa"/>
+              <w:t>{{d</w:t>
+            </w:r>
+            <w:r>
+              <w:rPr>
+                <w:rFonts w:asciiTheme="minorHAnsi" w:hAnsiTheme="minorHAnsi" w:cstheme="minorHAnsi"/>
+                <w:sz w:val="24"/>
+              </w:rPr>
+              <w:t>5</w:t>
+            </w:r>
+            <w:r>
+              <w:rPr>
+                <w:rFonts w:asciiTheme="minorHAnsi" w:hAnsiTheme="minorHAnsi" w:cstheme="minorHAnsi"/>
+                <w:sz w:val="24"/>
+              </w:rPr>
+              <w:t>_normalN}}</w:t>
+            </w:r>
+          </w:p>
+        </w:tc>
+        <w:tc>
+          <w:tcPr>
+            <w:tcW w:w="1803" w:type="dxa"/>
             <w:tcBorders>
               <w:bottom w:val="single" w:sz="4" w:space="0" w:color="auto"/>
             </w:tcBorders>
           </w:tcPr>
           <w:p>
             <w:pPr>
+              <w:spacing w:before="0" w:after="20"/>
+              <w:ind w:right="-110"/>
+              <w:rPr>
+                <w:rFonts w:asciiTheme="minorHAnsi" w:hAnsiTheme="minorHAnsi" w:cstheme="minorHAnsi"/>
+                <w:sz w:val="24"/>
+              </w:rPr>
+            </w:pPr>
+            <w:r>
+              <w:rPr>
+                <w:rFonts w:asciiTheme="minorHAnsi" w:hAnsiTheme="minorHAnsi" w:cstheme="minorHAnsi"/>
+                <w:sz w:val="24"/>
+              </w:rPr>
+              <w:t>{{d</w:t>
+            </w:r>
+            <w:r>
+              <w:rPr>
+                <w:rFonts w:asciiTheme="minorHAnsi" w:hAnsiTheme="minorHAnsi" w:cstheme="minorHAnsi"/>
+                <w:sz w:val="24"/>
+              </w:rPr>
+              <w:t>6</w:t>
+            </w:r>
+            <w:r>
+              <w:rPr>
+                <w:rFonts w:asciiTheme="minorHAnsi" w:hAnsiTheme="minorHAnsi" w:cstheme="minorHAnsi"/>
+                <w:sz w:val="24"/>
+              </w:rPr>
+              <w:t>_normalY}}</w:t>
+            </w:r>
+          </w:p>
+          <w:p>
+            <w:pPr>
               <w:spacing w:before="0" w:after="0"/>
               <w:ind w:right="-110"/>
               <w:rPr>
@@ -4303,75 +4242,64 @@
                 <w:rFonts w:asciiTheme="minorHAnsi" w:hAnsiTheme="minorHAnsi" w:cstheme="minorHAnsi"/>
                 <w:sz w:val="24"/>
               </w:rPr>
-              <w:sym w:font="Wingdings" w:char="F0A8"/>
-            </w:r>
-            <w:r>
-              <w:rPr>
-                <w:rFonts w:asciiTheme="minorHAnsi" w:hAnsiTheme="minorHAnsi" w:cstheme="minorHAnsi"/>
-                <w:sz w:val="24"/>
-              </w:rPr>
-              <w:t xml:space="preserve"> </w:t>
-            </w:r>
-            <w:proofErr w:type="spellStart"/>
-            <w:r>
-              <w:rPr>
-                <w:rFonts w:asciiTheme="minorHAnsi" w:hAnsiTheme="minorHAnsi" w:cstheme="minorHAnsi"/>
-                <w:sz w:val="24"/>
-              </w:rPr>
-              <w:t>Có</w:t>
-            </w:r>
-            <w:proofErr w:type="spellEnd"/>
-            <w:r>
-              <w:rPr>
-                <w:rFonts w:asciiTheme="minorHAnsi" w:hAnsiTheme="minorHAnsi" w:cstheme="minorHAnsi"/>
-                <w:sz w:val="24"/>
-              </w:rPr>
-              <w:t xml:space="preserve"> </w:t>
-            </w:r>
-          </w:p>
-          <w:p>
-            <w:pPr>
-              <w:spacing w:before="0" w:after="0"/>
-              <w:ind w:right="-110"/>
-              <w:rPr>
-                <w:rFonts w:asciiTheme="minorHAnsi" w:hAnsiTheme="minorHAnsi" w:cstheme="minorHAnsi"/>
-                <w:sz w:val="24"/>
-              </w:rPr>
-            </w:pPr>
-            <w:r>
-              <w:rPr>
-                <w:rFonts w:asciiTheme="minorHAnsi" w:hAnsiTheme="minorHAnsi" w:cstheme="minorHAnsi"/>
-                <w:sz w:val="24"/>
-              </w:rPr>
-              <w:sym w:font="Wingdings" w:char="F0A8"/>
-            </w:r>
-            <w:r>
-              <w:rPr>
-                <w:rFonts w:asciiTheme="minorHAnsi" w:hAnsiTheme="minorHAnsi" w:cstheme="minorHAnsi"/>
-                <w:sz w:val="24"/>
-              </w:rPr>
-              <w:t xml:space="preserve"> </w:t>
-            </w:r>
-            <w:proofErr w:type="spellStart"/>
-            <w:r>
-              <w:rPr>
-                <w:rFonts w:asciiTheme="minorHAnsi" w:hAnsiTheme="minorHAnsi" w:cstheme="minorHAnsi"/>
-                <w:sz w:val="24"/>
-              </w:rPr>
-              <w:t>Không</w:t>
-            </w:r>
-            <w:proofErr w:type="spellEnd"/>
-          </w:p>
-        </w:tc>
-        <w:tc>
-          <w:tcPr>
-            <w:tcW w:w="1701" w:type="dxa"/>
+              <w:t>{{d</w:t>
+            </w:r>
+            <w:r>
+              <w:rPr>
+                <w:rFonts w:asciiTheme="minorHAnsi" w:hAnsiTheme="minorHAnsi" w:cstheme="minorHAnsi"/>
+                <w:sz w:val="24"/>
+              </w:rPr>
+              <w:t>6</w:t>
+            </w:r>
+            <w:r>
+              <w:rPr>
+                <w:rFonts w:asciiTheme="minorHAnsi" w:hAnsiTheme="minorHAnsi" w:cstheme="minorHAnsi"/>
+                <w:sz w:val="24"/>
+              </w:rPr>
+              <w:t>_normalN}}</w:t>
+            </w:r>
+          </w:p>
+        </w:tc>
+        <w:tc>
+          <w:tcPr>
+            <w:tcW w:w="1803" w:type="dxa"/>
             <w:tcBorders>
               <w:bottom w:val="single" w:sz="4" w:space="0" w:color="auto"/>
             </w:tcBorders>
           </w:tcPr>
           <w:p>
             <w:pPr>
+              <w:spacing w:before="0" w:after="20"/>
+              <w:ind w:right="-110"/>
+              <w:rPr>
+                <w:rFonts w:asciiTheme="minorHAnsi" w:hAnsiTheme="minorHAnsi" w:cstheme="minorHAnsi"/>
+                <w:sz w:val="24"/>
+              </w:rPr>
+            </w:pPr>
+            <w:r>
+              <w:rPr>
+                <w:rFonts w:asciiTheme="minorHAnsi" w:hAnsiTheme="minorHAnsi" w:cstheme="minorHAnsi"/>
+                <w:sz w:val="24"/>
+              </w:rPr>
+              <w:t>{{d</w:t>
+            </w:r>
+            <w:r>
+              <w:rPr>
+                <w:rFonts w:asciiTheme="minorHAnsi" w:hAnsiTheme="minorHAnsi" w:cstheme="minorHAnsi"/>
+                <w:sz w:val="24"/>
+              </w:rPr>
+              <w:t>7</w:t>
+            </w:r>
+            <w:r>
+              <w:rPr>
+                <w:rFonts w:asciiTheme="minorHAnsi" w:hAnsiTheme="minorHAnsi" w:cstheme="minorHAnsi"/>
+                <w:sz w:val="24"/>
+              </w:rPr>
+              <w:t>_normalY}}</w:t>
+            </w:r>
+          </w:p>
+          <w:p>
+            <w:pPr>
               <w:spacing w:before="0" w:after="0"/>
               <w:ind w:right="-110"/>
               <w:rPr>
@@ -4384,30 +4312,61 @@
                 <w:rFonts w:asciiTheme="minorHAnsi" w:hAnsiTheme="minorHAnsi" w:cstheme="minorHAnsi"/>
                 <w:sz w:val="24"/>
               </w:rPr>
-              <w:sym w:font="Wingdings" w:char="F0A8"/>
-            </w:r>
-            <w:r>
-              <w:rPr>
-                <w:rFonts w:asciiTheme="minorHAnsi" w:hAnsiTheme="minorHAnsi" w:cstheme="minorHAnsi"/>
-                <w:sz w:val="24"/>
-              </w:rPr>
-              <w:t xml:space="preserve"> </w:t>
-            </w:r>
-            <w:proofErr w:type="spellStart"/>
-            <w:r>
-              <w:rPr>
-                <w:rFonts w:asciiTheme="minorHAnsi" w:hAnsiTheme="minorHAnsi" w:cstheme="minorHAnsi"/>
-                <w:sz w:val="24"/>
-              </w:rPr>
-              <w:t>Có</w:t>
-            </w:r>
-            <w:proofErr w:type="spellEnd"/>
-            <w:r>
-              <w:rPr>
-                <w:rFonts w:asciiTheme="minorHAnsi" w:hAnsiTheme="minorHAnsi" w:cstheme="minorHAnsi"/>
-                <w:sz w:val="24"/>
-              </w:rPr>
-              <w:t xml:space="preserve"> </w:t>
+              <w:t>{{d</w:t>
+            </w:r>
+            <w:r>
+              <w:rPr>
+                <w:rFonts w:asciiTheme="minorHAnsi" w:hAnsiTheme="minorHAnsi" w:cstheme="minorHAnsi"/>
+                <w:sz w:val="24"/>
+              </w:rPr>
+              <w:t>7</w:t>
+            </w:r>
+            <w:r>
+              <w:rPr>
+                <w:rFonts w:asciiTheme="minorHAnsi" w:hAnsiTheme="minorHAnsi" w:cstheme="minorHAnsi"/>
+                <w:sz w:val="24"/>
+              </w:rPr>
+              <w:t>_normalN}}</w:t>
+            </w:r>
+          </w:p>
+        </w:tc>
+        <w:tc>
+          <w:tcPr>
+            <w:tcW w:w="1803" w:type="dxa"/>
+            <w:gridSpan w:val="2"/>
+            <w:tcBorders>
+              <w:bottom w:val="single" w:sz="4" w:space="0" w:color="auto"/>
+            </w:tcBorders>
+          </w:tcPr>
+          <w:p>
+            <w:pPr>
+              <w:spacing w:before="0" w:after="20"/>
+              <w:ind w:right="-110"/>
+              <w:rPr>
+                <w:rFonts w:asciiTheme="minorHAnsi" w:hAnsiTheme="minorHAnsi" w:cstheme="minorHAnsi"/>
+                <w:sz w:val="24"/>
+              </w:rPr>
+            </w:pPr>
+            <w:r>
+              <w:rPr>
+                <w:rFonts w:asciiTheme="minorHAnsi" w:hAnsiTheme="minorHAnsi" w:cstheme="minorHAnsi"/>
+                <w:sz w:val="24"/>
+              </w:rPr>
+              <w:t>{{d</w:t>
+            </w:r>
+            <w:r>
+              <w:rPr>
+                <w:rFonts w:asciiTheme="minorHAnsi" w:hAnsiTheme="minorHAnsi" w:cstheme="minorHAnsi"/>
+                <w:sz w:val="24"/>
+              </w:rPr>
+              <w:t>8</w:t>
+            </w:r>
+            <w:r>
+              <w:rPr>
+                <w:rFonts w:asciiTheme="minorHAnsi" w:hAnsiTheme="minorHAnsi" w:cstheme="minorHAnsi"/>
+                <w:sz w:val="24"/>
+              </w:rPr>
+              <w:t>_normalY}}</w:t>
             </w:r>
           </w:p>
           <w:p>
@@ -4424,36 +4383,32 @@
                 <w:rFonts w:asciiTheme="minorHAnsi" w:hAnsiTheme="minorHAnsi" w:cstheme="minorHAnsi"/>
                 <w:sz w:val="24"/>
               </w:rPr>
-              <w:sym w:font="Wingdings" w:char="F0A8"/>
-            </w:r>
-            <w:r>
-              <w:rPr>
-                <w:rFonts w:asciiTheme="minorHAnsi" w:hAnsiTheme="minorHAnsi" w:cstheme="minorHAnsi"/>
-                <w:sz w:val="24"/>
-              </w:rPr>
-              <w:t xml:space="preserve"> </w:t>
-            </w:r>
-            <w:proofErr w:type="spellStart"/>
-            <w:r>
-              <w:rPr>
-                <w:rFonts w:asciiTheme="minorHAnsi" w:hAnsiTheme="minorHAnsi" w:cstheme="minorHAnsi"/>
-                <w:sz w:val="24"/>
-              </w:rPr>
-              <w:t>Không</w:t>
-            </w:r>
-            <w:proofErr w:type="spellEnd"/>
+              <w:t>{{d</w:t>
+            </w:r>
+            <w:r>
+              <w:rPr>
+                <w:rFonts w:asciiTheme="minorHAnsi" w:hAnsiTheme="minorHAnsi" w:cstheme="minorHAnsi"/>
+                <w:sz w:val="24"/>
+              </w:rPr>
+              <w:t>8</w:t>
+            </w:r>
+            <w:r>
+              <w:rPr>
+                <w:rFonts w:asciiTheme="minorHAnsi" w:hAnsiTheme="minorHAnsi" w:cstheme="minorHAnsi"/>
+                <w:sz w:val="24"/>
+              </w:rPr>
+              <w:t>_normalN}}</w:t>
+            </w:r>
           </w:p>
         </w:tc>
       </w:tr>
       <w:tr>
         <w:trPr>
-          <w:gridAfter w:val="1"/>
-          <w:wAfter w:w="1082" w:type="dxa"/>
           <w:trHeight w:val="20"/>
         </w:trPr>
         <w:tc>
           <w:tcPr>
-            <w:tcW w:w="2977" w:type="dxa"/>
+            <w:tcW w:w="2567" w:type="dxa"/>
             <w:gridSpan w:val="2"/>
             <w:tcBorders>
               <w:bottom w:val="single" w:sz="4" w:space="0" w:color="auto"/>
@@ -4524,59 +4479,13 @@
                                       <w:sz w:val="24"/>
                                     </w:rPr>
                                   </w:pPr>
-                                  <w:proofErr w:type="spellStart"/>
                                   <w:r>
                                     <w:rPr>
                                       <w:rFonts w:asciiTheme="minorHAnsi" w:hAnsiTheme="minorHAnsi" w:cstheme="minorHAnsi"/>
                                       <w:b/>
                                       <w:sz w:val="24"/>
                                     </w:rPr>
-                                    <w:t>Ngày</w:t>
-                                  </w:r>
-                                  <w:proofErr w:type="spellEnd"/>
-                                  <w:r>
-                                    <w:rPr>
-                                      <w:rFonts w:asciiTheme="minorHAnsi" w:hAnsiTheme="minorHAnsi" w:cstheme="minorHAnsi"/>
-                                      <w:b/>
-                                      <w:sz w:val="24"/>
-                                    </w:rPr>
-                                    <w:t xml:space="preserve"> </w:t>
-                                  </w:r>
-                                  <w:proofErr w:type="spellStart"/>
-                                  <w:r>
-                                    <w:rPr>
-                                      <w:rFonts w:asciiTheme="minorHAnsi" w:hAnsiTheme="minorHAnsi" w:cstheme="minorHAnsi"/>
-                                      <w:b/>
-                                      <w:sz w:val="24"/>
-                                    </w:rPr>
-                                    <w:t>kiểm</w:t>
-                                  </w:r>
-                                  <w:proofErr w:type="spellEnd"/>
-                                  <w:r>
-                                    <w:rPr>
-                                      <w:rFonts w:asciiTheme="minorHAnsi" w:hAnsiTheme="minorHAnsi" w:cstheme="minorHAnsi"/>
-                                      <w:b/>
-                                      <w:sz w:val="24"/>
-                                    </w:rPr>
-                                    <w:t xml:space="preserve"> </w:t>
-                                  </w:r>
-                                  <w:proofErr w:type="spellStart"/>
-                                  <w:r>
-                                    <w:rPr>
-                                      <w:rFonts w:asciiTheme="minorHAnsi" w:hAnsiTheme="minorHAnsi" w:cstheme="minorHAnsi"/>
-                                      <w:b/>
-                                      <w:sz w:val="24"/>
-                                    </w:rPr>
-                                    <w:t>tra</w:t>
-                                  </w:r>
-                                  <w:proofErr w:type="spellEnd"/>
-                                  <w:r>
-                                    <w:rPr>
-                                      <w:rFonts w:asciiTheme="minorHAnsi" w:hAnsiTheme="minorHAnsi" w:cstheme="minorHAnsi"/>
-                                      <w:b/>
-                                      <w:sz w:val="24"/>
-                                    </w:rPr>
-                                    <w:t xml:space="preserve">: </w:t>
+                                    <w:t xml:space="preserve">Ngày kiểm tra: </w:t>
                                   </w:r>
                                   <w:r>
                                     <w:rPr>
@@ -4584,25 +4493,7 @@
                                       <w:b/>
                                       <w:sz w:val="24"/>
                                     </w:rPr>
-                                    <w:t>{{</w:t>
-                                  </w:r>
-                                  <w:proofErr w:type="spellStart"/>
-                                  <w:r>
-                                    <w:rPr>
-                                      <w:rFonts w:asciiTheme="minorHAnsi" w:hAnsiTheme="minorHAnsi" w:cstheme="minorHAnsi"/>
-                                      <w:b/>
-                                      <w:sz w:val="24"/>
-                                    </w:rPr>
-                                    <w:t>inspectionDate</w:t>
-                                  </w:r>
-                                  <w:proofErr w:type="spellEnd"/>
-                                  <w:r>
-                                    <w:rPr>
-                                      <w:rFonts w:asciiTheme="minorHAnsi" w:hAnsiTheme="minorHAnsi" w:cstheme="minorHAnsi"/>
-                                      <w:b/>
-                                      <w:sz w:val="24"/>
-                                    </w:rPr>
-                                    <w:t>}</w:t>
+                                    <w:t>{{inspectionDate}</w:t>
                                   </w:r>
                                   <w:r>
                                     <w:rPr>
@@ -4622,7 +4513,6 @@
                                       <w:sz w:val="24"/>
                                     </w:rPr>
                                   </w:pPr>
-                                  <w:proofErr w:type="spellStart"/>
                                   <w:r>
                                     <w:rPr>
                                       <w:rFonts w:asciiTheme="minorHAnsi" w:hAnsiTheme="minorHAnsi" w:cstheme="minorHAnsi"/>
@@ -4630,57 +4520,7 @@
                                       <w:bCs/>
                                       <w:sz w:val="24"/>
                                     </w:rPr>
-                                    <w:t>Người</w:t>
-                                  </w:r>
-                                  <w:proofErr w:type="spellEnd"/>
-                                  <w:r>
-                                    <w:rPr>
-                                      <w:rFonts w:asciiTheme="minorHAnsi" w:hAnsiTheme="minorHAnsi" w:cstheme="minorHAnsi"/>
-                                      <w:b/>
-                                      <w:bCs/>
-                                      <w:sz w:val="24"/>
-                                    </w:rPr>
-                                    <w:t xml:space="preserve"> </w:t>
-                                  </w:r>
-                                  <w:proofErr w:type="spellStart"/>
-                                  <w:r>
-                                    <w:rPr>
-                                      <w:rFonts w:asciiTheme="minorHAnsi" w:hAnsiTheme="minorHAnsi" w:cstheme="minorHAnsi"/>
-                                      <w:b/>
-                                      <w:bCs/>
-                                      <w:sz w:val="24"/>
-                                    </w:rPr>
-                                    <w:t>kiểm</w:t>
-                                  </w:r>
-                                  <w:proofErr w:type="spellEnd"/>
-                                  <w:r>
-                                    <w:rPr>
-                                      <w:rFonts w:asciiTheme="minorHAnsi" w:hAnsiTheme="minorHAnsi" w:cstheme="minorHAnsi"/>
-                                      <w:b/>
-                                      <w:bCs/>
-                                      <w:sz w:val="24"/>
-                                    </w:rPr>
-                                    <w:t xml:space="preserve"> </w:t>
-                                  </w:r>
-                                  <w:proofErr w:type="spellStart"/>
-                                  <w:r>
-                                    <w:rPr>
-                                      <w:rFonts w:asciiTheme="minorHAnsi" w:hAnsiTheme="minorHAnsi" w:cstheme="minorHAnsi"/>
-                                      <w:b/>
-                                      <w:bCs/>
-                                      <w:sz w:val="24"/>
-                                    </w:rPr>
-                                    <w:t>tra</w:t>
-                                  </w:r>
-                                  <w:proofErr w:type="spellEnd"/>
-                                  <w:r>
-                                    <w:rPr>
-                                      <w:rFonts w:asciiTheme="minorHAnsi" w:hAnsiTheme="minorHAnsi" w:cstheme="minorHAnsi"/>
-                                      <w:b/>
-                                      <w:bCs/>
-                                      <w:sz w:val="24"/>
-                                    </w:rPr>
-                                    <w:t>:</w:t>
+                                    <w:t>Người kiểm tra:</w:t>
                                   </w:r>
                                   <w:r>
                                     <w:t xml:space="preserve"> </w:t>
@@ -4692,27 +4532,7 @@
                                       <w:bCs/>
                                       <w:sz w:val="24"/>
                                     </w:rPr>
-                                    <w:t>{{</w:t>
-                                  </w:r>
-                                  <w:proofErr w:type="spellStart"/>
-                                  <w:r>
-                                    <w:rPr>
-                                      <w:rFonts w:asciiTheme="minorHAnsi" w:hAnsiTheme="minorHAnsi" w:cstheme="minorHAnsi"/>
-                                      <w:b/>
-                                      <w:bCs/>
-                                      <w:sz w:val="24"/>
-                                    </w:rPr>
-                                    <w:t>inspectorName</w:t>
-                                  </w:r>
-                                  <w:proofErr w:type="spellEnd"/>
-                                  <w:r>
-                                    <w:rPr>
-                                      <w:rFonts w:asciiTheme="minorHAnsi" w:hAnsiTheme="minorHAnsi" w:cstheme="minorHAnsi"/>
-                                      <w:b/>
-                                      <w:bCs/>
-                                      <w:sz w:val="24"/>
-                                    </w:rPr>
-                                    <w:t>}}</w:t>
+                                    <w:t>{{inspectorName}}</w:t>
                                   </w:r>
                                 </w:p>
                               </w:txbxContent>
@@ -4748,59 +4568,13 @@
                                 <w:sz w:val="24"/>
                               </w:rPr>
                             </w:pPr>
-                            <w:proofErr w:type="spellStart"/>
                             <w:r>
                               <w:rPr>
                                 <w:rFonts w:asciiTheme="minorHAnsi" w:hAnsiTheme="minorHAnsi" w:cstheme="minorHAnsi"/>
                                 <w:b/>
                                 <w:sz w:val="24"/>
                               </w:rPr>
-                              <w:t>Ngày</w:t>
-                            </w:r>
-                            <w:proofErr w:type="spellEnd"/>
-                            <w:r>
-                              <w:rPr>
-                                <w:rFonts w:asciiTheme="minorHAnsi" w:hAnsiTheme="minorHAnsi" w:cstheme="minorHAnsi"/>
-                                <w:b/>
-                                <w:sz w:val="24"/>
-                              </w:rPr>
-                              <w:t xml:space="preserve"> </w:t>
-                            </w:r>
-                            <w:proofErr w:type="spellStart"/>
-                            <w:r>
-                              <w:rPr>
-                                <w:rFonts w:asciiTheme="minorHAnsi" w:hAnsiTheme="minorHAnsi" w:cstheme="minorHAnsi"/>
-                                <w:b/>
-                                <w:sz w:val="24"/>
-                              </w:rPr>
-                              <w:t>kiểm</w:t>
-                            </w:r>
-                            <w:proofErr w:type="spellEnd"/>
-                            <w:r>
-                              <w:rPr>
-                                <w:rFonts w:asciiTheme="minorHAnsi" w:hAnsiTheme="minorHAnsi" w:cstheme="minorHAnsi"/>
-                                <w:b/>
-                                <w:sz w:val="24"/>
-                              </w:rPr>
-                              <w:t xml:space="preserve"> </w:t>
-                            </w:r>
-                            <w:proofErr w:type="spellStart"/>
-                            <w:r>
-                              <w:rPr>
-                                <w:rFonts w:asciiTheme="minorHAnsi" w:hAnsiTheme="minorHAnsi" w:cstheme="minorHAnsi"/>
-                                <w:b/>
-                                <w:sz w:val="24"/>
-                              </w:rPr>
-                              <w:t>tra</w:t>
-                            </w:r>
-                            <w:proofErr w:type="spellEnd"/>
-                            <w:r>
-                              <w:rPr>
-                                <w:rFonts w:asciiTheme="minorHAnsi" w:hAnsiTheme="minorHAnsi" w:cstheme="minorHAnsi"/>
-                                <w:b/>
-                                <w:sz w:val="24"/>
-                              </w:rPr>
-                              <w:t xml:space="preserve">: </w:t>
+                              <w:t xml:space="preserve">Ngày kiểm tra: </w:t>
                             </w:r>
                             <w:r>
                               <w:rPr>
@@ -4808,25 +4582,7 @@
                                 <w:b/>
                                 <w:sz w:val="24"/>
                               </w:rPr>
-                              <w:t>{{</w:t>
-                            </w:r>
-                            <w:proofErr w:type="spellStart"/>
-                            <w:r>
-                              <w:rPr>
-                                <w:rFonts w:asciiTheme="minorHAnsi" w:hAnsiTheme="minorHAnsi" w:cstheme="minorHAnsi"/>
-                                <w:b/>
-                                <w:sz w:val="24"/>
-                              </w:rPr>
-                              <w:t>inspectionDate</w:t>
-                            </w:r>
-                            <w:proofErr w:type="spellEnd"/>
-                            <w:r>
-                              <w:rPr>
-                                <w:rFonts w:asciiTheme="minorHAnsi" w:hAnsiTheme="minorHAnsi" w:cstheme="minorHAnsi"/>
-                                <w:b/>
-                                <w:sz w:val="24"/>
-                              </w:rPr>
-                              <w:t>}</w:t>
+                              <w:t>{{inspectionDate}</w:t>
                             </w:r>
                             <w:r>
                               <w:rPr>
@@ -4846,7 +4602,6 @@
                                 <w:sz w:val="24"/>
                               </w:rPr>
                             </w:pPr>
-                            <w:proofErr w:type="spellStart"/>
                             <w:r>
                               <w:rPr>
                                 <w:rFonts w:asciiTheme="minorHAnsi" w:hAnsiTheme="minorHAnsi" w:cstheme="minorHAnsi"/>
@@ -4854,57 +4609,7 @@
                                 <w:bCs/>
                                 <w:sz w:val="24"/>
                               </w:rPr>
-                              <w:t>Người</w:t>
-                            </w:r>
-                            <w:proofErr w:type="spellEnd"/>
-                            <w:r>
-                              <w:rPr>
-                                <w:rFonts w:asciiTheme="minorHAnsi" w:hAnsiTheme="minorHAnsi" w:cstheme="minorHAnsi"/>
-                                <w:b/>
-                                <w:bCs/>
-                                <w:sz w:val="24"/>
-                              </w:rPr>
-                              <w:t xml:space="preserve"> </w:t>
-                            </w:r>
-                            <w:proofErr w:type="spellStart"/>
-                            <w:r>
-                              <w:rPr>
-                                <w:rFonts w:asciiTheme="minorHAnsi" w:hAnsiTheme="minorHAnsi" w:cstheme="minorHAnsi"/>
-                                <w:b/>
-                                <w:bCs/>
-                                <w:sz w:val="24"/>
-                              </w:rPr>
-                              <w:t>kiểm</w:t>
-                            </w:r>
-                            <w:proofErr w:type="spellEnd"/>
-                            <w:r>
-                              <w:rPr>
-                                <w:rFonts w:asciiTheme="minorHAnsi" w:hAnsiTheme="minorHAnsi" w:cstheme="minorHAnsi"/>
-                                <w:b/>
-                                <w:bCs/>
-                                <w:sz w:val="24"/>
-                              </w:rPr>
-                              <w:t xml:space="preserve"> </w:t>
-                            </w:r>
-                            <w:proofErr w:type="spellStart"/>
-                            <w:r>
-                              <w:rPr>
-                                <w:rFonts w:asciiTheme="minorHAnsi" w:hAnsiTheme="minorHAnsi" w:cstheme="minorHAnsi"/>
-                                <w:b/>
-                                <w:bCs/>
-                                <w:sz w:val="24"/>
-                              </w:rPr>
-                              <w:t>tra</w:t>
-                            </w:r>
-                            <w:proofErr w:type="spellEnd"/>
-                            <w:r>
-                              <w:rPr>
-                                <w:rFonts w:asciiTheme="minorHAnsi" w:hAnsiTheme="minorHAnsi" w:cstheme="minorHAnsi"/>
-                                <w:b/>
-                                <w:bCs/>
-                                <w:sz w:val="24"/>
-                              </w:rPr>
-                              <w:t>:</w:t>
+                              <w:t>Người kiểm tra:</w:t>
                             </w:r>
                             <w:r>
                               <w:t xml:space="preserve"> </w:t>
@@ -4916,27 +4621,7 @@
                                 <w:bCs/>
                                 <w:sz w:val="24"/>
                               </w:rPr>
-                              <w:t>{{</w:t>
-                            </w:r>
-                            <w:proofErr w:type="spellStart"/>
-                            <w:r>
-                              <w:rPr>
-                                <w:rFonts w:asciiTheme="minorHAnsi" w:hAnsiTheme="minorHAnsi" w:cstheme="minorHAnsi"/>
-                                <w:b/>
-                                <w:bCs/>
-                                <w:sz w:val="24"/>
-                              </w:rPr>
-                              <w:t>inspectorName</w:t>
-                            </w:r>
-                            <w:proofErr w:type="spellEnd"/>
-                            <w:r>
-                              <w:rPr>
-                                <w:rFonts w:asciiTheme="minorHAnsi" w:hAnsiTheme="minorHAnsi" w:cstheme="minorHAnsi"/>
-                                <w:b/>
-                                <w:bCs/>
-                                <w:sz w:val="24"/>
-                              </w:rPr>
-                              <w:t>}}</w:t>
+                              <w:t>{{inspectorName}}</w:t>
                             </w:r>
                           </w:p>
                         </w:txbxContent>
@@ -4946,43 +4631,18 @@
                 </mc:Fallback>
               </mc:AlternateContent>
             </w:r>
-            <w:proofErr w:type="spellStart"/>
-            <w:r>
-              <w:rPr>
-                <w:rFonts w:asciiTheme="minorHAnsi" w:hAnsiTheme="minorHAnsi" w:cstheme="minorHAnsi"/>
-                <w:sz w:val="24"/>
-              </w:rPr>
-              <w:t>Kết</w:t>
-            </w:r>
-            <w:proofErr w:type="spellEnd"/>
-            <w:r>
-              <w:rPr>
-                <w:rFonts w:asciiTheme="minorHAnsi" w:hAnsiTheme="minorHAnsi" w:cstheme="minorHAnsi"/>
-                <w:sz w:val="24"/>
-              </w:rPr>
-              <w:t xml:space="preserve"> </w:t>
-            </w:r>
-            <w:proofErr w:type="spellStart"/>
-            <w:r>
-              <w:rPr>
-                <w:rFonts w:asciiTheme="minorHAnsi" w:hAnsiTheme="minorHAnsi" w:cstheme="minorHAnsi"/>
-                <w:sz w:val="24"/>
-              </w:rPr>
-              <w:t>quả</w:t>
-            </w:r>
-            <w:proofErr w:type="spellEnd"/>
-            <w:r>
-              <w:rPr>
-                <w:rFonts w:asciiTheme="minorHAnsi" w:hAnsiTheme="minorHAnsi" w:cstheme="minorHAnsi"/>
-                <w:sz w:val="24"/>
-              </w:rPr>
-              <w:t xml:space="preserve"> QC</w:t>
-            </w:r>
-          </w:p>
-        </w:tc>
-        <w:tc>
-          <w:tcPr>
-            <w:tcW w:w="1701" w:type="dxa"/>
+            <w:r>
+              <w:rPr>
+                <w:rFonts w:asciiTheme="minorHAnsi" w:hAnsiTheme="minorHAnsi" w:cstheme="minorHAnsi"/>
+                <w:sz w:val="24"/>
+              </w:rPr>
+              <w:t>Kết quả QC</w:t>
+            </w:r>
+          </w:p>
+        </w:tc>
+        <w:tc>
+          <w:tcPr>
+            <w:tcW w:w="1803" w:type="dxa"/>
             <w:tcBorders>
               <w:bottom w:val="single" w:sz="4" w:space="0" w:color="auto"/>
             </w:tcBorders>
@@ -5024,7 +4684,7 @@
         </w:tc>
         <w:tc>
           <w:tcPr>
-            <w:tcW w:w="1701" w:type="dxa"/>
+            <w:tcW w:w="1803" w:type="dxa"/>
             <w:tcBorders>
               <w:bottom w:val="single" w:sz="4" w:space="0" w:color="auto"/>
             </w:tcBorders>
@@ -5043,30 +4703,21 @@
                 <w:rFonts w:asciiTheme="minorHAnsi" w:hAnsiTheme="minorHAnsi" w:cstheme="minorHAnsi"/>
                 <w:sz w:val="24"/>
               </w:rPr>
-              <w:sym w:font="Wingdings" w:char="F0A8"/>
-            </w:r>
-            <w:r>
-              <w:rPr>
-                <w:rFonts w:asciiTheme="minorHAnsi" w:hAnsiTheme="minorHAnsi" w:cstheme="minorHAnsi"/>
-                <w:sz w:val="24"/>
-              </w:rPr>
-              <w:t xml:space="preserve"> </w:t>
-            </w:r>
-            <w:proofErr w:type="spellStart"/>
-            <w:r>
-              <w:rPr>
-                <w:rFonts w:asciiTheme="minorHAnsi" w:hAnsiTheme="minorHAnsi" w:cstheme="minorHAnsi"/>
-                <w:sz w:val="24"/>
-              </w:rPr>
-              <w:t>Đạt</w:t>
-            </w:r>
-            <w:proofErr w:type="spellEnd"/>
-            <w:r>
-              <w:rPr>
-                <w:rFonts w:asciiTheme="minorHAnsi" w:hAnsiTheme="minorHAnsi" w:cstheme="minorHAnsi"/>
-                <w:sz w:val="24"/>
-              </w:rPr>
-              <w:t xml:space="preserve"> </w:t>
+              <w:t>{{d</w:t>
+            </w:r>
+            <w:r>
+              <w:rPr>
+                <w:rFonts w:asciiTheme="minorHAnsi" w:hAnsiTheme="minorHAnsi" w:cstheme="minorHAnsi"/>
+                <w:sz w:val="24"/>
+              </w:rPr>
+              <w:t>3</w:t>
+            </w:r>
+            <w:r>
+              <w:rPr>
+                <w:rFonts w:asciiTheme="minorHAnsi" w:hAnsiTheme="minorHAnsi" w:cstheme="minorHAnsi"/>
+                <w:sz w:val="24"/>
+              </w:rPr>
+              <w:t>_qcY}}</w:t>
             </w:r>
           </w:p>
           <w:p>
@@ -5083,45 +4734,27 @@
                 <w:rFonts w:asciiTheme="minorHAnsi" w:hAnsiTheme="minorHAnsi" w:cstheme="minorHAnsi"/>
                 <w:sz w:val="24"/>
               </w:rPr>
-              <w:sym w:font="Wingdings" w:char="F0A8"/>
-            </w:r>
-            <w:r>
-              <w:rPr>
-                <w:rFonts w:asciiTheme="minorHAnsi" w:hAnsiTheme="minorHAnsi" w:cstheme="minorHAnsi"/>
-                <w:sz w:val="24"/>
-              </w:rPr>
-              <w:t xml:space="preserve"> </w:t>
-            </w:r>
-            <w:proofErr w:type="spellStart"/>
-            <w:r>
-              <w:rPr>
-                <w:rFonts w:asciiTheme="minorHAnsi" w:hAnsiTheme="minorHAnsi" w:cstheme="minorHAnsi"/>
-                <w:sz w:val="24"/>
-              </w:rPr>
-              <w:t>Không</w:t>
-            </w:r>
-            <w:proofErr w:type="spellEnd"/>
-            <w:r>
-              <w:rPr>
-                <w:rFonts w:asciiTheme="minorHAnsi" w:hAnsiTheme="minorHAnsi" w:cstheme="minorHAnsi"/>
-                <w:sz w:val="24"/>
-              </w:rPr>
-              <w:t xml:space="preserve"> </w:t>
-            </w:r>
-            <w:proofErr w:type="spellStart"/>
-            <w:r>
-              <w:rPr>
-                <w:rFonts w:asciiTheme="minorHAnsi" w:hAnsiTheme="minorHAnsi" w:cstheme="minorHAnsi"/>
-                <w:sz w:val="24"/>
-              </w:rPr>
-              <w:t>đạt</w:t>
-            </w:r>
-            <w:proofErr w:type="spellEnd"/>
-          </w:p>
-        </w:tc>
-        <w:tc>
-          <w:tcPr>
-            <w:tcW w:w="1701" w:type="dxa"/>
+              <w:t>{{d</w:t>
+            </w:r>
+            <w:r>
+              <w:rPr>
+                <w:rFonts w:asciiTheme="minorHAnsi" w:hAnsiTheme="minorHAnsi" w:cstheme="minorHAnsi"/>
+                <w:sz w:val="24"/>
+              </w:rPr>
+              <w:t>3</w:t>
+            </w:r>
+            <w:r>
+              <w:rPr>
+                <w:rFonts w:asciiTheme="minorHAnsi" w:hAnsiTheme="minorHAnsi" w:cstheme="minorHAnsi"/>
+                <w:sz w:val="24"/>
+              </w:rPr>
+              <w:t>_qcN}}</w:t>
+            </w:r>
+          </w:p>
+        </w:tc>
+        <w:tc>
+          <w:tcPr>
+            <w:tcW w:w="1803" w:type="dxa"/>
             <w:tcBorders>
               <w:bottom w:val="single" w:sz="4" w:space="0" w:color="auto"/>
             </w:tcBorders>
@@ -5140,30 +4773,21 @@
                 <w:rFonts w:asciiTheme="minorHAnsi" w:hAnsiTheme="minorHAnsi" w:cstheme="minorHAnsi"/>
                 <w:sz w:val="24"/>
               </w:rPr>
-              <w:sym w:font="Wingdings" w:char="F0A8"/>
-            </w:r>
-            <w:r>
-              <w:rPr>
-                <w:rFonts w:asciiTheme="minorHAnsi" w:hAnsiTheme="minorHAnsi" w:cstheme="minorHAnsi"/>
-                <w:sz w:val="24"/>
-              </w:rPr>
-              <w:t xml:space="preserve"> </w:t>
-            </w:r>
-            <w:proofErr w:type="spellStart"/>
-            <w:r>
-              <w:rPr>
-                <w:rFonts w:asciiTheme="minorHAnsi" w:hAnsiTheme="minorHAnsi" w:cstheme="minorHAnsi"/>
-                <w:sz w:val="24"/>
-              </w:rPr>
-              <w:t>Đạt</w:t>
-            </w:r>
-            <w:proofErr w:type="spellEnd"/>
-            <w:r>
-              <w:rPr>
-                <w:rFonts w:asciiTheme="minorHAnsi" w:hAnsiTheme="minorHAnsi" w:cstheme="minorHAnsi"/>
-                <w:sz w:val="24"/>
-              </w:rPr>
-              <w:t xml:space="preserve"> </w:t>
+              <w:t>{{d</w:t>
+            </w:r>
+            <w:r>
+              <w:rPr>
+                <w:rFonts w:asciiTheme="minorHAnsi" w:hAnsiTheme="minorHAnsi" w:cstheme="minorHAnsi"/>
+                <w:sz w:val="24"/>
+              </w:rPr>
+              <w:t>4</w:t>
+            </w:r>
+            <w:r>
+              <w:rPr>
+                <w:rFonts w:asciiTheme="minorHAnsi" w:hAnsiTheme="minorHAnsi" w:cstheme="minorHAnsi"/>
+                <w:sz w:val="24"/>
+              </w:rPr>
+              <w:t>_qcY}}</w:t>
             </w:r>
           </w:p>
           <w:p>
@@ -5180,45 +4804,27 @@
                 <w:rFonts w:asciiTheme="minorHAnsi" w:hAnsiTheme="minorHAnsi" w:cstheme="minorHAnsi"/>
                 <w:sz w:val="24"/>
               </w:rPr>
-              <w:sym w:font="Wingdings" w:char="F0A8"/>
-            </w:r>
-            <w:r>
-              <w:rPr>
-                <w:rFonts w:asciiTheme="minorHAnsi" w:hAnsiTheme="minorHAnsi" w:cstheme="minorHAnsi"/>
-                <w:sz w:val="24"/>
-              </w:rPr>
-              <w:t xml:space="preserve"> </w:t>
-            </w:r>
-            <w:proofErr w:type="spellStart"/>
-            <w:r>
-              <w:rPr>
-                <w:rFonts w:asciiTheme="minorHAnsi" w:hAnsiTheme="minorHAnsi" w:cstheme="minorHAnsi"/>
-                <w:sz w:val="24"/>
-              </w:rPr>
-              <w:t>Không</w:t>
-            </w:r>
-            <w:proofErr w:type="spellEnd"/>
-            <w:r>
-              <w:rPr>
-                <w:rFonts w:asciiTheme="minorHAnsi" w:hAnsiTheme="minorHAnsi" w:cstheme="minorHAnsi"/>
-                <w:sz w:val="24"/>
-              </w:rPr>
-              <w:t xml:space="preserve"> </w:t>
-            </w:r>
-            <w:proofErr w:type="spellStart"/>
-            <w:r>
-              <w:rPr>
-                <w:rFonts w:asciiTheme="minorHAnsi" w:hAnsiTheme="minorHAnsi" w:cstheme="minorHAnsi"/>
-                <w:sz w:val="24"/>
-              </w:rPr>
-              <w:t>đạt</w:t>
-            </w:r>
-            <w:proofErr w:type="spellEnd"/>
-          </w:p>
-        </w:tc>
-        <w:tc>
-          <w:tcPr>
-            <w:tcW w:w="1701" w:type="dxa"/>
+              <w:t>{{d</w:t>
+            </w:r>
+            <w:r>
+              <w:rPr>
+                <w:rFonts w:asciiTheme="minorHAnsi" w:hAnsiTheme="minorHAnsi" w:cstheme="minorHAnsi"/>
+                <w:sz w:val="24"/>
+              </w:rPr>
+              <w:t>4</w:t>
+            </w:r>
+            <w:r>
+              <w:rPr>
+                <w:rFonts w:asciiTheme="minorHAnsi" w:hAnsiTheme="minorHAnsi" w:cstheme="minorHAnsi"/>
+                <w:sz w:val="24"/>
+              </w:rPr>
+              <w:t>_qcN}}</w:t>
+            </w:r>
+          </w:p>
+        </w:tc>
+        <w:tc>
+          <w:tcPr>
+            <w:tcW w:w="1803" w:type="dxa"/>
             <w:tcBorders>
               <w:bottom w:val="single" w:sz="4" w:space="0" w:color="auto"/>
             </w:tcBorders>
@@ -5237,30 +4843,21 @@
                 <w:rFonts w:asciiTheme="minorHAnsi" w:hAnsiTheme="minorHAnsi" w:cstheme="minorHAnsi"/>
                 <w:sz w:val="24"/>
               </w:rPr>
-              <w:sym w:font="Wingdings" w:char="F0A8"/>
-            </w:r>
-            <w:r>
-              <w:rPr>
-                <w:rFonts w:asciiTheme="minorHAnsi" w:hAnsiTheme="minorHAnsi" w:cstheme="minorHAnsi"/>
-                <w:sz w:val="24"/>
-              </w:rPr>
-              <w:t xml:space="preserve"> </w:t>
-            </w:r>
-            <w:proofErr w:type="spellStart"/>
-            <w:r>
-              <w:rPr>
-                <w:rFonts w:asciiTheme="minorHAnsi" w:hAnsiTheme="minorHAnsi" w:cstheme="minorHAnsi"/>
-                <w:sz w:val="24"/>
-              </w:rPr>
-              <w:t>Đạt</w:t>
-            </w:r>
-            <w:proofErr w:type="spellEnd"/>
-            <w:r>
-              <w:rPr>
-                <w:rFonts w:asciiTheme="minorHAnsi" w:hAnsiTheme="minorHAnsi" w:cstheme="minorHAnsi"/>
-                <w:sz w:val="24"/>
-              </w:rPr>
-              <w:t xml:space="preserve"> </w:t>
+              <w:t>{{d</w:t>
+            </w:r>
+            <w:r>
+              <w:rPr>
+                <w:rFonts w:asciiTheme="minorHAnsi" w:hAnsiTheme="minorHAnsi" w:cstheme="minorHAnsi"/>
+                <w:sz w:val="24"/>
+              </w:rPr>
+              <w:t>5</w:t>
+            </w:r>
+            <w:r>
+              <w:rPr>
+                <w:rFonts w:asciiTheme="minorHAnsi" w:hAnsiTheme="minorHAnsi" w:cstheme="minorHAnsi"/>
+                <w:sz w:val="24"/>
+              </w:rPr>
+              <w:t>_qcY}}</w:t>
             </w:r>
           </w:p>
           <w:p>
@@ -5277,45 +4874,27 @@
                 <w:rFonts w:asciiTheme="minorHAnsi" w:hAnsiTheme="minorHAnsi" w:cstheme="minorHAnsi"/>
                 <w:sz w:val="24"/>
               </w:rPr>
-              <w:sym w:font="Wingdings" w:char="F0A8"/>
-            </w:r>
-            <w:r>
-              <w:rPr>
-                <w:rFonts w:asciiTheme="minorHAnsi" w:hAnsiTheme="minorHAnsi" w:cstheme="minorHAnsi"/>
-                <w:sz w:val="24"/>
-              </w:rPr>
-              <w:t xml:space="preserve"> </w:t>
-            </w:r>
-            <w:proofErr w:type="spellStart"/>
-            <w:r>
-              <w:rPr>
-                <w:rFonts w:asciiTheme="minorHAnsi" w:hAnsiTheme="minorHAnsi" w:cstheme="minorHAnsi"/>
-                <w:sz w:val="24"/>
-              </w:rPr>
-              <w:t>Không</w:t>
-            </w:r>
-            <w:proofErr w:type="spellEnd"/>
-            <w:r>
-              <w:rPr>
-                <w:rFonts w:asciiTheme="minorHAnsi" w:hAnsiTheme="minorHAnsi" w:cstheme="minorHAnsi"/>
-                <w:sz w:val="24"/>
-              </w:rPr>
-              <w:t xml:space="preserve"> </w:t>
-            </w:r>
-            <w:proofErr w:type="spellStart"/>
-            <w:r>
-              <w:rPr>
-                <w:rFonts w:asciiTheme="minorHAnsi" w:hAnsiTheme="minorHAnsi" w:cstheme="minorHAnsi"/>
-                <w:sz w:val="24"/>
-              </w:rPr>
-              <w:t>đạt</w:t>
-            </w:r>
-            <w:proofErr w:type="spellEnd"/>
-          </w:p>
-        </w:tc>
-        <w:tc>
-          <w:tcPr>
-            <w:tcW w:w="1701" w:type="dxa"/>
+              <w:t>{{d</w:t>
+            </w:r>
+            <w:r>
+              <w:rPr>
+                <w:rFonts w:asciiTheme="minorHAnsi" w:hAnsiTheme="minorHAnsi" w:cstheme="minorHAnsi"/>
+                <w:sz w:val="24"/>
+              </w:rPr>
+              <w:t>5</w:t>
+            </w:r>
+            <w:r>
+              <w:rPr>
+                <w:rFonts w:asciiTheme="minorHAnsi" w:hAnsiTheme="minorHAnsi" w:cstheme="minorHAnsi"/>
+                <w:sz w:val="24"/>
+              </w:rPr>
+              <w:t>_qcN}}</w:t>
+            </w:r>
+          </w:p>
+        </w:tc>
+        <w:tc>
+          <w:tcPr>
+            <w:tcW w:w="1803" w:type="dxa"/>
             <w:tcBorders>
               <w:bottom w:val="single" w:sz="4" w:space="0" w:color="auto"/>
             </w:tcBorders>
@@ -5334,30 +4913,21 @@
                 <w:rFonts w:asciiTheme="minorHAnsi" w:hAnsiTheme="minorHAnsi" w:cstheme="minorHAnsi"/>
                 <w:sz w:val="24"/>
               </w:rPr>
-              <w:sym w:font="Wingdings" w:char="F0A8"/>
-            </w:r>
-            <w:r>
-              <w:rPr>
-                <w:rFonts w:asciiTheme="minorHAnsi" w:hAnsiTheme="minorHAnsi" w:cstheme="minorHAnsi"/>
-                <w:sz w:val="24"/>
-              </w:rPr>
-              <w:t xml:space="preserve"> </w:t>
-            </w:r>
-            <w:proofErr w:type="spellStart"/>
-            <w:r>
-              <w:rPr>
-                <w:rFonts w:asciiTheme="minorHAnsi" w:hAnsiTheme="minorHAnsi" w:cstheme="minorHAnsi"/>
-                <w:sz w:val="24"/>
-              </w:rPr>
-              <w:t>Đạt</w:t>
-            </w:r>
-            <w:proofErr w:type="spellEnd"/>
-            <w:r>
-              <w:rPr>
-                <w:rFonts w:asciiTheme="minorHAnsi" w:hAnsiTheme="minorHAnsi" w:cstheme="minorHAnsi"/>
-                <w:sz w:val="24"/>
-              </w:rPr>
-              <w:t xml:space="preserve"> </w:t>
+              <w:t>{{d</w:t>
+            </w:r>
+            <w:r>
+              <w:rPr>
+                <w:rFonts w:asciiTheme="minorHAnsi" w:hAnsiTheme="minorHAnsi" w:cstheme="minorHAnsi"/>
+                <w:sz w:val="24"/>
+              </w:rPr>
+              <w:t>6</w:t>
+            </w:r>
+            <w:r>
+              <w:rPr>
+                <w:rFonts w:asciiTheme="minorHAnsi" w:hAnsiTheme="minorHAnsi" w:cstheme="minorHAnsi"/>
+                <w:sz w:val="24"/>
+              </w:rPr>
+              <w:t>_qcY}}</w:t>
             </w:r>
           </w:p>
           <w:p>
@@ -5372,497 +4942,29 @@
             <w:r>
               <w:rPr>
                 <w:rFonts w:asciiTheme="minorHAnsi" w:hAnsiTheme="minorHAnsi" w:cstheme="minorHAnsi"/>
-                <w:b/>
-                <w:noProof/>
-                <w:sz w:val="24"/>
-              </w:rPr>
-              <mc:AlternateContent>
-                <mc:Choice Requires="wps">
-                  <w:drawing>
-                    <wp:anchor distT="0" distB="0" distL="114300" distR="114300" simplePos="0" relativeHeight="251664384" behindDoc="1" locked="0" layoutInCell="1" allowOverlap="1" wp14:anchorId="733D38C6" wp14:editId="0EB801AA">
-                      <wp:simplePos x="0" y="0"/>
-                      <wp:positionH relativeFrom="column">
-                        <wp:posOffset>-160020</wp:posOffset>
-                      </wp:positionH>
-                      <wp:positionV relativeFrom="paragraph">
-                        <wp:posOffset>154305</wp:posOffset>
-                      </wp:positionV>
-                      <wp:extent cx="2990850" cy="809625"/>
-                      <wp:effectExtent l="0" t="0" r="0" b="9525"/>
-                      <wp:wrapNone/>
-                      <wp:docPr id="839219518" name="Rectangle 839219518"/>
-                      <wp:cNvGraphicFramePr/>
-                      <a:graphic xmlns:a="http://schemas.openxmlformats.org/drawingml/2006/main">
-                        <a:graphicData uri="http://schemas.microsoft.com/office/word/2010/wordprocessingShape">
-                          <wps:wsp>
-                            <wps:cNvSpPr/>
-                            <wps:spPr>
-                              <a:xfrm>
-                                <a:off x="0" y="0"/>
-                                <a:ext cx="2990850" cy="809625"/>
-                              </a:xfrm>
-                              <a:prstGeom prst="rect">
-                                <a:avLst/>
-                              </a:prstGeom>
-                              <a:solidFill>
-                                <a:sysClr val="window" lastClr="FFFFFF"/>
-                              </a:solidFill>
-                              <a:ln w="25400" cap="flat" cmpd="sng" algn="ctr">
-                                <a:noFill/>
-                                <a:prstDash val="solid"/>
-                              </a:ln>
-                              <a:effectLst/>
-                            </wps:spPr>
-                            <wps:txbx>
-                              <w:txbxContent>
-                                <w:p>
-                                  <w:pPr>
-                                    <w:rPr>
-                                      <w:rFonts w:asciiTheme="minorHAnsi" w:hAnsiTheme="minorHAnsi" w:cstheme="minorHAnsi"/>
-                                      <w:bCs/>
-                                      <w:sz w:val="24"/>
-                                    </w:rPr>
-                                  </w:pPr>
-                                  <w:proofErr w:type="spellStart"/>
-                                  <w:r>
-                                    <w:rPr>
-                                      <w:rFonts w:asciiTheme="minorHAnsi" w:hAnsiTheme="minorHAnsi" w:cstheme="minorHAnsi"/>
-                                      <w:b/>
-                                      <w:sz w:val="24"/>
-                                    </w:rPr>
-                                    <w:t>Ngày</w:t>
-                                  </w:r>
-                                  <w:proofErr w:type="spellEnd"/>
-                                  <w:r>
-                                    <w:rPr>
-                                      <w:rFonts w:asciiTheme="minorHAnsi" w:hAnsiTheme="minorHAnsi" w:cstheme="minorHAnsi"/>
-                                      <w:b/>
-                                      <w:sz w:val="24"/>
-                                    </w:rPr>
-                                    <w:t xml:space="preserve"> </w:t>
-                                  </w:r>
-                                  <w:proofErr w:type="spellStart"/>
-                                  <w:r>
-                                    <w:rPr>
-                                      <w:rFonts w:asciiTheme="minorHAnsi" w:hAnsiTheme="minorHAnsi" w:cstheme="minorHAnsi"/>
-                                      <w:b/>
-                                      <w:sz w:val="24"/>
-                                    </w:rPr>
-                                    <w:t>xem</w:t>
-                                  </w:r>
-                                  <w:proofErr w:type="spellEnd"/>
-                                  <w:r>
-                                    <w:rPr>
-                                      <w:rFonts w:asciiTheme="minorHAnsi" w:hAnsiTheme="minorHAnsi" w:cstheme="minorHAnsi"/>
-                                      <w:b/>
-                                      <w:sz w:val="24"/>
-                                    </w:rPr>
-                                    <w:t xml:space="preserve"> </w:t>
-                                  </w:r>
-                                  <w:proofErr w:type="spellStart"/>
-                                  <w:r>
-                                    <w:rPr>
-                                      <w:rFonts w:asciiTheme="minorHAnsi" w:hAnsiTheme="minorHAnsi" w:cstheme="minorHAnsi"/>
-                                      <w:b/>
-                                      <w:sz w:val="24"/>
-                                    </w:rPr>
-                                    <w:t>xét</w:t>
-                                  </w:r>
-                                  <w:proofErr w:type="spellEnd"/>
-                                  <w:r>
-                                    <w:rPr>
-                                      <w:rFonts w:asciiTheme="minorHAnsi" w:hAnsiTheme="minorHAnsi" w:cstheme="minorHAnsi"/>
-                                      <w:b/>
-                                      <w:sz w:val="24"/>
-                                    </w:rPr>
-                                    <w:t xml:space="preserve">: </w:t>
-                                  </w:r>
-                                  <w:r>
-                                    <w:rPr>
-                                      <w:rFonts w:asciiTheme="minorHAnsi" w:hAnsiTheme="minorHAnsi" w:cstheme="minorHAnsi"/>
-                                      <w:b/>
-                                      <w:sz w:val="24"/>
-                                    </w:rPr>
-                                    <w:t>{{</w:t>
-                                  </w:r>
-                                  <w:proofErr w:type="spellStart"/>
-                                  <w:r>
-                                    <w:rPr>
-                                      <w:rFonts w:asciiTheme="minorHAnsi" w:hAnsiTheme="minorHAnsi" w:cstheme="minorHAnsi"/>
-                                      <w:b/>
-                                      <w:sz w:val="24"/>
-                                    </w:rPr>
-                                    <w:t>reviewDate</w:t>
-                                  </w:r>
-                                  <w:proofErr w:type="spellEnd"/>
-                                  <w:r>
-                                    <w:rPr>
-                                      <w:rFonts w:asciiTheme="minorHAnsi" w:hAnsiTheme="minorHAnsi" w:cstheme="minorHAnsi"/>
-                                      <w:b/>
-                                      <w:sz w:val="24"/>
-                                    </w:rPr>
-                                    <w:t>}}</w:t>
-                                  </w:r>
-                                </w:p>
-                                <w:p>
-                                  <w:pPr>
-                                    <w:rPr>
-                                      <w:rFonts w:asciiTheme="minorHAnsi" w:hAnsiTheme="minorHAnsi" w:cstheme="minorHAnsi"/>
-                                      <w:b/>
-                                      <w:sz w:val="24"/>
-                                    </w:rPr>
-                                  </w:pPr>
-                                  <w:proofErr w:type="spellStart"/>
-                                  <w:r>
-                                    <w:rPr>
-                                      <w:rFonts w:asciiTheme="minorHAnsi" w:hAnsiTheme="minorHAnsi" w:cstheme="minorHAnsi"/>
-                                      <w:b/>
-                                      <w:sz w:val="24"/>
-                                    </w:rPr>
-                                    <w:t>Người</w:t>
-                                  </w:r>
-                                  <w:proofErr w:type="spellEnd"/>
-                                  <w:r>
-                                    <w:rPr>
-                                      <w:rFonts w:asciiTheme="minorHAnsi" w:hAnsiTheme="minorHAnsi" w:cstheme="minorHAnsi"/>
-                                      <w:b/>
-                                      <w:sz w:val="24"/>
-                                    </w:rPr>
-                                    <w:t xml:space="preserve"> </w:t>
-                                  </w:r>
-                                  <w:proofErr w:type="spellStart"/>
-                                  <w:r>
-                                    <w:rPr>
-                                      <w:rFonts w:asciiTheme="minorHAnsi" w:hAnsiTheme="minorHAnsi" w:cstheme="minorHAnsi"/>
-                                      <w:b/>
-                                      <w:sz w:val="24"/>
-                                    </w:rPr>
-                                    <w:t>xem</w:t>
-                                  </w:r>
-                                  <w:proofErr w:type="spellEnd"/>
-                                  <w:r>
-                                    <w:rPr>
-                                      <w:rFonts w:asciiTheme="minorHAnsi" w:hAnsiTheme="minorHAnsi" w:cstheme="minorHAnsi"/>
-                                      <w:b/>
-                                      <w:sz w:val="24"/>
-                                    </w:rPr>
-                                    <w:t xml:space="preserve"> </w:t>
-                                  </w:r>
-                                  <w:proofErr w:type="spellStart"/>
-                                  <w:r>
-                                    <w:rPr>
-                                      <w:rFonts w:asciiTheme="minorHAnsi" w:hAnsiTheme="minorHAnsi" w:cstheme="minorHAnsi"/>
-                                      <w:b/>
-                                      <w:sz w:val="24"/>
-                                    </w:rPr>
-                                    <w:t>xét</w:t>
-                                  </w:r>
-                                  <w:proofErr w:type="spellEnd"/>
-                                  <w:r>
-                                    <w:rPr>
-                                      <w:rFonts w:asciiTheme="minorHAnsi" w:hAnsiTheme="minorHAnsi" w:cstheme="minorHAnsi"/>
-                                      <w:b/>
-                                      <w:sz w:val="24"/>
-                                    </w:rPr>
-                                    <w:t>:</w:t>
-                                  </w:r>
-                                  <w:r>
-                                    <w:rPr>
-                                      <w:rFonts w:asciiTheme="minorHAnsi" w:hAnsiTheme="minorHAnsi" w:cstheme="minorHAnsi"/>
-                                      <w:b/>
-                                      <w:sz w:val="24"/>
-                                    </w:rPr>
-                                    <w:t xml:space="preserve"> </w:t>
-                                  </w:r>
-                                  <w:r>
-                                    <w:rPr>
-                                      <w:rFonts w:asciiTheme="minorHAnsi" w:hAnsiTheme="minorHAnsi" w:cstheme="minorHAnsi"/>
-                                      <w:b/>
-                                      <w:sz w:val="24"/>
-                                    </w:rPr>
-                                    <w:t>{{</w:t>
-                                  </w:r>
-                                  <w:proofErr w:type="spellStart"/>
-                                  <w:r>
-                                    <w:rPr>
-                                      <w:rFonts w:asciiTheme="minorHAnsi" w:hAnsiTheme="minorHAnsi" w:cstheme="minorHAnsi"/>
-                                      <w:b/>
-                                      <w:sz w:val="24"/>
-                                    </w:rPr>
-                                    <w:t>reviewerName</w:t>
-                                  </w:r>
-                                  <w:proofErr w:type="spellEnd"/>
-                                  <w:r>
-                                    <w:rPr>
-                                      <w:rFonts w:asciiTheme="minorHAnsi" w:hAnsiTheme="minorHAnsi" w:cstheme="minorHAnsi"/>
-                                      <w:b/>
-                                      <w:sz w:val="24"/>
-                                    </w:rPr>
-                                    <w:t>}}</w:t>
-                                  </w:r>
-                                </w:p>
-                              </w:txbxContent>
-                            </wps:txbx>
-                            <wps:bodyPr rot="0" spcFirstLastPara="0" vertOverflow="overflow" horzOverflow="overflow" vert="horz" wrap="square" lIns="91440" tIns="45720" rIns="91440" bIns="45720" numCol="1" spcCol="0" rtlCol="0" fromWordArt="0" anchor="ctr" anchorCtr="0" forceAA="0" compatLnSpc="1">
-                              <a:prstTxWarp prst="textNoShape">
-                                <a:avLst/>
-                              </a:prstTxWarp>
-                              <a:noAutofit/>
-                            </wps:bodyPr>
-                          </wps:wsp>
-                        </a:graphicData>
-                      </a:graphic>
-                      <wp14:sizeRelH relativeFrom="margin">
-                        <wp14:pctWidth>0</wp14:pctWidth>
-                      </wp14:sizeRelH>
-                      <wp14:sizeRelV relativeFrom="margin">
-                        <wp14:pctHeight>0</wp14:pctHeight>
-                      </wp14:sizeRelV>
-                    </wp:anchor>
-                  </w:drawing>
-                </mc:Choice>
-                <mc:Fallback>
-                  <w:pict>
-                    <v:rect w14:anchorId="733D38C6" id="Rectangle 839219518" o:spid="_x0000_s1027" style="position:absolute;margin-left:-12.6pt;margin-top:12.15pt;width:235.5pt;height:63.75pt;z-index:-251652096;visibility:visible;mso-wrap-style:square;mso-width-percent:0;mso-height-percent:0;mso-wrap-distance-left:9pt;mso-wrap-distance-top:0;mso-wrap-distance-right:9pt;mso-wrap-distance-bottom:0;mso-position-horizontal:absolute;mso-position-horizontal-relative:text;mso-position-vertical:absolute;mso-position-vertical-relative:text;mso-width-percent:0;mso-height-percent:0;mso-width-relative:margin;mso-height-relative:margin;v-text-anchor:middle" o:gfxdata="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" fillcolor="window" stroked="f" strokeweight="2pt">
-                      <v:textbox>
-                        <w:txbxContent>
-                          <w:p>
-                            <w:pPr>
-                              <w:rPr>
-                                <w:rFonts w:asciiTheme="minorHAnsi" w:hAnsiTheme="minorHAnsi" w:cstheme="minorHAnsi"/>
-                                <w:bCs/>
-                                <w:sz w:val="24"/>
-                              </w:rPr>
-                            </w:pPr>
-                            <w:proofErr w:type="spellStart"/>
-                            <w:r>
-                              <w:rPr>
-                                <w:rFonts w:asciiTheme="minorHAnsi" w:hAnsiTheme="minorHAnsi" w:cstheme="minorHAnsi"/>
-                                <w:b/>
-                                <w:sz w:val="24"/>
-                              </w:rPr>
-                              <w:t>Ngày</w:t>
-                            </w:r>
-                            <w:proofErr w:type="spellEnd"/>
-                            <w:r>
-                              <w:rPr>
-                                <w:rFonts w:asciiTheme="minorHAnsi" w:hAnsiTheme="minorHAnsi" w:cstheme="minorHAnsi"/>
-                                <w:b/>
-                                <w:sz w:val="24"/>
-                              </w:rPr>
-                              <w:t xml:space="preserve"> </w:t>
-                            </w:r>
-                            <w:proofErr w:type="spellStart"/>
-                            <w:r>
-                              <w:rPr>
-                                <w:rFonts w:asciiTheme="minorHAnsi" w:hAnsiTheme="minorHAnsi" w:cstheme="minorHAnsi"/>
-                                <w:b/>
-                                <w:sz w:val="24"/>
-                              </w:rPr>
-                              <w:t>xem</w:t>
-                            </w:r>
-                            <w:proofErr w:type="spellEnd"/>
-                            <w:r>
-                              <w:rPr>
-                                <w:rFonts w:asciiTheme="minorHAnsi" w:hAnsiTheme="minorHAnsi" w:cstheme="minorHAnsi"/>
-                                <w:b/>
-                                <w:sz w:val="24"/>
-                              </w:rPr>
-                              <w:t xml:space="preserve"> </w:t>
-                            </w:r>
-                            <w:proofErr w:type="spellStart"/>
-                            <w:r>
-                              <w:rPr>
-                                <w:rFonts w:asciiTheme="minorHAnsi" w:hAnsiTheme="minorHAnsi" w:cstheme="minorHAnsi"/>
-                                <w:b/>
-                                <w:sz w:val="24"/>
-                              </w:rPr>
-                              <w:t>xét</w:t>
-                            </w:r>
-                            <w:proofErr w:type="spellEnd"/>
-                            <w:r>
-                              <w:rPr>
-                                <w:rFonts w:asciiTheme="minorHAnsi" w:hAnsiTheme="minorHAnsi" w:cstheme="minorHAnsi"/>
-                                <w:b/>
-                                <w:sz w:val="24"/>
-                              </w:rPr>
-                              <w:t xml:space="preserve">: </w:t>
-                            </w:r>
-                            <w:r>
-                              <w:rPr>
-                                <w:rFonts w:asciiTheme="minorHAnsi" w:hAnsiTheme="minorHAnsi" w:cstheme="minorHAnsi"/>
-                                <w:b/>
-                                <w:sz w:val="24"/>
-                              </w:rPr>
-                              <w:t>{{</w:t>
-                            </w:r>
-                            <w:proofErr w:type="spellStart"/>
-                            <w:r>
-                              <w:rPr>
-                                <w:rFonts w:asciiTheme="minorHAnsi" w:hAnsiTheme="minorHAnsi" w:cstheme="minorHAnsi"/>
-                                <w:b/>
-                                <w:sz w:val="24"/>
-                              </w:rPr>
-                              <w:t>reviewDate</w:t>
-                            </w:r>
-                            <w:proofErr w:type="spellEnd"/>
-                            <w:r>
-                              <w:rPr>
-                                <w:rFonts w:asciiTheme="minorHAnsi" w:hAnsiTheme="minorHAnsi" w:cstheme="minorHAnsi"/>
-                                <w:b/>
-                                <w:sz w:val="24"/>
-                              </w:rPr>
-                              <w:t>}}</w:t>
-                            </w:r>
-                          </w:p>
-                          <w:p>
-                            <w:pPr>
-                              <w:rPr>
-                                <w:rFonts w:asciiTheme="minorHAnsi" w:hAnsiTheme="minorHAnsi" w:cstheme="minorHAnsi"/>
-                                <w:b/>
-                                <w:sz w:val="24"/>
-                              </w:rPr>
-                            </w:pPr>
-                            <w:proofErr w:type="spellStart"/>
-                            <w:r>
-                              <w:rPr>
-                                <w:rFonts w:asciiTheme="minorHAnsi" w:hAnsiTheme="minorHAnsi" w:cstheme="minorHAnsi"/>
-                                <w:b/>
-                                <w:sz w:val="24"/>
-                              </w:rPr>
-                              <w:t>Người</w:t>
-                            </w:r>
-                            <w:proofErr w:type="spellEnd"/>
-                            <w:r>
-                              <w:rPr>
-                                <w:rFonts w:asciiTheme="minorHAnsi" w:hAnsiTheme="minorHAnsi" w:cstheme="minorHAnsi"/>
-                                <w:b/>
-                                <w:sz w:val="24"/>
-                              </w:rPr>
-                              <w:t xml:space="preserve"> </w:t>
-                            </w:r>
-                            <w:proofErr w:type="spellStart"/>
-                            <w:r>
-                              <w:rPr>
-                                <w:rFonts w:asciiTheme="minorHAnsi" w:hAnsiTheme="minorHAnsi" w:cstheme="minorHAnsi"/>
-                                <w:b/>
-                                <w:sz w:val="24"/>
-                              </w:rPr>
-                              <w:t>xem</w:t>
-                            </w:r>
-                            <w:proofErr w:type="spellEnd"/>
-                            <w:r>
-                              <w:rPr>
-                                <w:rFonts w:asciiTheme="minorHAnsi" w:hAnsiTheme="minorHAnsi" w:cstheme="minorHAnsi"/>
-                                <w:b/>
-                                <w:sz w:val="24"/>
-                              </w:rPr>
-                              <w:t xml:space="preserve"> </w:t>
-                            </w:r>
-                            <w:proofErr w:type="spellStart"/>
-                            <w:r>
-                              <w:rPr>
-                                <w:rFonts w:asciiTheme="minorHAnsi" w:hAnsiTheme="minorHAnsi" w:cstheme="minorHAnsi"/>
-                                <w:b/>
-                                <w:sz w:val="24"/>
-                              </w:rPr>
-                              <w:t>xét</w:t>
-                            </w:r>
-                            <w:proofErr w:type="spellEnd"/>
-                            <w:r>
-                              <w:rPr>
-                                <w:rFonts w:asciiTheme="minorHAnsi" w:hAnsiTheme="minorHAnsi" w:cstheme="minorHAnsi"/>
-                                <w:b/>
-                                <w:sz w:val="24"/>
-                              </w:rPr>
-                              <w:t>:</w:t>
-                            </w:r>
-                            <w:r>
-                              <w:rPr>
-                                <w:rFonts w:asciiTheme="minorHAnsi" w:hAnsiTheme="minorHAnsi" w:cstheme="minorHAnsi"/>
-                                <w:b/>
-                                <w:sz w:val="24"/>
-                              </w:rPr>
-                              <w:t xml:space="preserve"> </w:t>
-                            </w:r>
-                            <w:r>
-                              <w:rPr>
-                                <w:rFonts w:asciiTheme="minorHAnsi" w:hAnsiTheme="minorHAnsi" w:cstheme="minorHAnsi"/>
-                                <w:b/>
-                                <w:sz w:val="24"/>
-                              </w:rPr>
-                              <w:t>{{</w:t>
-                            </w:r>
-                            <w:proofErr w:type="spellStart"/>
-                            <w:r>
-                              <w:rPr>
-                                <w:rFonts w:asciiTheme="minorHAnsi" w:hAnsiTheme="minorHAnsi" w:cstheme="minorHAnsi"/>
-                                <w:b/>
-                                <w:sz w:val="24"/>
-                              </w:rPr>
-                              <w:t>reviewerName</w:t>
-                            </w:r>
-                            <w:proofErr w:type="spellEnd"/>
-                            <w:r>
-                              <w:rPr>
-                                <w:rFonts w:asciiTheme="minorHAnsi" w:hAnsiTheme="minorHAnsi" w:cstheme="minorHAnsi"/>
-                                <w:b/>
-                                <w:sz w:val="24"/>
-                              </w:rPr>
-                              <w:t>}}</w:t>
-                            </w:r>
-                          </w:p>
-                        </w:txbxContent>
-                      </v:textbox>
-                    </v:rect>
-                  </w:pict>
-                </mc:Fallback>
-              </mc:AlternateContent>
-            </w:r>
-            <w:r>
-              <w:rPr>
-                <w:rFonts w:asciiTheme="minorHAnsi" w:hAnsiTheme="minorHAnsi" w:cstheme="minorHAnsi"/>
-                <w:sz w:val="24"/>
-              </w:rPr>
-              <w:sym w:font="Wingdings" w:char="F0A8"/>
-            </w:r>
-            <w:r>
-              <w:rPr>
-                <w:rFonts w:asciiTheme="minorHAnsi" w:hAnsiTheme="minorHAnsi" w:cstheme="minorHAnsi"/>
-                <w:sz w:val="24"/>
-              </w:rPr>
-              <w:t xml:space="preserve"> </w:t>
-            </w:r>
-            <w:proofErr w:type="spellStart"/>
-            <w:r>
-              <w:rPr>
-                <w:rFonts w:asciiTheme="minorHAnsi" w:hAnsiTheme="minorHAnsi" w:cstheme="minorHAnsi"/>
-                <w:sz w:val="24"/>
-              </w:rPr>
-              <w:t>Không</w:t>
-            </w:r>
-            <w:proofErr w:type="spellEnd"/>
-            <w:r>
-              <w:rPr>
-                <w:rFonts w:asciiTheme="minorHAnsi" w:hAnsiTheme="minorHAnsi" w:cstheme="minorHAnsi"/>
-                <w:sz w:val="24"/>
-              </w:rPr>
-              <w:t xml:space="preserve"> </w:t>
-            </w:r>
-            <w:proofErr w:type="spellStart"/>
-            <w:r>
-              <w:rPr>
-                <w:rFonts w:asciiTheme="minorHAnsi" w:hAnsiTheme="minorHAnsi" w:cstheme="minorHAnsi"/>
-                <w:sz w:val="24"/>
-              </w:rPr>
-              <w:t>đạt</w:t>
-            </w:r>
-            <w:proofErr w:type="spellEnd"/>
-          </w:p>
-        </w:tc>
-        <w:tc>
-          <w:tcPr>
-            <w:tcW w:w="1701" w:type="dxa"/>
+                <w:sz w:val="24"/>
+              </w:rPr>
+              <w:t>{{d</w:t>
+            </w:r>
+            <w:r>
+              <w:rPr>
+                <w:rFonts w:asciiTheme="minorHAnsi" w:hAnsiTheme="minorHAnsi" w:cstheme="minorHAnsi"/>
+                <w:sz w:val="24"/>
+              </w:rPr>
+              <w:t>6</w:t>
+            </w:r>
+            <w:r>
+              <w:rPr>
+                <w:rFonts w:asciiTheme="minorHAnsi" w:hAnsiTheme="minorHAnsi" w:cstheme="minorHAnsi"/>
+                <w:sz w:val="24"/>
+              </w:rPr>
+              <w:t>_qcN}}</w:t>
+            </w:r>
+          </w:p>
+        </w:tc>
+        <w:tc>
+          <w:tcPr>
+            <w:tcW w:w="1803" w:type="dxa"/>
             <w:tcBorders>
               <w:bottom w:val="single" w:sz="4" w:space="0" w:color="auto"/>
             </w:tcBorders>
@@ -5881,30 +4983,21 @@
                 <w:rFonts w:asciiTheme="minorHAnsi" w:hAnsiTheme="minorHAnsi" w:cstheme="minorHAnsi"/>
                 <w:sz w:val="24"/>
               </w:rPr>
-              <w:sym w:font="Wingdings" w:char="F0A8"/>
-            </w:r>
-            <w:r>
-              <w:rPr>
-                <w:rFonts w:asciiTheme="minorHAnsi" w:hAnsiTheme="minorHAnsi" w:cstheme="minorHAnsi"/>
-                <w:sz w:val="24"/>
-              </w:rPr>
-              <w:t xml:space="preserve"> </w:t>
-            </w:r>
-            <w:proofErr w:type="spellStart"/>
-            <w:r>
-              <w:rPr>
-                <w:rFonts w:asciiTheme="minorHAnsi" w:hAnsiTheme="minorHAnsi" w:cstheme="minorHAnsi"/>
-                <w:sz w:val="24"/>
-              </w:rPr>
-              <w:t>Đạt</w:t>
-            </w:r>
-            <w:proofErr w:type="spellEnd"/>
-            <w:r>
-              <w:rPr>
-                <w:rFonts w:asciiTheme="minorHAnsi" w:hAnsiTheme="minorHAnsi" w:cstheme="minorHAnsi"/>
-                <w:sz w:val="24"/>
-              </w:rPr>
-              <w:t xml:space="preserve"> </w:t>
+              <w:t>{{d</w:t>
+            </w:r>
+            <w:r>
+              <w:rPr>
+                <w:rFonts w:asciiTheme="minorHAnsi" w:hAnsiTheme="minorHAnsi" w:cstheme="minorHAnsi"/>
+                <w:sz w:val="24"/>
+              </w:rPr>
+              <w:t>7</w:t>
+            </w:r>
+            <w:r>
+              <w:rPr>
+                <w:rFonts w:asciiTheme="minorHAnsi" w:hAnsiTheme="minorHAnsi" w:cstheme="minorHAnsi"/>
+                <w:sz w:val="24"/>
+              </w:rPr>
+              <w:t>_qcY}}</w:t>
             </w:r>
           </w:p>
           <w:p>
@@ -5921,45 +5014,28 @@
                 <w:rFonts w:asciiTheme="minorHAnsi" w:hAnsiTheme="minorHAnsi" w:cstheme="minorHAnsi"/>
                 <w:sz w:val="24"/>
               </w:rPr>
-              <w:sym w:font="Wingdings" w:char="F0A8"/>
-            </w:r>
-            <w:r>
-              <w:rPr>
-                <w:rFonts w:asciiTheme="minorHAnsi" w:hAnsiTheme="minorHAnsi" w:cstheme="minorHAnsi"/>
-                <w:sz w:val="24"/>
-              </w:rPr>
-              <w:t xml:space="preserve"> </w:t>
-            </w:r>
-            <w:proofErr w:type="spellStart"/>
-            <w:r>
-              <w:rPr>
-                <w:rFonts w:asciiTheme="minorHAnsi" w:hAnsiTheme="minorHAnsi" w:cstheme="minorHAnsi"/>
-                <w:sz w:val="24"/>
-              </w:rPr>
-              <w:t>Không</w:t>
-            </w:r>
-            <w:proofErr w:type="spellEnd"/>
-            <w:r>
-              <w:rPr>
-                <w:rFonts w:asciiTheme="minorHAnsi" w:hAnsiTheme="minorHAnsi" w:cstheme="minorHAnsi"/>
-                <w:sz w:val="24"/>
-              </w:rPr>
-              <w:t xml:space="preserve"> </w:t>
-            </w:r>
-            <w:proofErr w:type="spellStart"/>
-            <w:r>
-              <w:rPr>
-                <w:rFonts w:asciiTheme="minorHAnsi" w:hAnsiTheme="minorHAnsi" w:cstheme="minorHAnsi"/>
-                <w:sz w:val="24"/>
-              </w:rPr>
-              <w:t>đạt</w:t>
-            </w:r>
-            <w:proofErr w:type="spellEnd"/>
-          </w:p>
-        </w:tc>
-        <w:tc>
-          <w:tcPr>
-            <w:tcW w:w="1701" w:type="dxa"/>
+              <w:t>{{d</w:t>
+            </w:r>
+            <w:r>
+              <w:rPr>
+                <w:rFonts w:asciiTheme="minorHAnsi" w:hAnsiTheme="minorHAnsi" w:cstheme="minorHAnsi"/>
+                <w:sz w:val="24"/>
+              </w:rPr>
+              <w:t>7</w:t>
+            </w:r>
+            <w:r>
+              <w:rPr>
+                <w:rFonts w:asciiTheme="minorHAnsi" w:hAnsiTheme="minorHAnsi" w:cstheme="minorHAnsi"/>
+                <w:sz w:val="24"/>
+              </w:rPr>
+              <w:t>_qcN}}</w:t>
+            </w:r>
+          </w:p>
+        </w:tc>
+        <w:tc>
+          <w:tcPr>
+            <w:tcW w:w="1803" w:type="dxa"/>
+            <w:gridSpan w:val="2"/>
             <w:tcBorders>
               <w:bottom w:val="single" w:sz="4" w:space="0" w:color="auto"/>
             </w:tcBorders>
@@ -5978,30 +5054,21 @@
                 <w:rFonts w:asciiTheme="minorHAnsi" w:hAnsiTheme="minorHAnsi" w:cstheme="minorHAnsi"/>
                 <w:sz w:val="24"/>
               </w:rPr>
-              <w:sym w:font="Wingdings" w:char="F0A8"/>
-            </w:r>
-            <w:r>
-              <w:rPr>
-                <w:rFonts w:asciiTheme="minorHAnsi" w:hAnsiTheme="minorHAnsi" w:cstheme="minorHAnsi"/>
-                <w:sz w:val="24"/>
-              </w:rPr>
-              <w:t xml:space="preserve"> </w:t>
-            </w:r>
-            <w:proofErr w:type="spellStart"/>
-            <w:r>
-              <w:rPr>
-                <w:rFonts w:asciiTheme="minorHAnsi" w:hAnsiTheme="minorHAnsi" w:cstheme="minorHAnsi"/>
-                <w:sz w:val="24"/>
-              </w:rPr>
-              <w:t>Đạt</w:t>
-            </w:r>
-            <w:proofErr w:type="spellEnd"/>
-            <w:r>
-              <w:rPr>
-                <w:rFonts w:asciiTheme="minorHAnsi" w:hAnsiTheme="minorHAnsi" w:cstheme="minorHAnsi"/>
-                <w:sz w:val="24"/>
-              </w:rPr>
-              <w:t xml:space="preserve"> </w:t>
+              <w:t>{{d</w:t>
+            </w:r>
+            <w:r>
+              <w:rPr>
+                <w:rFonts w:asciiTheme="minorHAnsi" w:hAnsiTheme="minorHAnsi" w:cstheme="minorHAnsi"/>
+                <w:sz w:val="24"/>
+              </w:rPr>
+              <w:t>8</w:t>
+            </w:r>
+            <w:r>
+              <w:rPr>
+                <w:rFonts w:asciiTheme="minorHAnsi" w:hAnsiTheme="minorHAnsi" w:cstheme="minorHAnsi"/>
+                <w:sz w:val="24"/>
+              </w:rPr>
+              <w:t>_qcY}}</w:t>
             </w:r>
           </w:p>
           <w:p>
@@ -6018,51 +5085,35 @@
                 <w:rFonts w:asciiTheme="minorHAnsi" w:hAnsiTheme="minorHAnsi" w:cstheme="minorHAnsi"/>
                 <w:sz w:val="24"/>
               </w:rPr>
-              <w:sym w:font="Wingdings" w:char="F0A8"/>
-            </w:r>
-            <w:r>
-              <w:rPr>
-                <w:rFonts w:asciiTheme="minorHAnsi" w:hAnsiTheme="minorHAnsi" w:cstheme="minorHAnsi"/>
-                <w:sz w:val="24"/>
-              </w:rPr>
-              <w:t xml:space="preserve"> </w:t>
-            </w:r>
-            <w:proofErr w:type="spellStart"/>
-            <w:r>
-              <w:rPr>
-                <w:rFonts w:asciiTheme="minorHAnsi" w:hAnsiTheme="minorHAnsi" w:cstheme="minorHAnsi"/>
-                <w:sz w:val="24"/>
-              </w:rPr>
-              <w:t>Không</w:t>
-            </w:r>
-            <w:proofErr w:type="spellEnd"/>
-            <w:r>
-              <w:rPr>
-                <w:rFonts w:asciiTheme="minorHAnsi" w:hAnsiTheme="minorHAnsi" w:cstheme="minorHAnsi"/>
-                <w:sz w:val="24"/>
-              </w:rPr>
-              <w:t xml:space="preserve"> </w:t>
-            </w:r>
-            <w:proofErr w:type="spellStart"/>
-            <w:r>
-              <w:rPr>
-                <w:rFonts w:asciiTheme="minorHAnsi" w:hAnsiTheme="minorHAnsi" w:cstheme="minorHAnsi"/>
-                <w:sz w:val="24"/>
-              </w:rPr>
-              <w:t>đạt</w:t>
-            </w:r>
-            <w:proofErr w:type="spellEnd"/>
+              <w:t>{{d</w:t>
+            </w:r>
+            <w:r>
+              <w:rPr>
+                <w:rFonts w:asciiTheme="minorHAnsi" w:hAnsiTheme="minorHAnsi" w:cstheme="minorHAnsi"/>
+                <w:sz w:val="24"/>
+              </w:rPr>
+              <w:t>8</w:t>
+            </w:r>
+            <w:r>
+              <w:rPr>
+                <w:rFonts w:asciiTheme="minorHAnsi" w:hAnsiTheme="minorHAnsi" w:cstheme="minorHAnsi"/>
+                <w:sz w:val="24"/>
+              </w:rPr>
+              <w:t>_qcN}}</w:t>
+            </w:r>
           </w:p>
         </w:tc>
       </w:tr>
       <w:tr>
         <w:trPr>
-          <w:trHeight w:val="167"/>
+          <w:gridAfter w:val="1"/>
+          <w:wAfter w:w="30" w:type="dxa"/>
+          <w:trHeight w:val="3459"/>
         </w:trPr>
         <w:tc>
           <w:tcPr>
-            <w:tcW w:w="15966" w:type="dxa"/>
-            <w:gridSpan w:val="10"/>
+            <w:tcW w:w="15158" w:type="dxa"/>
+            <w:gridSpan w:val="9"/>
             <w:tcBorders>
               <w:top w:val="nil"/>
               <w:left w:val="nil"/>
@@ -6149,7 +5200,6 @@
                 <w:sz w:val="24"/>
               </w:rPr>
             </w:pPr>
-            <w:proofErr w:type="spellStart"/>
             <w:r>
               <w:rPr>
                 <w:rFonts w:asciiTheme="minorHAnsi" w:hAnsiTheme="minorHAnsi" w:cstheme="minorHAnsi"/>
@@ -6159,7 +5209,6 @@
               </w:rPr>
               <w:t>Ngày</w:t>
             </w:r>
-            <w:proofErr w:type="spellEnd"/>
           </w:p>
         </w:tc>
         <w:tc>
@@ -6179,7 +5228,6 @@
                 <w:sz w:val="24"/>
               </w:rPr>
             </w:pPr>
-            <w:proofErr w:type="spellStart"/>
             <w:r>
               <w:rPr>
                 <w:rFonts w:asciiTheme="minorHAnsi" w:hAnsiTheme="minorHAnsi" w:cstheme="minorHAnsi"/>
@@ -6189,7 +5237,6 @@
               </w:rPr>
               <w:t>Lần</w:t>
             </w:r>
-            <w:proofErr w:type="spellEnd"/>
             <w:r>
               <w:rPr>
                 <w:rFonts w:asciiTheme="minorHAnsi" w:hAnsiTheme="minorHAnsi" w:cstheme="minorHAnsi"/>
@@ -6199,7 +5246,6 @@
               </w:rPr>
               <w:t xml:space="preserve"> </w:t>
             </w:r>
-            <w:proofErr w:type="spellStart"/>
             <w:r>
               <w:rPr>
                 <w:rFonts w:asciiTheme="minorHAnsi" w:hAnsiTheme="minorHAnsi" w:cstheme="minorHAnsi"/>
@@ -6207,29 +5253,8 @@
                 <w:bCs/>
                 <w:sz w:val="24"/>
               </w:rPr>
-              <w:t>sửa</w:t>
-            </w:r>
-            <w:proofErr w:type="spellEnd"/>
-            <w:r>
-              <w:rPr>
-                <w:rFonts w:asciiTheme="minorHAnsi" w:hAnsiTheme="minorHAnsi" w:cstheme="minorHAnsi"/>
-                <w:b/>
-                <w:bCs/>
-                <w:sz w:val="24"/>
-              </w:rPr>
-              <w:t xml:space="preserve"> </w:t>
-            </w:r>
-            <w:proofErr w:type="spellStart"/>
-            <w:r>
-              <w:rPr>
-                <w:rFonts w:asciiTheme="minorHAnsi" w:hAnsiTheme="minorHAnsi" w:cstheme="minorHAnsi"/>
-                <w:b/>
-                <w:bCs/>
-                <w:sz w:val="24"/>
-              </w:rPr>
-              <w:t>đổi</w:t>
-            </w:r>
-            <w:proofErr w:type="spellEnd"/>
+              <w:t>sửa đổi</w:t>
+            </w:r>
           </w:p>
         </w:tc>
         <w:tc>
@@ -6249,7 +5274,6 @@
                 <w:sz w:val="24"/>
               </w:rPr>
             </w:pPr>
-            <w:proofErr w:type="spellStart"/>
             <w:r>
               <w:rPr>
                 <w:rFonts w:asciiTheme="minorHAnsi" w:hAnsiTheme="minorHAnsi" w:cstheme="minorHAnsi"/>
@@ -6257,49 +5281,8 @@
                 <w:bCs/>
                 <w:sz w:val="24"/>
               </w:rPr>
-              <w:t>Nội</w:t>
-            </w:r>
-            <w:proofErr w:type="spellEnd"/>
-            <w:r>
-              <w:rPr>
-                <w:rFonts w:asciiTheme="minorHAnsi" w:hAnsiTheme="minorHAnsi" w:cstheme="minorHAnsi"/>
-                <w:b/>
-                <w:bCs/>
-                <w:sz w:val="24"/>
-              </w:rPr>
-              <w:t xml:space="preserve"> dung </w:t>
-            </w:r>
-            <w:proofErr w:type="spellStart"/>
-            <w:r>
-              <w:rPr>
-                <w:rFonts w:asciiTheme="minorHAnsi" w:hAnsiTheme="minorHAnsi" w:cstheme="minorHAnsi"/>
-                <w:b/>
-                <w:bCs/>
-                <w:sz w:val="24"/>
-              </w:rPr>
-              <w:t>sửa</w:t>
-            </w:r>
-            <w:proofErr w:type="spellEnd"/>
-            <w:r>
-              <w:rPr>
-                <w:rFonts w:asciiTheme="minorHAnsi" w:hAnsiTheme="minorHAnsi" w:cstheme="minorHAnsi"/>
-                <w:b/>
-                <w:bCs/>
-                <w:sz w:val="24"/>
-              </w:rPr>
-              <w:t xml:space="preserve"> </w:t>
-            </w:r>
-            <w:proofErr w:type="spellStart"/>
-            <w:r>
-              <w:rPr>
-                <w:rFonts w:asciiTheme="minorHAnsi" w:hAnsiTheme="minorHAnsi" w:cstheme="minorHAnsi"/>
-                <w:b/>
-                <w:bCs/>
-                <w:sz w:val="24"/>
-              </w:rPr>
-              <w:t>đổi</w:t>
-            </w:r>
-            <w:proofErr w:type="spellEnd"/>
+              <w:t>Nội dung sửa đổi</w:t>
+            </w:r>
           </w:p>
         </w:tc>
         <w:tc>
@@ -6319,7 +5302,6 @@
                 <w:sz w:val="24"/>
               </w:rPr>
             </w:pPr>
-            <w:proofErr w:type="spellStart"/>
             <w:r>
               <w:rPr>
                 <w:rFonts w:asciiTheme="minorHAnsi" w:hAnsiTheme="minorHAnsi" w:cstheme="minorHAnsi"/>
@@ -6327,49 +5309,8 @@
                 <w:bCs/>
                 <w:sz w:val="24"/>
               </w:rPr>
-              <w:t>Người</w:t>
-            </w:r>
-            <w:proofErr w:type="spellEnd"/>
-            <w:r>
-              <w:rPr>
-                <w:rFonts w:asciiTheme="minorHAnsi" w:hAnsiTheme="minorHAnsi" w:cstheme="minorHAnsi"/>
-                <w:b/>
-                <w:bCs/>
-                <w:sz w:val="24"/>
-              </w:rPr>
-              <w:t xml:space="preserve"> </w:t>
-            </w:r>
-            <w:proofErr w:type="spellStart"/>
-            <w:r>
-              <w:rPr>
-                <w:rFonts w:asciiTheme="minorHAnsi" w:hAnsiTheme="minorHAnsi" w:cstheme="minorHAnsi"/>
-                <w:b/>
-                <w:bCs/>
-                <w:sz w:val="24"/>
-              </w:rPr>
-              <w:t>sửa</w:t>
-            </w:r>
-            <w:proofErr w:type="spellEnd"/>
-            <w:r>
-              <w:rPr>
-                <w:rFonts w:asciiTheme="minorHAnsi" w:hAnsiTheme="minorHAnsi" w:cstheme="minorHAnsi"/>
-                <w:b/>
-                <w:bCs/>
-                <w:sz w:val="24"/>
-              </w:rPr>
-              <w:t xml:space="preserve"> </w:t>
-            </w:r>
-            <w:proofErr w:type="spellStart"/>
-            <w:r>
-              <w:rPr>
-                <w:rFonts w:asciiTheme="minorHAnsi" w:hAnsiTheme="minorHAnsi" w:cstheme="minorHAnsi"/>
-                <w:b/>
-                <w:bCs/>
-                <w:sz w:val="24"/>
-              </w:rPr>
-              <w:t>đổi</w:t>
-            </w:r>
-            <w:proofErr w:type="spellEnd"/>
+              <w:t>Người sửa đổi</w:t>
+            </w:r>
           </w:p>
         </w:tc>
         <w:tc>
@@ -6396,39 +5337,8 @@
                 <w:bCs/>
                 <w:sz w:val="24"/>
               </w:rPr>
-              <w:t xml:space="preserve">Lý do </w:t>
-            </w:r>
-            <w:proofErr w:type="spellStart"/>
-            <w:r>
-              <w:rPr>
-                <w:rFonts w:asciiTheme="minorHAnsi" w:hAnsiTheme="minorHAnsi" w:cstheme="minorHAnsi"/>
-                <w:b/>
-                <w:bCs/>
-                <w:sz w:val="24"/>
-              </w:rPr>
-              <w:t>sửa</w:t>
-            </w:r>
-            <w:proofErr w:type="spellEnd"/>
-            <w:r>
-              <w:rPr>
-                <w:rFonts w:asciiTheme="minorHAnsi" w:hAnsiTheme="minorHAnsi" w:cstheme="minorHAnsi"/>
-                <w:b/>
-                <w:bCs/>
-                <w:sz w:val="24"/>
-              </w:rPr>
-              <w:t xml:space="preserve"> </w:t>
-            </w:r>
-            <w:proofErr w:type="spellStart"/>
-            <w:r>
-              <w:rPr>
-                <w:rFonts w:asciiTheme="minorHAnsi" w:hAnsiTheme="minorHAnsi" w:cstheme="minorHAnsi"/>
-                <w:b/>
-                <w:bCs/>
-                <w:sz w:val="24"/>
-              </w:rPr>
-              <w:t>đổi</w:t>
-            </w:r>
-            <w:proofErr w:type="spellEnd"/>
+              <w:t>Lý do sửa đổi</w:t>
+            </w:r>
           </w:p>
         </w:tc>
       </w:tr>
@@ -6487,7 +5397,6 @@
                 <w:sz w:val="24"/>
               </w:rPr>
             </w:pPr>
-            <w:proofErr w:type="spellStart"/>
             <w:r>
               <w:rPr>
                 <w:rFonts w:asciiTheme="minorHAnsi" w:hAnsiTheme="minorHAnsi" w:cstheme="minorHAnsi"/>
@@ -6495,19 +5404,26 @@
                 <w:bCs/>
                 <w:sz w:val="24"/>
               </w:rPr>
-              <w:t>Vị</w:t>
-            </w:r>
-            <w:proofErr w:type="spellEnd"/>
-            <w:r>
+              <w:t>Vị trí</w:t>
+            </w:r>
+          </w:p>
+        </w:tc>
+        <w:tc>
+          <w:tcPr>
+            <w:tcW w:w="2126" w:type="dxa"/>
+            <w:vAlign w:val="center"/>
+          </w:tcPr>
+          <w:p>
+            <w:pPr>
+              <w:spacing w:before="60" w:after="60" w:line="276" w:lineRule="auto"/>
+              <w:jc w:val="center"/>
               <w:rPr>
                 <w:rFonts w:asciiTheme="minorHAnsi" w:hAnsiTheme="minorHAnsi" w:cstheme="minorHAnsi"/>
                 <w:b/>
                 <w:bCs/>
                 <w:sz w:val="24"/>
               </w:rPr>
-              <w:t xml:space="preserve"> </w:t>
-            </w:r>
-            <w:proofErr w:type="spellStart"/>
+            </w:pPr>
             <w:r>
               <w:rPr>
                 <w:rFonts w:asciiTheme="minorHAnsi" w:hAnsiTheme="minorHAnsi" w:cstheme="minorHAnsi"/>
@@ -6515,58 +5431,8 @@
                 <w:bCs/>
                 <w:sz w:val="24"/>
               </w:rPr>
-              <w:t>trí</w:t>
-            </w:r>
-            <w:proofErr w:type="spellEnd"/>
-          </w:p>
-        </w:tc>
-        <w:tc>
-          <w:tcPr>
-            <w:tcW w:w="2126" w:type="dxa"/>
-            <w:vAlign w:val="center"/>
-          </w:tcPr>
-          <w:p>
-            <w:pPr>
-              <w:spacing w:before="60" w:after="60" w:line="276" w:lineRule="auto"/>
-              <w:jc w:val="center"/>
-              <w:rPr>
-                <w:rFonts w:asciiTheme="minorHAnsi" w:hAnsiTheme="minorHAnsi" w:cstheme="minorHAnsi"/>
-                <w:b/>
-                <w:bCs/>
-                <w:sz w:val="24"/>
-              </w:rPr>
-            </w:pPr>
-            <w:proofErr w:type="spellStart"/>
-            <w:r>
-              <w:rPr>
-                <w:rFonts w:asciiTheme="minorHAnsi" w:hAnsiTheme="minorHAnsi" w:cstheme="minorHAnsi"/>
-                <w:b/>
-                <w:bCs/>
-                <w:sz w:val="24"/>
-              </w:rPr>
-              <w:t>Mô</w:t>
-            </w:r>
-            <w:proofErr w:type="spellEnd"/>
-            <w:r>
-              <w:rPr>
-                <w:rFonts w:asciiTheme="minorHAnsi" w:hAnsiTheme="minorHAnsi" w:cstheme="minorHAnsi"/>
-                <w:b/>
-                <w:bCs/>
-                <w:sz w:val="24"/>
-              </w:rPr>
-              <w:t xml:space="preserve"> </w:t>
-            </w:r>
-            <w:proofErr w:type="spellStart"/>
-            <w:r>
-              <w:rPr>
-                <w:rFonts w:asciiTheme="minorHAnsi" w:hAnsiTheme="minorHAnsi" w:cstheme="minorHAnsi"/>
-                <w:b/>
-                <w:bCs/>
-                <w:sz w:val="24"/>
-              </w:rPr>
-              <w:t>tả</w:t>
-            </w:r>
-            <w:proofErr w:type="spellEnd"/>
+              <w:t>Mô tả</w:t>
+            </w:r>
           </w:p>
         </w:tc>
         <w:tc>
@@ -6703,49 +5569,8 @@
                 <w:rFonts w:asciiTheme="minorHAnsi" w:hAnsiTheme="minorHAnsi" w:cstheme="minorHAnsi"/>
                 <w:sz w:val="24"/>
               </w:rPr>
-              <w:t xml:space="preserve">Ban </w:t>
-            </w:r>
-            <w:proofErr w:type="spellStart"/>
-            <w:r>
-              <w:rPr>
-                <w:rFonts w:asciiTheme="minorHAnsi" w:hAnsiTheme="minorHAnsi" w:cstheme="minorHAnsi"/>
-                <w:sz w:val="24"/>
-              </w:rPr>
-              <w:t>hành</w:t>
-            </w:r>
-            <w:proofErr w:type="spellEnd"/>
-            <w:r>
-              <w:rPr>
-                <w:rFonts w:asciiTheme="minorHAnsi" w:hAnsiTheme="minorHAnsi" w:cstheme="minorHAnsi"/>
-                <w:sz w:val="24"/>
-              </w:rPr>
-              <w:t xml:space="preserve"> </w:t>
-            </w:r>
-            <w:proofErr w:type="spellStart"/>
-            <w:r>
-              <w:rPr>
-                <w:rFonts w:asciiTheme="minorHAnsi" w:hAnsiTheme="minorHAnsi" w:cstheme="minorHAnsi"/>
-                <w:sz w:val="24"/>
-              </w:rPr>
-              <w:t>lần</w:t>
-            </w:r>
-            <w:proofErr w:type="spellEnd"/>
-            <w:r>
-              <w:rPr>
-                <w:rFonts w:asciiTheme="minorHAnsi" w:hAnsiTheme="minorHAnsi" w:cstheme="minorHAnsi"/>
-                <w:sz w:val="24"/>
-              </w:rPr>
-              <w:t xml:space="preserve"> </w:t>
-            </w:r>
-            <w:proofErr w:type="spellStart"/>
-            <w:r>
-              <w:rPr>
-                <w:rFonts w:asciiTheme="minorHAnsi" w:hAnsiTheme="minorHAnsi" w:cstheme="minorHAnsi"/>
-                <w:sz w:val="24"/>
-              </w:rPr>
-              <w:t>đầu</w:t>
-            </w:r>
-            <w:proofErr w:type="spellEnd"/>
+              <w:t>Ban hành lần đầu</w:t>
+            </w:r>
           </w:p>
         </w:tc>
         <w:tc>
@@ -6767,23 +5592,7 @@
                 <w:rFonts w:asciiTheme="minorHAnsi" w:hAnsiTheme="minorHAnsi" w:cstheme="minorHAnsi"/>
                 <w:sz w:val="24"/>
               </w:rPr>
-              <w:t xml:space="preserve">Võ </w:t>
-            </w:r>
-            <w:proofErr w:type="spellStart"/>
-            <w:r>
-              <w:rPr>
-                <w:rFonts w:asciiTheme="minorHAnsi" w:hAnsiTheme="minorHAnsi" w:cstheme="minorHAnsi"/>
-                <w:sz w:val="24"/>
-              </w:rPr>
-              <w:t>Thị</w:t>
-            </w:r>
-            <w:proofErr w:type="spellEnd"/>
-            <w:r>
-              <w:rPr>
-                <w:rFonts w:asciiTheme="minorHAnsi" w:hAnsiTheme="minorHAnsi" w:cstheme="minorHAnsi"/>
-                <w:sz w:val="24"/>
-              </w:rPr>
-              <w:t xml:space="preserve"> Bão Bão</w:t>
+              <w:t>Võ Thị Bão Bão</w:t>
             </w:r>
           </w:p>
         </w:tc>
@@ -6999,41 +5808,13 @@
               <w:szCs w:val="22"/>
             </w:rPr>
           </w:pPr>
-          <w:proofErr w:type="spellStart"/>
           <w:r>
             <w:rPr>
               <w:rFonts w:ascii="Times New Roman" w:hAnsi="Times New Roman"/>
               <w:b/>
               <w:szCs w:val="22"/>
             </w:rPr>
-            <w:t>Mã</w:t>
-          </w:r>
-          <w:proofErr w:type="spellEnd"/>
-          <w:r>
-            <w:rPr>
-              <w:rFonts w:ascii="Times New Roman" w:hAnsi="Times New Roman"/>
-              <w:b/>
-              <w:szCs w:val="22"/>
-            </w:rPr>
-            <w:t xml:space="preserve"> </w:t>
-          </w:r>
-          <w:proofErr w:type="spellStart"/>
-          <w:r>
-            <w:rPr>
-              <w:rFonts w:ascii="Times New Roman" w:hAnsi="Times New Roman"/>
-              <w:b/>
-              <w:szCs w:val="22"/>
-            </w:rPr>
-            <w:t>số</w:t>
-          </w:r>
-          <w:proofErr w:type="spellEnd"/>
-          <w:r>
-            <w:rPr>
-              <w:rFonts w:ascii="Times New Roman" w:hAnsi="Times New Roman"/>
-              <w:b/>
-              <w:szCs w:val="22"/>
-            </w:rPr>
-            <w:t xml:space="preserve">: </w:t>
+            <w:t xml:space="preserve">Mã số: </w:t>
           </w:r>
         </w:p>
       </w:tc>
@@ -7053,41 +5834,13 @@
               <w:szCs w:val="22"/>
             </w:rPr>
           </w:pPr>
-          <w:proofErr w:type="spellStart"/>
           <w:r>
             <w:rPr>
               <w:rFonts w:ascii="Times New Roman" w:hAnsi="Times New Roman"/>
               <w:b/>
               <w:szCs w:val="22"/>
             </w:rPr>
-            <w:t>Lần</w:t>
-          </w:r>
-          <w:proofErr w:type="spellEnd"/>
-          <w:r>
-            <w:rPr>
-              <w:rFonts w:ascii="Times New Roman" w:hAnsi="Times New Roman"/>
-              <w:b/>
-              <w:szCs w:val="22"/>
-            </w:rPr>
-            <w:t xml:space="preserve"> ban </w:t>
-          </w:r>
-          <w:proofErr w:type="spellStart"/>
-          <w:r>
-            <w:rPr>
-              <w:rFonts w:ascii="Times New Roman" w:hAnsi="Times New Roman"/>
-              <w:b/>
-              <w:szCs w:val="22"/>
-            </w:rPr>
-            <w:t>hành</w:t>
-          </w:r>
-          <w:proofErr w:type="spellEnd"/>
-          <w:r>
-            <w:rPr>
-              <w:rFonts w:ascii="Times New Roman" w:hAnsi="Times New Roman"/>
-              <w:b/>
-              <w:szCs w:val="22"/>
-            </w:rPr>
-            <w:t>: 03</w:t>
+            <w:t>Lần ban hành: 03</w:t>
           </w:r>
         </w:p>
       </w:tc>
@@ -7107,59 +5860,13 @@
               <w:szCs w:val="22"/>
             </w:rPr>
           </w:pPr>
-          <w:proofErr w:type="spellStart"/>
           <w:r>
             <w:rPr>
               <w:rFonts w:ascii="Times New Roman" w:hAnsi="Times New Roman"/>
               <w:b/>
               <w:szCs w:val="22"/>
             </w:rPr>
-            <w:t>Ngày</w:t>
-          </w:r>
-          <w:proofErr w:type="spellEnd"/>
-          <w:r>
-            <w:rPr>
-              <w:rFonts w:ascii="Times New Roman" w:hAnsi="Times New Roman"/>
-              <w:b/>
-              <w:szCs w:val="22"/>
-            </w:rPr>
-            <w:t xml:space="preserve"> </w:t>
-          </w:r>
-          <w:proofErr w:type="spellStart"/>
-          <w:r>
-            <w:rPr>
-              <w:rFonts w:ascii="Times New Roman" w:hAnsi="Times New Roman"/>
-              <w:b/>
-              <w:szCs w:val="22"/>
-            </w:rPr>
-            <w:t>hiệu</w:t>
-          </w:r>
-          <w:proofErr w:type="spellEnd"/>
-          <w:r>
-            <w:rPr>
-              <w:rFonts w:ascii="Times New Roman" w:hAnsi="Times New Roman"/>
-              <w:b/>
-              <w:szCs w:val="22"/>
-            </w:rPr>
-            <w:t xml:space="preserve"> </w:t>
-          </w:r>
-          <w:proofErr w:type="spellStart"/>
-          <w:r>
-            <w:rPr>
-              <w:rFonts w:ascii="Times New Roman" w:hAnsi="Times New Roman"/>
-              <w:b/>
-              <w:szCs w:val="22"/>
-            </w:rPr>
-            <w:t>lực</w:t>
-          </w:r>
-          <w:proofErr w:type="spellEnd"/>
-          <w:r>
-            <w:rPr>
-              <w:rFonts w:ascii="Times New Roman" w:hAnsi="Times New Roman"/>
-              <w:b/>
-              <w:szCs w:val="22"/>
-            </w:rPr>
-            <w:t xml:space="preserve">: </w:t>
+            <w:t xml:space="preserve">Ngày hiệu lực: </w:t>
           </w:r>
           <w:r>
             <w:rPr>
@@ -7533,47 +6240,20 @@
               <w:sz w:val="24"/>
             </w:rPr>
           </w:pPr>
-          <w:proofErr w:type="spellStart"/>
           <w:r>
             <w:rPr>
               <w:rFonts w:ascii="Segoe UI" w:hAnsi="Segoe UI" w:cs="Segoe UI"/>
               <w:sz w:val="24"/>
             </w:rPr>
-            <w:t>Mã</w:t>
+            <w:t xml:space="preserve">Mã </w:t>
           </w:r>
-          <w:proofErr w:type="spellEnd"/>
           <w:r>
             <w:rPr>
               <w:rFonts w:ascii="Segoe UI" w:hAnsi="Segoe UI" w:cs="Segoe UI"/>
               <w:sz w:val="24"/>
             </w:rPr>
-            <w:t xml:space="preserve"> </w:t>
+            <w:t>tài liệu</w:t>
           </w:r>
-          <w:proofErr w:type="spellStart"/>
-          <w:r>
-            <w:rPr>
-              <w:rFonts w:ascii="Segoe UI" w:hAnsi="Segoe UI" w:cs="Segoe UI"/>
-              <w:sz w:val="24"/>
-            </w:rPr>
-            <w:t>tài</w:t>
-          </w:r>
-          <w:proofErr w:type="spellEnd"/>
-          <w:r>
-            <w:rPr>
-              <w:rFonts w:ascii="Segoe UI" w:hAnsi="Segoe UI" w:cs="Segoe UI"/>
-              <w:sz w:val="24"/>
-            </w:rPr>
-            <w:t xml:space="preserve"> </w:t>
-          </w:r>
-          <w:proofErr w:type="spellStart"/>
-          <w:r>
-            <w:rPr>
-              <w:rFonts w:ascii="Segoe UI" w:hAnsi="Segoe UI" w:cs="Segoe UI"/>
-              <w:sz w:val="24"/>
-            </w:rPr>
-            <w:t>liệu</w:t>
-          </w:r>
-          <w:proofErr w:type="spellEnd"/>
           <w:r>
             <w:rPr>
               <w:rFonts w:ascii="Segoe UI" w:hAnsi="Segoe UI" w:cs="Segoe UI"/>
@@ -7694,53 +6374,12 @@
               <w:sz w:val="24"/>
             </w:rPr>
           </w:pPr>
-          <w:proofErr w:type="spellStart"/>
           <w:r>
             <w:rPr>
               <w:rFonts w:ascii="Segoe UI" w:hAnsi="Segoe UI" w:cs="Segoe UI"/>
               <w:sz w:val="24"/>
             </w:rPr>
-            <w:t>Lần</w:t>
-          </w:r>
-          <w:proofErr w:type="spellEnd"/>
-          <w:r>
-            <w:rPr>
-              <w:rFonts w:ascii="Segoe UI" w:hAnsi="Segoe UI" w:cs="Segoe UI"/>
-              <w:sz w:val="24"/>
-            </w:rPr>
-            <w:t xml:space="preserve"> </w:t>
-          </w:r>
-          <w:proofErr w:type="spellStart"/>
-          <w:r>
-            <w:rPr>
-              <w:rFonts w:ascii="Segoe UI" w:hAnsi="Segoe UI" w:cs="Segoe UI"/>
-              <w:sz w:val="24"/>
-            </w:rPr>
-            <w:t>soát</w:t>
-          </w:r>
-          <w:proofErr w:type="spellEnd"/>
-          <w:r>
-            <w:rPr>
-              <w:rFonts w:ascii="Segoe UI" w:hAnsi="Segoe UI" w:cs="Segoe UI"/>
-              <w:sz w:val="24"/>
-            </w:rPr>
-            <w:t xml:space="preserve"> </w:t>
-          </w:r>
-          <w:proofErr w:type="spellStart"/>
-          <w:r>
-            <w:rPr>
-              <w:rFonts w:ascii="Segoe UI" w:hAnsi="Segoe UI" w:cs="Segoe UI"/>
-              <w:sz w:val="24"/>
-            </w:rPr>
-            <w:t>xét</w:t>
-          </w:r>
-          <w:proofErr w:type="spellEnd"/>
-          <w:r>
-            <w:rPr>
-              <w:rFonts w:ascii="Segoe UI" w:hAnsi="Segoe UI" w:cs="Segoe UI"/>
-              <w:sz w:val="24"/>
-            </w:rPr>
-            <w:t>: 01</w:t>
+            <w:t>Lần soát xét: 01</w:t>
           </w:r>
         </w:p>
       </w:tc>
@@ -7818,37 +6457,12 @@
               <w:sz w:val="24"/>
             </w:rPr>
           </w:pPr>
-          <w:proofErr w:type="spellStart"/>
           <w:r>
             <w:rPr>
               <w:rFonts w:asciiTheme="majorHAnsi" w:hAnsiTheme="majorHAnsi" w:cstheme="majorHAnsi"/>
               <w:sz w:val="24"/>
             </w:rPr>
-            <w:t>Hiệu</w:t>
-          </w:r>
-          <w:proofErr w:type="spellEnd"/>
-          <w:r>
-            <w:rPr>
-              <w:rFonts w:asciiTheme="majorHAnsi" w:hAnsiTheme="majorHAnsi" w:cstheme="majorHAnsi"/>
-              <w:sz w:val="24"/>
-            </w:rPr>
-            <w:t xml:space="preserve"> </w:t>
-          </w:r>
-          <w:proofErr w:type="spellStart"/>
-          <w:r>
-            <w:rPr>
-              <w:rFonts w:asciiTheme="majorHAnsi" w:hAnsiTheme="majorHAnsi" w:cstheme="majorHAnsi"/>
-              <w:sz w:val="24"/>
-            </w:rPr>
-            <w:t>lực</w:t>
-          </w:r>
-          <w:proofErr w:type="spellEnd"/>
-          <w:r>
-            <w:rPr>
-              <w:rFonts w:asciiTheme="majorHAnsi" w:hAnsiTheme="majorHAnsi" w:cstheme="majorHAnsi"/>
-              <w:sz w:val="24"/>
-            </w:rPr>
-            <w:t>: 01/12/2025</w:t>
+            <w:t>Hiệu lực: 01/12/2025</w:t>
           </w:r>
         </w:p>
       </w:tc>
@@ -7926,37 +6540,12 @@
               <w:sz w:val="24"/>
             </w:rPr>
           </w:pPr>
-          <w:proofErr w:type="spellStart"/>
           <w:r>
             <w:rPr>
               <w:rFonts w:asciiTheme="majorHAnsi" w:hAnsiTheme="majorHAnsi" w:cstheme="majorHAnsi"/>
               <w:sz w:val="24"/>
             </w:rPr>
-            <w:t>Số</w:t>
-          </w:r>
-          <w:proofErr w:type="spellEnd"/>
-          <w:r>
-            <w:rPr>
-              <w:rFonts w:asciiTheme="majorHAnsi" w:hAnsiTheme="majorHAnsi" w:cstheme="majorHAnsi"/>
-              <w:sz w:val="24"/>
-            </w:rPr>
-            <w:t xml:space="preserve"> </w:t>
-          </w:r>
-          <w:proofErr w:type="spellStart"/>
-          <w:r>
-            <w:rPr>
-              <w:rFonts w:asciiTheme="majorHAnsi" w:hAnsiTheme="majorHAnsi" w:cstheme="majorHAnsi"/>
-              <w:sz w:val="24"/>
-            </w:rPr>
-            <w:t>trang</w:t>
-          </w:r>
-          <w:proofErr w:type="spellEnd"/>
-          <w:r>
-            <w:rPr>
-              <w:rFonts w:asciiTheme="majorHAnsi" w:hAnsiTheme="majorHAnsi" w:cstheme="majorHAnsi"/>
-              <w:sz w:val="24"/>
-            </w:rPr>
-            <w:t xml:space="preserve">: </w:t>
+            <w:t xml:space="preserve">Số trang: </w:t>
           </w:r>
           <w:r>
             <w:rPr>
@@ -11777,6 +10366,7 @@
   <w:style w:type="character" w:default="1" w:styleId="DefaultParagraphFont">
     <w:name w:val="Default Paragraph Font"/>
     <w:uiPriority w:val="1"/>
+    <w:semiHidden/>
     <w:unhideWhenUsed/>
   </w:style>
   <w:style w:type="table" w:default="1" w:styleId="TableNormal">
@@ -12634,16 +11224,19 @@
 </file>
 
 <file path=customXml/item1.xml><?xml version="1.0" encoding="utf-8"?>
-<p:properties xmlns:p="http://schemas.microsoft.com/office/2006/metadata/properties" xmlns:xsi="http://www.w3.org/2001/XMLSchema-instance" xmlns:pc="http://schemas.microsoft.com/office/infopath/2007/PartnerControls">
-  <documentManagement>
-    <Ph_x00f2_ng_x002f_Ban xmlns="c24d2cef-24be-4b2c-9922-b8147916d1f8" xsi:nil="true"/>
-    <C_x00f4_ngty xmlns="c24d2cef-24be-4b2c-9922-b8147916d1f8" xsi:nil="true"/>
-    <M_x00e3_quytr_x00ec_nh xmlns="c24d2cef-24be-4b2c-9922-b8147916d1f8" xsi:nil="true"/>
-  </documentManagement>
-</p:properties>
+<b:Sources xmlns:b="http://schemas.openxmlformats.org/officeDocument/2006/bibliography" xmlns="http://schemas.openxmlformats.org/officeDocument/2006/bibliography" SelectedStyle="\APA.XSL" StyleName="APA"/>
 </file>
 
 <file path=customXml/item2.xml><?xml version="1.0" encoding="utf-8"?>
+<?mso-contentType ?>
+<FormTemplates xmlns="http://schemas.microsoft.com/sharepoint/v3/contenttype/forms">
+  <Display>DocumentLibraryForm</Display>
+  <Edit>DocumentLibraryForm</Edit>
+  <New>DocumentLibraryForm</New>
+</FormTemplates>
+</file>
+
+<file path=customXml/item3.xml><?xml version="1.0" encoding="utf-8"?>
 <ct:contentTypeSchema xmlns:ct="http://schemas.microsoft.com/office/2006/metadata/contentType" xmlns:ma="http://schemas.microsoft.com/office/2006/metadata/properties/metaAttributes" ct:_="" ma:_="" ma:contentTypeName="Document" ma:contentTypeID="0x0101008CF238D64EFEB342B1EC489534043417" ma:contentTypeVersion="9" ma:contentTypeDescription="Create a new document." ma:contentTypeScope="" ma:versionID="83f5a524ca74c6efe996a0fcc056a957">
   <xsd:schema xmlns:xsd="http://www.w3.org/2001/XMLSchema" xmlns:xs="http://www.w3.org/2001/XMLSchema" xmlns:p="http://schemas.microsoft.com/office/2006/metadata/properties" xmlns:ns2="be9e4dba-d00c-4a96-ae86-473f4423e906" xmlns:ns3="c24d2cef-24be-4b2c-9922-b8147916d1f8" targetNamespace="http://schemas.microsoft.com/office/2006/metadata/properties" ma:root="true" ma:fieldsID="978252414e5d43b8a771d3fe8da52466" ns2:_="" ns3:_="">
     <xsd:import namespace="be9e4dba-d00c-4a96-ae86-473f4423e906"/>
@@ -12846,30 +11439,33 @@
 </ct:contentTypeSchema>
 </file>
 
-<file path=customXml/item3.xml><?xml version="1.0" encoding="utf-8"?>
-<?mso-contentType ?>
-<FormTemplates xmlns="http://schemas.microsoft.com/sharepoint/v3/contenttype/forms">
-  <Display>DocumentLibraryForm</Display>
-  <Edit>DocumentLibraryForm</Edit>
-  <New>DocumentLibraryForm</New>
-</FormTemplates>
-</file>
-
 <file path=customXml/item4.xml><?xml version="1.0" encoding="utf-8"?>
-<b:Sources xmlns:b="http://schemas.openxmlformats.org/officeDocument/2006/bibliography" xmlns="http://schemas.openxmlformats.org/officeDocument/2006/bibliography" SelectedStyle="\APA.XSL" StyleName="APA"/>
+<p:properties xmlns:p="http://schemas.microsoft.com/office/2006/metadata/properties" xmlns:xsi="http://www.w3.org/2001/XMLSchema-instance" xmlns:pc="http://schemas.microsoft.com/office/infopath/2007/PartnerControls">
+  <documentManagement>
+    <Ph_x00f2_ng_x002f_Ban xmlns="c24d2cef-24be-4b2c-9922-b8147916d1f8" xsi:nil="true"/>
+    <C_x00f4_ngty xmlns="c24d2cef-24be-4b2c-9922-b8147916d1f8" xsi:nil="true"/>
+    <M_x00e3_quytr_x00ec_nh xmlns="c24d2cef-24be-4b2c-9922-b8147916d1f8" xsi:nil="true"/>
+  </documentManagement>
+</p:properties>
 </file>
 
 <file path=customXml/itemProps1.xml><?xml version="1.0" encoding="utf-8"?>
-<ds:datastoreItem xmlns:ds="http://schemas.openxmlformats.org/officeDocument/2006/customXml" ds:itemID="{5D9FB539-940F-4F87-9FFC-AC004CA082C1}">
+<ds:datastoreItem xmlns:ds="http://schemas.openxmlformats.org/officeDocument/2006/customXml" ds:itemID="{B920D276-2BEF-4C4A-BD66-2E43BE40BB50}">
   <ds:schemaRefs>
-    <ds:schemaRef ds:uri="http://schemas.microsoft.com/office/2006/metadata/properties"/>
-    <ds:schemaRef ds:uri="http://schemas.microsoft.com/office/infopath/2007/PartnerControls"/>
-    <ds:schemaRef ds:uri="c24d2cef-24be-4b2c-9922-b8147916d1f8"/>
+    <ds:schemaRef ds:uri="http://schemas.openxmlformats.org/officeDocument/2006/bibliography"/>
   </ds:schemaRefs>
 </ds:datastoreItem>
 </file>
 
 <file path=customXml/itemProps2.xml><?xml version="1.0" encoding="utf-8"?>
+<ds:datastoreItem xmlns:ds="http://schemas.openxmlformats.org/officeDocument/2006/customXml" ds:itemID="{EDA84FCE-22DF-42AC-8088-1077750A088A}">
+  <ds:schemaRefs>
+    <ds:schemaRef ds:uri="http://schemas.microsoft.com/sharepoint/v3/contenttype/forms"/>
+  </ds:schemaRefs>
+</ds:datastoreItem>
+</file>
+
+<file path=customXml/itemProps3.xml><?xml version="1.0" encoding="utf-8"?>
 <ds:datastoreItem xmlns:ds="http://schemas.openxmlformats.org/officeDocument/2006/customXml" ds:itemID="{26C5B1F8-F62F-4E5D-9826-B1C35BC41BE5}">
   <ds:schemaRefs>
     <ds:schemaRef ds:uri="http://schemas.microsoft.com/office/2006/metadata/contentType"/>
@@ -12888,18 +11484,12 @@
 </ds:datastoreItem>
 </file>
 
-<file path=customXml/itemProps3.xml><?xml version="1.0" encoding="utf-8"?>
-<ds:datastoreItem xmlns:ds="http://schemas.openxmlformats.org/officeDocument/2006/customXml" ds:itemID="{EDA84FCE-22DF-42AC-8088-1077750A088A}">
+<file path=customXml/itemProps4.xml><?xml version="1.0" encoding="utf-8"?>
+<ds:datastoreItem xmlns:ds="http://schemas.openxmlformats.org/officeDocument/2006/customXml" ds:itemID="{5D9FB539-940F-4F87-9FFC-AC004CA082C1}">
   <ds:schemaRefs>
-    <ds:schemaRef ds:uri="http://schemas.microsoft.com/sharepoint/v3/contenttype/forms"/>
-  </ds:schemaRefs>
-</ds:datastoreItem>
-</file>
-
-<file path=customXml/itemProps4.xml><?xml version="1.0" encoding="utf-8"?>
-<ds:datastoreItem xmlns:ds="http://schemas.openxmlformats.org/officeDocument/2006/customXml" ds:itemID="{B920D276-2BEF-4C4A-BD66-2E43BE40BB50}">
-  <ds:schemaRefs>
-    <ds:schemaRef ds:uri="http://schemas.openxmlformats.org/officeDocument/2006/bibliography"/>
+    <ds:schemaRef ds:uri="http://schemas.microsoft.com/office/2006/metadata/properties"/>
+    <ds:schemaRef ds:uri="http://schemas.microsoft.com/office/infopath/2007/PartnerControls"/>
+    <ds:schemaRef ds:uri="c24d2cef-24be-4b2c-9922-b8147916d1f8"/>
   </ds:schemaRefs>
 </ds:datastoreItem>
 </file>